--- a/Интеллектуальный анализ данных/Лабораторные работы/ЛР2/Лабораторная работа #2.docx
+++ b/Интеллектуальный анализ данных/Лабораторные работы/ЛР2/Лабораторная работа #2.docx
@@ -1,6 +1,6 @@
 
 <file path=word/document.xml><?xml version="1.0" encoding="utf-8"?>
-<w:document xmlns:wpc="http://schemas.microsoft.com/office/word/2010/wordprocessingCanvas" xmlns:cx="http://schemas.microsoft.com/office/drawing/2014/chartex" xmlns:cx1="http://schemas.microsoft.com/office/drawing/2015/9/8/chartex" xmlns:cx2="http://schemas.microsoft.com/office/drawing/2015/10/21/chartex" xmlns:cx3="http://schemas.microsoft.com/office/drawing/2016/5/9/chartex" xmlns:cx4="http://schemas.microsoft.com/office/drawing/2016/5/10/chartex" xmlns:cx5="http://schemas.microsoft.com/office/drawing/2016/5/11/chartex" xmlns:cx6="http://schemas.microsoft.com/office/drawing/2016/5/12/chartex" xmlns:cx7="http://schemas.microsoft.com/office/drawing/2016/5/13/chartex" xmlns:cx8="http://schemas.microsoft.com/office/drawing/2016/5/14/chartex" xmlns:mc="http://schemas.openxmlformats.org/markup-compatibility/2006" xmlns:aink="http://schemas.microsoft.com/office/drawing/2016/ink" xmlns:am3d="http://schemas.microsoft.com/office/drawing/2017/model3d" xmlns:o="urn:schemas-microsoft-com:office:office" xmlns:r="http://schemas.openxmlformats.org/officeDocument/2006/relationships" xmlns:m="http://schemas.openxmlformats.org/officeDocument/2006/math" xmlns:v="urn:schemas-microsoft-com:vml" xmlns:wp14="http://schemas.microsoft.com/office/word/2010/wordprocessingDrawing" xmlns:wp="http://schemas.openxmlformats.org/drawingml/2006/wordprocessingDrawing" xmlns:w10="urn:schemas-microsoft-com:office:word" xmlns:w="http://schemas.openxmlformats.org/wordprocessingml/2006/main" xmlns:w14="http://schemas.microsoft.com/office/word/2010/wordml" xmlns:w15="http://schemas.microsoft.com/office/word/2012/wordml" xmlns:w16cex="http://schemas.microsoft.com/office/word/2018/wordml/cex" xmlns:w16cid="http://schemas.microsoft.com/office/word/2016/wordml/cid" xmlns:w16="http://schemas.microsoft.com/office/word/2018/wordml" xmlns:w16sdtdh="http://schemas.microsoft.com/office/word/2020/wordml/sdtdatahash" xmlns:w16se="http://schemas.microsoft.com/office/word/2015/wordml/symex" xmlns:wpg="http://schemas.microsoft.com/office/word/2010/wordprocessingGroup" xmlns:wpi="http://schemas.microsoft.com/office/word/2010/wordprocessingInk" xmlns:wne="http://schemas.microsoft.com/office/word/2006/wordml" xmlns:wps="http://schemas.microsoft.com/office/word/2010/wordprocessingShape" mc:Ignorable="w14 w15 w16se w16cid w16 w16cex w16sdtdh wp14">
+<w:document xmlns:wpc="http://schemas.microsoft.com/office/word/2010/wordprocessingCanvas" xmlns:cx="http://schemas.microsoft.com/office/drawing/2014/chartex" xmlns:cx1="http://schemas.microsoft.com/office/drawing/2015/9/8/chartex" xmlns:cx2="http://schemas.microsoft.com/office/drawing/2015/10/21/chartex" xmlns:cx3="http://schemas.microsoft.com/office/drawing/2016/5/9/chartex" xmlns:cx4="http://schemas.microsoft.com/office/drawing/2016/5/10/chartex" xmlns:cx5="http://schemas.microsoft.com/office/drawing/2016/5/11/chartex" xmlns:cx6="http://schemas.microsoft.com/office/drawing/2016/5/12/chartex" xmlns:cx7="http://schemas.microsoft.com/office/drawing/2016/5/13/chartex" xmlns:cx8="http://schemas.microsoft.com/office/drawing/2016/5/14/chartex" xmlns:mc="http://schemas.openxmlformats.org/markup-compatibility/2006" xmlns:aink="http://schemas.microsoft.com/office/drawing/2016/ink" xmlns:am3d="http://schemas.microsoft.com/office/drawing/2017/model3d" xmlns:o="urn:schemas-microsoft-com:office:office" xmlns:oel="http://schemas.microsoft.com/office/2019/extlst" xmlns:r="http://schemas.openxmlformats.org/officeDocument/2006/relationships" xmlns:m="http://schemas.openxmlformats.org/officeDocument/2006/math" xmlns:v="urn:schemas-microsoft-com:vml" xmlns:wp14="http://schemas.microsoft.com/office/word/2010/wordprocessingDrawing" xmlns:wp="http://schemas.openxmlformats.org/drawingml/2006/wordprocessingDrawing" xmlns:w10="urn:schemas-microsoft-com:office:word" xmlns:w="http://schemas.openxmlformats.org/wordprocessingml/2006/main" xmlns:w14="http://schemas.microsoft.com/office/word/2010/wordml" xmlns:w15="http://schemas.microsoft.com/office/word/2012/wordml" xmlns:w16cex="http://schemas.microsoft.com/office/word/2018/wordml/cex" xmlns:w16cid="http://schemas.microsoft.com/office/word/2016/wordml/cid" xmlns:w16="http://schemas.microsoft.com/office/word/2018/wordml" xmlns:w16du="http://schemas.microsoft.com/office/word/2023/wordml/word16du" xmlns:w16sdtdh="http://schemas.microsoft.com/office/word/2020/wordml/sdtdatahash" xmlns:w16sdtfl="http://schemas.microsoft.com/office/word/2024/wordml/sdtformatlock" xmlns:w16se="http://schemas.microsoft.com/office/word/2015/wordml/symex" xmlns:wpg="http://schemas.microsoft.com/office/word/2010/wordprocessingGroup" xmlns:wpi="http://schemas.microsoft.com/office/word/2010/wordprocessingInk" xmlns:wne="http://schemas.microsoft.com/office/word/2006/wordml" xmlns:wps="http://schemas.microsoft.com/office/word/2010/wordprocessingShape" mc:Ignorable="w14 w15 w16se w16cid w16 w16cex w16sdtdh w16sdtfl w16du wp14">
   <w:body>
     <w:p>
       <w:pPr>
@@ -15,9 +15,6 @@
     <w:p>
       <w:pPr>
         <w:pStyle w:val="a7"/>
-        <w:rPr>
-          <w:lang w:val="en-US"/>
-        </w:rPr>
       </w:pPr>
       <w:r>
         <w:t>Корреляционный и регрессионный анализ данных. Создание набора данных.</w:t>
@@ -29,13 +26,7 @@
         <w:t>Корреляционный и регрессионный анализ данных. Работа с диаграммами</w:t>
       </w:r>
       <w:r>
-        <w:t xml:space="preserve">. </w:t>
-      </w:r>
-      <w:r>
-        <w:t>Корреляционный и регрессионный анализ данных. Исследование тесноты взаимосвязей данных в среде R</w:t>
-      </w:r>
-      <w:r>
-        <w:t xml:space="preserve">. </w:t>
+        <w:t xml:space="preserve">. Корреляционный и регрессионный анализ данных. Исследование тесноты взаимосвязей данных в среде R. </w:t>
       </w:r>
       <w:r>
         <w:t xml:space="preserve">Корреляционный и регрессионный анализ данных. Множественная линейная регрессия. </w:t>
@@ -94,17 +85,11 @@
     <w:p>
       <w:pPr>
         <w:pStyle w:val="a5"/>
-        <w:rPr>
-          <w:lang w:val="en-US"/>
-        </w:rPr>
       </w:pPr>
       <w:r>
         <w:t>Цели для 2.2</w:t>
       </w:r>
       <w:r>
-        <w:rPr>
-          <w:lang w:val="en-US"/>
-        </w:rPr>
         <w:t>:</w:t>
       </w:r>
     </w:p>
@@ -173,17 +158,11 @@
     <w:p>
       <w:pPr>
         <w:pStyle w:val="a5"/>
-        <w:rPr>
-          <w:lang w:val="en-US"/>
-        </w:rPr>
       </w:pPr>
       <w:r>
         <w:t>Цели для 2.3</w:t>
       </w:r>
       <w:r>
-        <w:rPr>
-          <w:lang w:val="en-US"/>
-        </w:rPr>
         <w:t>:</w:t>
       </w:r>
     </w:p>
@@ -201,17 +180,11 @@
     <w:p>
       <w:pPr>
         <w:pStyle w:val="a5"/>
-        <w:rPr>
-          <w:lang w:val="en-US"/>
-        </w:rPr>
       </w:pPr>
       <w:r>
         <w:t>Цели для 2.4</w:t>
       </w:r>
       <w:r>
-        <w:rPr>
-          <w:lang w:val="en-US"/>
-        </w:rPr>
         <w:t>:</w:t>
       </w:r>
     </w:p>
@@ -15906,14 +15879,7 @@
           <w:rFonts w:cs="Times New Roman"/>
           <w:szCs w:val="28"/>
         </w:rPr>
-        <w:t>Ход работы</w:t>
-      </w:r>
-      <w:r>
-        <w:rPr>
-          <w:rFonts w:cs="Times New Roman"/>
-          <w:szCs w:val="28"/>
-        </w:rPr>
-        <w:t xml:space="preserve"> для 2.2</w:t>
+        <w:t>Ход работы для 2.2</w:t>
       </w:r>
       <w:r>
         <w:rPr>
@@ -17186,8 +17152,17 @@
           <w:rFonts w:cs="Times New Roman"/>
           <w:szCs w:val="28"/>
         </w:rPr>
-        <w:t>Листинг 1 – Код с коментариями</w:t>
-      </w:r>
+        <w:t xml:space="preserve">Листинг 1 – Код с </w:t>
+      </w:r>
+      <w:proofErr w:type="spellStart"/>
+      <w:r>
+        <w:rPr>
+          <w:rFonts w:cs="Times New Roman"/>
+          <w:szCs w:val="28"/>
+        </w:rPr>
+        <w:t>коментариями</w:t>
+      </w:r>
+      <w:proofErr w:type="spellEnd"/>
     </w:p>
     <w:p>
       <w:pPr>
@@ -17246,224 +17221,329 @@
           <w:lang w:val="en-US"/>
         </w:rPr>
       </w:pPr>
+      <w:proofErr w:type="spellStart"/>
       <w:r>
         <w:rPr>
           <w:rFonts w:ascii="Courier New" w:hAnsi="Courier New" w:cs="Courier New"/>
           <w:sz w:val="24"/>
           <w:lang w:val="en-US"/>
         </w:rPr>
-        <w:t xml:space="preserve">opar &lt;- par(no.readonly=TRUE)   </w:t>
-      </w:r>
-    </w:p>
-    <w:p>
-      <w:pPr>
-        <w:ind w:firstLine="0"/>
-        <w:rPr>
-          <w:rFonts w:ascii="Courier New" w:hAnsi="Courier New" w:cs="Courier New"/>
-          <w:sz w:val="24"/>
-        </w:rPr>
-      </w:pPr>
-      <w:r>
-        <w:rPr>
-          <w:rFonts w:ascii="Courier New" w:hAnsi="Courier New" w:cs="Courier New"/>
-          <w:sz w:val="24"/>
-        </w:rPr>
-        <w:t># Возврат параметров, чтобы вновь использовать</w:t>
-      </w:r>
-    </w:p>
-    <w:p>
-      <w:pPr>
-        <w:ind w:firstLine="0"/>
-        <w:rPr>
-          <w:rFonts w:ascii="Courier New" w:hAnsi="Courier New" w:cs="Courier New"/>
-          <w:sz w:val="24"/>
-        </w:rPr>
-      </w:pPr>
-      <w:r>
-        <w:rPr>
-          <w:rFonts w:ascii="Courier New" w:hAnsi="Courier New" w:cs="Courier New"/>
-          <w:sz w:val="24"/>
-        </w:rPr>
-        <w:t>par(mar=c(5, 4, 4, 8) + 0.1)    # Задание отступов</w:t>
-      </w:r>
-    </w:p>
-    <w:p>
-      <w:pPr>
-        <w:ind w:firstLine="0"/>
-        <w:rPr>
-          <w:rFonts w:ascii="Courier New" w:hAnsi="Courier New" w:cs="Courier New"/>
-          <w:sz w:val="24"/>
-        </w:rPr>
-      </w:pPr>
-      <w:r>
-        <w:rPr>
-          <w:rFonts w:ascii="Courier New" w:hAnsi="Courier New" w:cs="Courier New"/>
-          <w:sz w:val="24"/>
-        </w:rPr>
-        <w:t>plot(x, y, type="b", pch=21, col="red", yaxt="n", lty=3, ann=FALSE) # отрисовка красной прямой</w:t>
-      </w:r>
-    </w:p>
-    <w:p>
-      <w:pPr>
-        <w:ind w:firstLine="0"/>
+        <w:t>opar</w:t>
+      </w:r>
+      <w:proofErr w:type="spellEnd"/>
+      <w:r>
         <w:rPr>
           <w:rFonts w:ascii="Courier New" w:hAnsi="Courier New" w:cs="Courier New"/>
           <w:sz w:val="24"/>
           <w:lang w:val="en-US"/>
         </w:rPr>
-      </w:pPr>
+        <w:t xml:space="preserve"> &lt;- par(</w:t>
+      </w:r>
+      <w:proofErr w:type="spellStart"/>
       <w:r>
         <w:rPr>
           <w:rFonts w:ascii="Courier New" w:hAnsi="Courier New" w:cs="Courier New"/>
           <w:sz w:val="24"/>
           <w:lang w:val="en-US"/>
         </w:rPr>
-        <w:t xml:space="preserve">lines(x, z, type="b", pch=22, col="blue", lty=2) </w:t>
-      </w:r>
-    </w:p>
-    <w:p>
-      <w:pPr>
-        <w:ind w:firstLine="0"/>
-        <w:rPr>
-          <w:rFonts w:ascii="Courier New" w:hAnsi="Courier New" w:cs="Courier New"/>
-          <w:sz w:val="24"/>
-        </w:rPr>
-      </w:pPr>
-      <w:r>
-        <w:rPr>
-          <w:rFonts w:ascii="Courier New" w:hAnsi="Courier New" w:cs="Courier New"/>
-          <w:sz w:val="24"/>
-        </w:rPr>
-        <w:t># Отрисовка зависимости x от z</w:t>
-      </w:r>
-    </w:p>
-    <w:p>
-      <w:pPr>
-        <w:ind w:firstLine="0"/>
-        <w:rPr>
-          <w:rFonts w:ascii="Courier New" w:hAnsi="Courier New" w:cs="Courier New"/>
-          <w:sz w:val="24"/>
-        </w:rPr>
-      </w:pPr>
+        <w:t>no.readonly</w:t>
+      </w:r>
+      <w:proofErr w:type="spellEnd"/>
       <w:r>
         <w:rPr>
           <w:rFonts w:ascii="Courier New" w:hAnsi="Courier New" w:cs="Courier New"/>
           <w:sz w:val="24"/>
           <w:lang w:val="en-US"/>
         </w:rPr>
-        <w:t>axis</w:t>
-      </w:r>
-      <w:r>
+        <w:t xml:space="preserve">=TRUE)   </w:t>
+      </w:r>
+    </w:p>
+    <w:p>
+      <w:pPr>
+        <w:ind w:firstLine="0"/>
         <w:rPr>
           <w:rFonts w:ascii="Courier New" w:hAnsi="Courier New" w:cs="Courier New"/>
           <w:sz w:val="24"/>
         </w:rPr>
-        <w:t xml:space="preserve">(2, </w:t>
-      </w:r>
-      <w:r>
+      </w:pPr>
+      <w:r>
+        <w:rPr>
+          <w:rFonts w:ascii="Courier New" w:hAnsi="Courier New" w:cs="Courier New"/>
+          <w:sz w:val="24"/>
+        </w:rPr>
+        <w:t># Возврат параметров, чтобы вновь использовать</w:t>
+      </w:r>
+    </w:p>
+    <w:p>
+      <w:pPr>
+        <w:ind w:firstLine="0"/>
+        <w:rPr>
+          <w:rFonts w:ascii="Courier New" w:hAnsi="Courier New" w:cs="Courier New"/>
+          <w:sz w:val="24"/>
+        </w:rPr>
+      </w:pPr>
+      <w:proofErr w:type="spellStart"/>
+      <w:r>
+        <w:rPr>
+          <w:rFonts w:ascii="Courier New" w:hAnsi="Courier New" w:cs="Courier New"/>
+          <w:sz w:val="24"/>
+        </w:rPr>
+        <w:t>par</w:t>
+      </w:r>
+      <w:proofErr w:type="spellEnd"/>
+      <w:r>
+        <w:rPr>
+          <w:rFonts w:ascii="Courier New" w:hAnsi="Courier New" w:cs="Courier New"/>
+          <w:sz w:val="24"/>
+        </w:rPr>
+        <w:t>(</w:t>
+      </w:r>
+      <w:proofErr w:type="spellStart"/>
+      <w:r>
+        <w:rPr>
+          <w:rFonts w:ascii="Courier New" w:hAnsi="Courier New" w:cs="Courier New"/>
+          <w:sz w:val="24"/>
+        </w:rPr>
+        <w:t>mar</w:t>
+      </w:r>
+      <w:proofErr w:type="spellEnd"/>
+      <w:r>
+        <w:rPr>
+          <w:rFonts w:ascii="Courier New" w:hAnsi="Courier New" w:cs="Courier New"/>
+          <w:sz w:val="24"/>
+        </w:rPr>
+        <w:t>=c(5, 4, 4, 8) + 0.1)    # Задание отступов</w:t>
+      </w:r>
+    </w:p>
+    <w:p>
+      <w:pPr>
+        <w:ind w:firstLine="0"/>
+        <w:rPr>
+          <w:rFonts w:ascii="Courier New" w:hAnsi="Courier New" w:cs="Courier New"/>
+          <w:sz w:val="24"/>
+        </w:rPr>
+      </w:pPr>
+      <w:proofErr w:type="spellStart"/>
+      <w:r>
+        <w:rPr>
+          <w:rFonts w:ascii="Courier New" w:hAnsi="Courier New" w:cs="Courier New"/>
+          <w:sz w:val="24"/>
+        </w:rPr>
+        <w:t>plot</w:t>
+      </w:r>
+      <w:proofErr w:type="spellEnd"/>
+      <w:r>
+        <w:rPr>
+          <w:rFonts w:ascii="Courier New" w:hAnsi="Courier New" w:cs="Courier New"/>
+          <w:sz w:val="24"/>
+        </w:rPr>
+        <w:t xml:space="preserve">(x, y, </w:t>
+      </w:r>
+      <w:proofErr w:type="spellStart"/>
+      <w:r>
+        <w:rPr>
+          <w:rFonts w:ascii="Courier New" w:hAnsi="Courier New" w:cs="Courier New"/>
+          <w:sz w:val="24"/>
+        </w:rPr>
+        <w:t>type</w:t>
+      </w:r>
+      <w:proofErr w:type="spellEnd"/>
+      <w:r>
+        <w:rPr>
+          <w:rFonts w:ascii="Courier New" w:hAnsi="Courier New" w:cs="Courier New"/>
+          <w:sz w:val="24"/>
+        </w:rPr>
+        <w:t xml:space="preserve">="b", </w:t>
+      </w:r>
+      <w:proofErr w:type="spellStart"/>
+      <w:r>
+        <w:rPr>
+          <w:rFonts w:ascii="Courier New" w:hAnsi="Courier New" w:cs="Courier New"/>
+          <w:sz w:val="24"/>
+        </w:rPr>
+        <w:t>pch</w:t>
+      </w:r>
+      <w:proofErr w:type="spellEnd"/>
+      <w:r>
+        <w:rPr>
+          <w:rFonts w:ascii="Courier New" w:hAnsi="Courier New" w:cs="Courier New"/>
+          <w:sz w:val="24"/>
+        </w:rPr>
+        <w:t xml:space="preserve">=21, </w:t>
+      </w:r>
+      <w:proofErr w:type="spellStart"/>
+      <w:r>
+        <w:rPr>
+          <w:rFonts w:ascii="Courier New" w:hAnsi="Courier New" w:cs="Courier New"/>
+          <w:sz w:val="24"/>
+        </w:rPr>
+        <w:t>col</w:t>
+      </w:r>
+      <w:proofErr w:type="spellEnd"/>
+      <w:r>
+        <w:rPr>
+          <w:rFonts w:ascii="Courier New" w:hAnsi="Courier New" w:cs="Courier New"/>
+          <w:sz w:val="24"/>
+        </w:rPr>
+        <w:t>="</w:t>
+      </w:r>
+      <w:proofErr w:type="spellStart"/>
+      <w:r>
+        <w:rPr>
+          <w:rFonts w:ascii="Courier New" w:hAnsi="Courier New" w:cs="Courier New"/>
+          <w:sz w:val="24"/>
+        </w:rPr>
+        <w:t>red</w:t>
+      </w:r>
+      <w:proofErr w:type="spellEnd"/>
+      <w:r>
+        <w:rPr>
+          <w:rFonts w:ascii="Courier New" w:hAnsi="Courier New" w:cs="Courier New"/>
+          <w:sz w:val="24"/>
+        </w:rPr>
+        <w:t xml:space="preserve">", </w:t>
+      </w:r>
+      <w:proofErr w:type="spellStart"/>
+      <w:r>
+        <w:rPr>
+          <w:rFonts w:ascii="Courier New" w:hAnsi="Courier New" w:cs="Courier New"/>
+          <w:sz w:val="24"/>
+        </w:rPr>
+        <w:t>yaxt</w:t>
+      </w:r>
+      <w:proofErr w:type="spellEnd"/>
+      <w:r>
+        <w:rPr>
+          <w:rFonts w:ascii="Courier New" w:hAnsi="Courier New" w:cs="Courier New"/>
+          <w:sz w:val="24"/>
+        </w:rPr>
+        <w:t xml:space="preserve">="n", </w:t>
+      </w:r>
+      <w:proofErr w:type="spellStart"/>
+      <w:r>
+        <w:rPr>
+          <w:rFonts w:ascii="Courier New" w:hAnsi="Courier New" w:cs="Courier New"/>
+          <w:sz w:val="24"/>
+        </w:rPr>
+        <w:t>lty</w:t>
+      </w:r>
+      <w:proofErr w:type="spellEnd"/>
+      <w:r>
+        <w:rPr>
+          <w:rFonts w:ascii="Courier New" w:hAnsi="Courier New" w:cs="Courier New"/>
+          <w:sz w:val="24"/>
+        </w:rPr>
+        <w:t xml:space="preserve">=3, </w:t>
+      </w:r>
+      <w:proofErr w:type="spellStart"/>
+      <w:r>
+        <w:rPr>
+          <w:rFonts w:ascii="Courier New" w:hAnsi="Courier New" w:cs="Courier New"/>
+          <w:sz w:val="24"/>
+        </w:rPr>
+        <w:t>ann</w:t>
+      </w:r>
+      <w:proofErr w:type="spellEnd"/>
+      <w:r>
+        <w:rPr>
+          <w:rFonts w:ascii="Courier New" w:hAnsi="Courier New" w:cs="Courier New"/>
+          <w:sz w:val="24"/>
+        </w:rPr>
+        <w:t>=FALSE) # отрисовка красной прямой</w:t>
+      </w:r>
+    </w:p>
+    <w:p>
+      <w:pPr>
+        <w:ind w:firstLine="0"/>
         <w:rPr>
           <w:rFonts w:ascii="Courier New" w:hAnsi="Courier New" w:cs="Courier New"/>
           <w:sz w:val="24"/>
           <w:lang w:val="en-US"/>
         </w:rPr>
-        <w:t>at</w:t>
-      </w:r>
-      <w:r>
-        <w:rPr>
-          <w:rFonts w:ascii="Courier New" w:hAnsi="Courier New" w:cs="Courier New"/>
-          <w:sz w:val="24"/>
-        </w:rPr>
-        <w:t>=</w:t>
-      </w:r>
+      </w:pPr>
       <w:r>
         <w:rPr>
           <w:rFonts w:ascii="Courier New" w:hAnsi="Courier New" w:cs="Courier New"/>
           <w:sz w:val="24"/>
           <w:lang w:val="en-US"/>
         </w:rPr>
-        <w:t>x</w:t>
-      </w:r>
-      <w:r>
-        <w:rPr>
-          <w:rFonts w:ascii="Courier New" w:hAnsi="Courier New" w:cs="Courier New"/>
-          <w:sz w:val="24"/>
-        </w:rPr>
-        <w:t xml:space="preserve">, </w:t>
-      </w:r>
+        <w:t xml:space="preserve">lines(x, z, type="b", </w:t>
+      </w:r>
+      <w:proofErr w:type="spellStart"/>
       <w:r>
         <w:rPr>
           <w:rFonts w:ascii="Courier New" w:hAnsi="Courier New" w:cs="Courier New"/>
           <w:sz w:val="24"/>
           <w:lang w:val="en-US"/>
         </w:rPr>
-        <w:t>labels</w:t>
-      </w:r>
-      <w:r>
-        <w:rPr>
-          <w:rFonts w:ascii="Courier New" w:hAnsi="Courier New" w:cs="Courier New"/>
-          <w:sz w:val="24"/>
-        </w:rPr>
-        <w:t>=</w:t>
-      </w:r>
+        <w:t>pch</w:t>
+      </w:r>
+      <w:proofErr w:type="spellEnd"/>
       <w:r>
         <w:rPr>
           <w:rFonts w:ascii="Courier New" w:hAnsi="Courier New" w:cs="Courier New"/>
           <w:sz w:val="24"/>
           <w:lang w:val="en-US"/>
         </w:rPr>
-        <w:t>x</w:t>
-      </w:r>
-      <w:r>
-        <w:rPr>
-          <w:rFonts w:ascii="Courier New" w:hAnsi="Courier New" w:cs="Courier New"/>
-          <w:sz w:val="24"/>
-        </w:rPr>
-        <w:t xml:space="preserve">, </w:t>
-      </w:r>
+        <w:t xml:space="preserve">=22, col="blue", </w:t>
+      </w:r>
+      <w:proofErr w:type="spellStart"/>
       <w:r>
         <w:rPr>
           <w:rFonts w:ascii="Courier New" w:hAnsi="Courier New" w:cs="Courier New"/>
           <w:sz w:val="24"/>
           <w:lang w:val="en-US"/>
         </w:rPr>
-        <w:t>col</w:t>
-      </w:r>
-      <w:r>
-        <w:rPr>
-          <w:rFonts w:ascii="Courier New" w:hAnsi="Courier New" w:cs="Courier New"/>
-          <w:sz w:val="24"/>
-        </w:rPr>
-        <w:t>.</w:t>
-      </w:r>
+        <w:t>lty</w:t>
+      </w:r>
+      <w:proofErr w:type="spellEnd"/>
       <w:r>
         <w:rPr>
           <w:rFonts w:ascii="Courier New" w:hAnsi="Courier New" w:cs="Courier New"/>
           <w:sz w:val="24"/>
           <w:lang w:val="en-US"/>
         </w:rPr>
-        <w:t>axis</w:t>
-      </w:r>
-      <w:r>
+        <w:t xml:space="preserve">=2) </w:t>
+      </w:r>
+    </w:p>
+    <w:p>
+      <w:pPr>
+        <w:ind w:firstLine="0"/>
         <w:rPr>
           <w:rFonts w:ascii="Courier New" w:hAnsi="Courier New" w:cs="Courier New"/>
           <w:sz w:val="24"/>
         </w:rPr>
-        <w:t>="</w:t>
-      </w:r>
+      </w:pPr>
+      <w:r>
+        <w:rPr>
+          <w:rFonts w:ascii="Courier New" w:hAnsi="Courier New" w:cs="Courier New"/>
+          <w:sz w:val="24"/>
+        </w:rPr>
+        <w:t># Отрисовка зависимости x от z</w:t>
+      </w:r>
+    </w:p>
+    <w:p>
+      <w:pPr>
+        <w:ind w:firstLine="0"/>
+        <w:rPr>
+          <w:rFonts w:ascii="Courier New" w:hAnsi="Courier New" w:cs="Courier New"/>
+          <w:sz w:val="24"/>
+        </w:rPr>
+      </w:pPr>
       <w:r>
         <w:rPr>
           <w:rFonts w:ascii="Courier New" w:hAnsi="Courier New" w:cs="Courier New"/>
           <w:sz w:val="24"/>
           <w:lang w:val="en-US"/>
         </w:rPr>
-        <w:t>red</w:t>
+        <w:t>axis</w:t>
       </w:r>
       <w:r>
         <w:rPr>
           <w:rFonts w:ascii="Courier New" w:hAnsi="Courier New" w:cs="Courier New"/>
           <w:sz w:val="24"/>
         </w:rPr>
-        <w:t xml:space="preserve">", </w:t>
+        <w:t xml:space="preserve">(2, </w:t>
       </w:r>
       <w:r>
         <w:rPr>
@@ -17471,72 +17551,14 @@
           <w:sz w:val="24"/>
           <w:lang w:val="en-US"/>
         </w:rPr>
-        <w:t>las</w:t>
+        <w:t>at</w:t>
       </w:r>
       <w:r>
         <w:rPr>
           <w:rFonts w:ascii="Courier New" w:hAnsi="Courier New" w:cs="Courier New"/>
           <w:sz w:val="24"/>
         </w:rPr>
-        <w:t xml:space="preserve">=2) </w:t>
-      </w:r>
-    </w:p>
-    <w:p>
-      <w:pPr>
-        <w:ind w:firstLine="0"/>
-        <w:rPr>
-          <w:rFonts w:ascii="Courier New" w:hAnsi="Courier New" w:cs="Courier New"/>
-          <w:sz w:val="24"/>
-        </w:rPr>
-      </w:pPr>
-      <w:r>
-        <w:rPr>
-          <w:rFonts w:ascii="Courier New" w:hAnsi="Courier New" w:cs="Courier New"/>
-          <w:sz w:val="24"/>
-        </w:rPr>
-        <w:t xml:space="preserve"># </w:t>
-      </w:r>
-      <w:r>
-        <w:rPr>
-          <w:rFonts w:ascii="Courier New" w:hAnsi="Courier New" w:cs="Courier New"/>
-          <w:sz w:val="24"/>
-        </w:rPr>
-        <w:t>Отрисовка</w:t>
-      </w:r>
-      <w:r>
-        <w:rPr>
-          <w:rFonts w:ascii="Courier New" w:hAnsi="Courier New" w:cs="Courier New"/>
-          <w:sz w:val="24"/>
-        </w:rPr>
-        <w:t xml:space="preserve"> </w:t>
-      </w:r>
-      <w:r>
-        <w:rPr>
-          <w:rFonts w:ascii="Courier New" w:hAnsi="Courier New" w:cs="Courier New"/>
-          <w:sz w:val="24"/>
-        </w:rPr>
-        <w:t>оси</w:t>
-      </w:r>
-      <w:r>
-        <w:rPr>
-          <w:rFonts w:ascii="Courier New" w:hAnsi="Courier New" w:cs="Courier New"/>
-          <w:sz w:val="24"/>
-        </w:rPr>
-        <w:t xml:space="preserve"> </w:t>
-      </w:r>
-      <w:r>
-        <w:rPr>
-          <w:rFonts w:ascii="Courier New" w:hAnsi="Courier New" w:cs="Courier New"/>
-          <w:sz w:val="24"/>
-        </w:rPr>
-        <w:t>для</w:t>
-      </w:r>
-      <w:r>
-        <w:rPr>
-          <w:rFonts w:ascii="Courier New" w:hAnsi="Courier New" w:cs="Courier New"/>
-          <w:sz w:val="24"/>
-        </w:rPr>
-        <w:t xml:space="preserve"> </w:t>
+        <w:t>=</w:t>
       </w:r>
       <w:r>
         <w:rPr>
@@ -17546,30 +17568,42 @@
         </w:rPr>
         <w:t>x</w:t>
       </w:r>
-    </w:p>
-    <w:p>
-      <w:pPr>
-        <w:ind w:firstLine="0"/>
+      <w:r>
+        <w:rPr>
+          <w:rFonts w:ascii="Courier New" w:hAnsi="Courier New" w:cs="Courier New"/>
+          <w:sz w:val="24"/>
+        </w:rPr>
+        <w:t xml:space="preserve">, </w:t>
+      </w:r>
+      <w:r>
         <w:rPr>
           <w:rFonts w:ascii="Courier New" w:hAnsi="Courier New" w:cs="Courier New"/>
           <w:sz w:val="24"/>
           <w:lang w:val="en-US"/>
         </w:rPr>
-      </w:pPr>
+        <w:t>labels</w:t>
+      </w:r>
+      <w:r>
+        <w:rPr>
+          <w:rFonts w:ascii="Courier New" w:hAnsi="Courier New" w:cs="Courier New"/>
+          <w:sz w:val="24"/>
+        </w:rPr>
+        <w:t>=</w:t>
+      </w:r>
       <w:r>
         <w:rPr>
           <w:rFonts w:ascii="Courier New" w:hAnsi="Courier New" w:cs="Courier New"/>
           <w:sz w:val="24"/>
           <w:lang w:val="en-US"/>
         </w:rPr>
-        <w:t xml:space="preserve">axis(4, at=z, labels=round(z, digits=2), col.axis="blue", las=2, cex.axis=0.7, tck=-.01) # </w:t>
+        <w:t>x</w:t>
       </w:r>
       <w:r>
         <w:rPr>
           <w:rFonts w:ascii="Courier New" w:hAnsi="Courier New" w:cs="Courier New"/>
           <w:sz w:val="24"/>
         </w:rPr>
-        <w:t>Отрисовка</w:t>
+        <w:t xml:space="preserve">, </w:t>
       </w:r>
       <w:r>
         <w:rPr>
@@ -17577,14 +17611,14 @@
           <w:sz w:val="24"/>
           <w:lang w:val="en-US"/>
         </w:rPr>
-        <w:t xml:space="preserve"> </w:t>
+        <w:t>col</w:t>
       </w:r>
       <w:r>
         <w:rPr>
           <w:rFonts w:ascii="Courier New" w:hAnsi="Courier New" w:cs="Courier New"/>
           <w:sz w:val="24"/>
         </w:rPr>
-        <w:t>оси</w:t>
+        <w:t>.</w:t>
       </w:r>
       <w:r>
         <w:rPr>
@@ -17592,14 +17626,14 @@
           <w:sz w:val="24"/>
           <w:lang w:val="en-US"/>
         </w:rPr>
-        <w:t xml:space="preserve"> </w:t>
+        <w:t>axis</w:t>
       </w:r>
       <w:r>
         <w:rPr>
           <w:rFonts w:ascii="Courier New" w:hAnsi="Courier New" w:cs="Courier New"/>
           <w:sz w:val="24"/>
         </w:rPr>
-        <w:t>для</w:t>
+        <w:t>="</w:t>
       </w:r>
       <w:r>
         <w:rPr>
@@ -17607,79 +17641,378 @@
           <w:sz w:val="24"/>
           <w:lang w:val="en-US"/>
         </w:rPr>
-        <w:t xml:space="preserve"> z</w:t>
-      </w:r>
-    </w:p>
-    <w:p>
-      <w:pPr>
-        <w:ind w:firstLine="0"/>
+        <w:t>red</w:t>
+      </w:r>
+      <w:r>
+        <w:rPr>
+          <w:rFonts w:ascii="Courier New" w:hAnsi="Courier New" w:cs="Courier New"/>
+          <w:sz w:val="24"/>
+        </w:rPr>
+        <w:t xml:space="preserve">", </w:t>
+      </w:r>
+      <w:r>
         <w:rPr>
           <w:rFonts w:ascii="Courier New" w:hAnsi="Courier New" w:cs="Courier New"/>
           <w:sz w:val="24"/>
           <w:lang w:val="en-US"/>
         </w:rPr>
-      </w:pPr>
+        <w:t>las</w:t>
+      </w:r>
+      <w:r>
+        <w:rPr>
+          <w:rFonts w:ascii="Courier New" w:hAnsi="Courier New" w:cs="Courier New"/>
+          <w:sz w:val="24"/>
+        </w:rPr>
+        <w:t xml:space="preserve">=2) </w:t>
+      </w:r>
+    </w:p>
+    <w:p>
+      <w:pPr>
+        <w:ind w:firstLine="0"/>
+        <w:rPr>
+          <w:rFonts w:ascii="Courier New" w:hAnsi="Courier New" w:cs="Courier New"/>
+          <w:sz w:val="24"/>
+        </w:rPr>
+      </w:pPr>
+      <w:r>
+        <w:rPr>
+          <w:rFonts w:ascii="Courier New" w:hAnsi="Courier New" w:cs="Courier New"/>
+          <w:sz w:val="24"/>
+        </w:rPr>
+        <w:t xml:space="preserve"># </w:t>
+      </w:r>
+      <w:r>
+        <w:rPr>
+          <w:rFonts w:ascii="Courier New" w:hAnsi="Courier New" w:cs="Courier New"/>
+          <w:sz w:val="24"/>
+        </w:rPr>
+        <w:t>Отрисовка</w:t>
+      </w:r>
+      <w:r>
+        <w:rPr>
+          <w:rFonts w:ascii="Courier New" w:hAnsi="Courier New" w:cs="Courier New"/>
+          <w:sz w:val="24"/>
+        </w:rPr>
+        <w:t xml:space="preserve"> </w:t>
+      </w:r>
+      <w:r>
+        <w:rPr>
+          <w:rFonts w:ascii="Courier New" w:hAnsi="Courier New" w:cs="Courier New"/>
+          <w:sz w:val="24"/>
+        </w:rPr>
+        <w:t>оси</w:t>
+      </w:r>
+      <w:r>
+        <w:rPr>
+          <w:rFonts w:ascii="Courier New" w:hAnsi="Courier New" w:cs="Courier New"/>
+          <w:sz w:val="24"/>
+        </w:rPr>
+        <w:t xml:space="preserve"> </w:t>
+      </w:r>
+      <w:r>
+        <w:rPr>
+          <w:rFonts w:ascii="Courier New" w:hAnsi="Courier New" w:cs="Courier New"/>
+          <w:sz w:val="24"/>
+        </w:rPr>
+        <w:t>для</w:t>
+      </w:r>
+      <w:r>
+        <w:rPr>
+          <w:rFonts w:ascii="Courier New" w:hAnsi="Courier New" w:cs="Courier New"/>
+          <w:sz w:val="24"/>
+        </w:rPr>
+        <w:t xml:space="preserve"> </w:t>
+      </w:r>
       <w:r>
         <w:rPr>
           <w:rFonts w:ascii="Courier New" w:hAnsi="Courier New" w:cs="Courier New"/>
           <w:sz w:val="24"/>
           <w:lang w:val="en-US"/>
         </w:rPr>
-        <w:t xml:space="preserve">mtext("y=1/x", side=4, line=3, cex.lab=1, las=2, col="blue") # </w:t>
-      </w:r>
-      <w:r>
-        <w:rPr>
-          <w:rFonts w:ascii="Courier New" w:hAnsi="Courier New" w:cs="Courier New"/>
-          <w:sz w:val="24"/>
-        </w:rPr>
-        <w:t>Размещение</w:t>
-      </w:r>
-      <w:r>
+        <w:t>x</w:t>
+      </w:r>
+    </w:p>
+    <w:p>
+      <w:pPr>
+        <w:ind w:firstLine="0"/>
         <w:rPr>
           <w:rFonts w:ascii="Courier New" w:hAnsi="Courier New" w:cs="Courier New"/>
           <w:sz w:val="24"/>
           <w:lang w:val="en-US"/>
         </w:rPr>
-        <w:t xml:space="preserve"> </w:t>
-      </w:r>
+      </w:pPr>
       <w:r>
         <w:rPr>
           <w:rFonts w:ascii="Courier New" w:hAnsi="Courier New" w:cs="Courier New"/>
           <w:sz w:val="24"/>
-        </w:rPr>
-        <w:t>подзаголовка</w:t>
-      </w:r>
-    </w:p>
-    <w:p>
-      <w:pPr>
-        <w:ind w:firstLine="0"/>
+          <w:lang w:val="en-US"/>
+        </w:rPr>
+        <w:t xml:space="preserve">axis(4, at=z, labels=round(z, digits=2), </w:t>
+      </w:r>
+      <w:proofErr w:type="spellStart"/>
+      <w:r>
         <w:rPr>
           <w:rFonts w:ascii="Courier New" w:hAnsi="Courier New" w:cs="Courier New"/>
           <w:sz w:val="24"/>
-        </w:rPr>
-      </w:pPr>
+          <w:lang w:val="en-US"/>
+        </w:rPr>
+        <w:t>col.axis</w:t>
+      </w:r>
+      <w:proofErr w:type="spellEnd"/>
       <w:r>
         <w:rPr>
           <w:rFonts w:ascii="Courier New" w:hAnsi="Courier New" w:cs="Courier New"/>
           <w:sz w:val="24"/>
-        </w:rPr>
-        <w:t>title("Пример осей", xlab="значение переменной X", ylab="Y=X") # Размещение заголовка для графиков</w:t>
-      </w:r>
-    </w:p>
-    <w:p>
-      <w:pPr>
-        <w:ind w:firstLine="0"/>
+          <w:lang w:val="en-US"/>
+        </w:rPr>
+        <w:t xml:space="preserve">="blue", las=2, </w:t>
+      </w:r>
+      <w:proofErr w:type="spellStart"/>
+      <w:r>
         <w:rPr>
           <w:rFonts w:ascii="Courier New" w:hAnsi="Courier New" w:cs="Courier New"/>
           <w:sz w:val="24"/>
-        </w:rPr>
-      </w:pPr>
+          <w:lang w:val="en-US"/>
+        </w:rPr>
+        <w:t>cex.axis</w:t>
+      </w:r>
+      <w:proofErr w:type="spellEnd"/>
       <w:r>
         <w:rPr>
           <w:rFonts w:ascii="Courier New" w:hAnsi="Courier New" w:cs="Courier New"/>
           <w:sz w:val="24"/>
-        </w:rPr>
-        <w:t xml:space="preserve">par(opar) # Задание стандартных параметров </w:t>
+          <w:lang w:val="en-US"/>
+        </w:rPr>
+        <w:t xml:space="preserve">=0.7, </w:t>
+      </w:r>
+      <w:proofErr w:type="spellStart"/>
+      <w:r>
+        <w:rPr>
+          <w:rFonts w:ascii="Courier New" w:hAnsi="Courier New" w:cs="Courier New"/>
+          <w:sz w:val="24"/>
+          <w:lang w:val="en-US"/>
+        </w:rPr>
+        <w:t>tck</w:t>
+      </w:r>
+      <w:proofErr w:type="spellEnd"/>
+      <w:r>
+        <w:rPr>
+          <w:rFonts w:ascii="Courier New" w:hAnsi="Courier New" w:cs="Courier New"/>
+          <w:sz w:val="24"/>
+          <w:lang w:val="en-US"/>
+        </w:rPr>
+        <w:t xml:space="preserve">=-.01) # </w:t>
+      </w:r>
+      <w:r>
+        <w:rPr>
+          <w:rFonts w:ascii="Courier New" w:hAnsi="Courier New" w:cs="Courier New"/>
+          <w:sz w:val="24"/>
+        </w:rPr>
+        <w:t>Отрисовка</w:t>
+      </w:r>
+      <w:r>
+        <w:rPr>
+          <w:rFonts w:ascii="Courier New" w:hAnsi="Courier New" w:cs="Courier New"/>
+          <w:sz w:val="24"/>
+          <w:lang w:val="en-US"/>
+        </w:rPr>
+        <w:t xml:space="preserve"> </w:t>
+      </w:r>
+      <w:r>
+        <w:rPr>
+          <w:rFonts w:ascii="Courier New" w:hAnsi="Courier New" w:cs="Courier New"/>
+          <w:sz w:val="24"/>
+        </w:rPr>
+        <w:t>оси</w:t>
+      </w:r>
+      <w:r>
+        <w:rPr>
+          <w:rFonts w:ascii="Courier New" w:hAnsi="Courier New" w:cs="Courier New"/>
+          <w:sz w:val="24"/>
+          <w:lang w:val="en-US"/>
+        </w:rPr>
+        <w:t xml:space="preserve"> </w:t>
+      </w:r>
+      <w:r>
+        <w:rPr>
+          <w:rFonts w:ascii="Courier New" w:hAnsi="Courier New" w:cs="Courier New"/>
+          <w:sz w:val="24"/>
+        </w:rPr>
+        <w:t>для</w:t>
+      </w:r>
+      <w:r>
+        <w:rPr>
+          <w:rFonts w:ascii="Courier New" w:hAnsi="Courier New" w:cs="Courier New"/>
+          <w:sz w:val="24"/>
+          <w:lang w:val="en-US"/>
+        </w:rPr>
+        <w:t xml:space="preserve"> z</w:t>
+      </w:r>
+    </w:p>
+    <w:p>
+      <w:pPr>
+        <w:ind w:firstLine="0"/>
+        <w:rPr>
+          <w:rFonts w:ascii="Courier New" w:hAnsi="Courier New" w:cs="Courier New"/>
+          <w:sz w:val="24"/>
+          <w:lang w:val="en-US"/>
+        </w:rPr>
+      </w:pPr>
+      <w:proofErr w:type="spellStart"/>
+      <w:r>
+        <w:rPr>
+          <w:rFonts w:ascii="Courier New" w:hAnsi="Courier New" w:cs="Courier New"/>
+          <w:sz w:val="24"/>
+          <w:lang w:val="en-US"/>
+        </w:rPr>
+        <w:t>mtext</w:t>
+      </w:r>
+      <w:proofErr w:type="spellEnd"/>
+      <w:r>
+        <w:rPr>
+          <w:rFonts w:ascii="Courier New" w:hAnsi="Courier New" w:cs="Courier New"/>
+          <w:sz w:val="24"/>
+          <w:lang w:val="en-US"/>
+        </w:rPr>
+        <w:t xml:space="preserve">("y=1/x", side=4, line=3, </w:t>
+      </w:r>
+      <w:proofErr w:type="spellStart"/>
+      <w:r>
+        <w:rPr>
+          <w:rFonts w:ascii="Courier New" w:hAnsi="Courier New" w:cs="Courier New"/>
+          <w:sz w:val="24"/>
+          <w:lang w:val="en-US"/>
+        </w:rPr>
+        <w:t>cex.lab</w:t>
+      </w:r>
+      <w:proofErr w:type="spellEnd"/>
+      <w:r>
+        <w:rPr>
+          <w:rFonts w:ascii="Courier New" w:hAnsi="Courier New" w:cs="Courier New"/>
+          <w:sz w:val="24"/>
+          <w:lang w:val="en-US"/>
+        </w:rPr>
+        <w:t xml:space="preserve">=1, las=2, col="blue") # </w:t>
+      </w:r>
+      <w:r>
+        <w:rPr>
+          <w:rFonts w:ascii="Courier New" w:hAnsi="Courier New" w:cs="Courier New"/>
+          <w:sz w:val="24"/>
+        </w:rPr>
+        <w:t>Размещение</w:t>
+      </w:r>
+      <w:r>
+        <w:rPr>
+          <w:rFonts w:ascii="Courier New" w:hAnsi="Courier New" w:cs="Courier New"/>
+          <w:sz w:val="24"/>
+          <w:lang w:val="en-US"/>
+        </w:rPr>
+        <w:t xml:space="preserve"> </w:t>
+      </w:r>
+      <w:r>
+        <w:rPr>
+          <w:rFonts w:ascii="Courier New" w:hAnsi="Courier New" w:cs="Courier New"/>
+          <w:sz w:val="24"/>
+        </w:rPr>
+        <w:t>подзаголовка</w:t>
+      </w:r>
+    </w:p>
+    <w:p>
+      <w:pPr>
+        <w:ind w:firstLine="0"/>
+        <w:rPr>
+          <w:rFonts w:ascii="Courier New" w:hAnsi="Courier New" w:cs="Courier New"/>
+          <w:sz w:val="24"/>
+        </w:rPr>
+      </w:pPr>
+      <w:proofErr w:type="spellStart"/>
+      <w:r>
+        <w:rPr>
+          <w:rFonts w:ascii="Courier New" w:hAnsi="Courier New" w:cs="Courier New"/>
+          <w:sz w:val="24"/>
+        </w:rPr>
+        <w:t>title</w:t>
+      </w:r>
+      <w:proofErr w:type="spellEnd"/>
+      <w:r>
+        <w:rPr>
+          <w:rFonts w:ascii="Courier New" w:hAnsi="Courier New" w:cs="Courier New"/>
+          <w:sz w:val="24"/>
+        </w:rPr>
+        <w:t xml:space="preserve">("Пример осей", </w:t>
+      </w:r>
+      <w:proofErr w:type="spellStart"/>
+      <w:r>
+        <w:rPr>
+          <w:rFonts w:ascii="Courier New" w:hAnsi="Courier New" w:cs="Courier New"/>
+          <w:sz w:val="24"/>
+        </w:rPr>
+        <w:t>xlab</w:t>
+      </w:r>
+      <w:proofErr w:type="spellEnd"/>
+      <w:r>
+        <w:rPr>
+          <w:rFonts w:ascii="Courier New" w:hAnsi="Courier New" w:cs="Courier New"/>
+          <w:sz w:val="24"/>
+        </w:rPr>
+        <w:t xml:space="preserve">="значение переменной X", </w:t>
+      </w:r>
+      <w:proofErr w:type="spellStart"/>
+      <w:r>
+        <w:rPr>
+          <w:rFonts w:ascii="Courier New" w:hAnsi="Courier New" w:cs="Courier New"/>
+          <w:sz w:val="24"/>
+        </w:rPr>
+        <w:t>ylab</w:t>
+      </w:r>
+      <w:proofErr w:type="spellEnd"/>
+      <w:r>
+        <w:rPr>
+          <w:rFonts w:ascii="Courier New" w:hAnsi="Courier New" w:cs="Courier New"/>
+          <w:sz w:val="24"/>
+        </w:rPr>
+        <w:t>="Y=X") # Размещение заголовка для графиков</w:t>
+      </w:r>
+    </w:p>
+    <w:p>
+      <w:pPr>
+        <w:ind w:firstLine="0"/>
+        <w:rPr>
+          <w:rFonts w:ascii="Courier New" w:hAnsi="Courier New" w:cs="Courier New"/>
+          <w:sz w:val="24"/>
+        </w:rPr>
+      </w:pPr>
+      <w:proofErr w:type="spellStart"/>
+      <w:r>
+        <w:rPr>
+          <w:rFonts w:ascii="Courier New" w:hAnsi="Courier New" w:cs="Courier New"/>
+          <w:sz w:val="24"/>
+        </w:rPr>
+        <w:t>par</w:t>
+      </w:r>
+      <w:proofErr w:type="spellEnd"/>
+      <w:r>
+        <w:rPr>
+          <w:rFonts w:ascii="Courier New" w:hAnsi="Courier New" w:cs="Courier New"/>
+          <w:sz w:val="24"/>
+        </w:rPr>
+        <w:t>(</w:t>
+      </w:r>
+      <w:proofErr w:type="spellStart"/>
+      <w:r>
+        <w:rPr>
+          <w:rFonts w:ascii="Courier New" w:hAnsi="Courier New" w:cs="Courier New"/>
+          <w:sz w:val="24"/>
+        </w:rPr>
+        <w:t>opar</w:t>
+      </w:r>
+      <w:proofErr w:type="spellEnd"/>
+      <w:r>
+        <w:rPr>
+          <w:rFonts w:ascii="Courier New" w:hAnsi="Courier New" w:cs="Courier New"/>
+          <w:sz w:val="24"/>
+        </w:rPr>
+        <w:t xml:space="preserve">) # Задание стандартных параметров </w:t>
       </w:r>
     </w:p>
     <w:p>
@@ -17857,6 +18190,7 @@
         </w:rPr>
         <w:t>(</w:t>
       </w:r>
+      <w:proofErr w:type="spellStart"/>
       <w:r>
         <w:rPr>
           <w:rFonts w:ascii="Courier New" w:hAnsi="Courier New" w:cs="Courier New"/>
@@ -17865,6 +18199,7 @@
         </w:rPr>
         <w:t>mtcars</w:t>
       </w:r>
+      <w:proofErr w:type="spellEnd"/>
       <w:r>
         <w:rPr>
           <w:rFonts w:ascii="Courier New" w:hAnsi="Courier New" w:cs="Courier New"/>
@@ -17889,25 +18224,25 @@
           <w:sz w:val="24"/>
           <w:lang w:val="en-US"/>
         </w:rPr>
-        <w:t>plot(wt, mpg)</w:t>
-      </w:r>
-    </w:p>
-    <w:p>
-      <w:pPr>
-        <w:ind w:firstLine="0"/>
+        <w:t>plot(</w:t>
+      </w:r>
+      <w:proofErr w:type="spellStart"/>
+      <w:r>
         <w:rPr>
           <w:rFonts w:ascii="Courier New" w:hAnsi="Courier New" w:cs="Courier New"/>
           <w:sz w:val="24"/>
           <w:lang w:val="en-US"/>
         </w:rPr>
-      </w:pPr>
+        <w:t>wt</w:t>
+      </w:r>
+      <w:proofErr w:type="spellEnd"/>
       <w:r>
         <w:rPr>
           <w:rFonts w:ascii="Courier New" w:hAnsi="Courier New" w:cs="Courier New"/>
           <w:sz w:val="24"/>
           <w:lang w:val="en-US"/>
         </w:rPr>
-        <w:t>abline(lm(mpg~wt))</w:t>
+        <w:t>, mpg)</w:t>
       </w:r>
     </w:p>
     <w:p>
@@ -17919,49 +18254,221 @@
           <w:lang w:val="en-US"/>
         </w:rPr>
       </w:pPr>
+      <w:proofErr w:type="spellStart"/>
       <w:r>
         <w:rPr>
           <w:rFonts w:ascii="Courier New" w:hAnsi="Courier New" w:cs="Courier New"/>
           <w:sz w:val="24"/>
           <w:lang w:val="en-US"/>
         </w:rPr>
-        <w:t>title("Regression of MPG on Weight")</w:t>
-      </w:r>
-    </w:p>
-    <w:p>
-      <w:pPr>
-        <w:ind w:firstLine="0"/>
+        <w:t>abline</w:t>
+      </w:r>
+      <w:proofErr w:type="spellEnd"/>
+      <w:r>
         <w:rPr>
           <w:rFonts w:ascii="Courier New" w:hAnsi="Courier New" w:cs="Courier New"/>
           <w:sz w:val="24"/>
           <w:lang w:val="en-US"/>
         </w:rPr>
-      </w:pPr>
+        <w:t>(</w:t>
+      </w:r>
+      <w:proofErr w:type="spellStart"/>
       <w:r>
         <w:rPr>
           <w:rFonts w:ascii="Courier New" w:hAnsi="Courier New" w:cs="Courier New"/>
           <w:sz w:val="24"/>
           <w:lang w:val="en-US"/>
         </w:rPr>
-        <w:t>detach(mtcars)</w:t>
-      </w:r>
-    </w:p>
-    <w:p>
-      <w:pPr>
-        <w:ind w:firstLine="0"/>
+        <w:t>lm</w:t>
+      </w:r>
+      <w:proofErr w:type="spellEnd"/>
+      <w:r>
         <w:rPr>
           <w:rFonts w:ascii="Courier New" w:hAnsi="Courier New" w:cs="Courier New"/>
           <w:sz w:val="24"/>
           <w:lang w:val="en-US"/>
         </w:rPr>
-      </w:pPr>
+        <w:t>(</w:t>
+      </w:r>
+      <w:proofErr w:type="spellStart"/>
       <w:r>
         <w:rPr>
           <w:rFonts w:ascii="Courier New" w:hAnsi="Courier New" w:cs="Courier New"/>
           <w:sz w:val="24"/>
           <w:lang w:val="en-US"/>
         </w:rPr>
-        <w:t>legend("top", c("mpg~wt"), col = c(3, 4, 6), text.col = "black", lty = c(2, -1, 1), pch = c(NA, 3, 4), merge = TRUE, bg = "gray90")</w:t>
+        <w:t>mpg~wt</w:t>
+      </w:r>
+      <w:proofErr w:type="spellEnd"/>
+      <w:r>
+        <w:rPr>
+          <w:rFonts w:ascii="Courier New" w:hAnsi="Courier New" w:cs="Courier New"/>
+          <w:sz w:val="24"/>
+          <w:lang w:val="en-US"/>
+        </w:rPr>
+        <w:t>))</w:t>
+      </w:r>
+    </w:p>
+    <w:p>
+      <w:pPr>
+        <w:ind w:firstLine="0"/>
+        <w:rPr>
+          <w:rFonts w:ascii="Courier New" w:hAnsi="Courier New" w:cs="Courier New"/>
+          <w:sz w:val="24"/>
+          <w:lang w:val="en-US"/>
+        </w:rPr>
+      </w:pPr>
+      <w:r>
+        <w:rPr>
+          <w:rFonts w:ascii="Courier New" w:hAnsi="Courier New" w:cs="Courier New"/>
+          <w:sz w:val="24"/>
+          <w:lang w:val="en-US"/>
+        </w:rPr>
+        <w:t>title("Regression of MPG on Weight")</w:t>
+      </w:r>
+    </w:p>
+    <w:p>
+      <w:pPr>
+        <w:ind w:firstLine="0"/>
+        <w:rPr>
+          <w:rFonts w:ascii="Courier New" w:hAnsi="Courier New" w:cs="Courier New"/>
+          <w:sz w:val="24"/>
+          <w:lang w:val="en-US"/>
+        </w:rPr>
+      </w:pPr>
+      <w:r>
+        <w:rPr>
+          <w:rFonts w:ascii="Courier New" w:hAnsi="Courier New" w:cs="Courier New"/>
+          <w:sz w:val="24"/>
+          <w:lang w:val="en-US"/>
+        </w:rPr>
+        <w:t>detach(</w:t>
+      </w:r>
+      <w:proofErr w:type="spellStart"/>
+      <w:r>
+        <w:rPr>
+          <w:rFonts w:ascii="Courier New" w:hAnsi="Courier New" w:cs="Courier New"/>
+          <w:sz w:val="24"/>
+          <w:lang w:val="en-US"/>
+        </w:rPr>
+        <w:t>mtcars</w:t>
+      </w:r>
+      <w:proofErr w:type="spellEnd"/>
+      <w:r>
+        <w:rPr>
+          <w:rFonts w:ascii="Courier New" w:hAnsi="Courier New" w:cs="Courier New"/>
+          <w:sz w:val="24"/>
+          <w:lang w:val="en-US"/>
+        </w:rPr>
+        <w:t>)</w:t>
+      </w:r>
+    </w:p>
+    <w:p>
+      <w:pPr>
+        <w:ind w:firstLine="0"/>
+        <w:rPr>
+          <w:rFonts w:ascii="Courier New" w:hAnsi="Courier New" w:cs="Courier New"/>
+          <w:sz w:val="24"/>
+          <w:lang w:val="en-US"/>
+        </w:rPr>
+      </w:pPr>
+      <w:r>
+        <w:rPr>
+          <w:rFonts w:ascii="Courier New" w:hAnsi="Courier New" w:cs="Courier New"/>
+          <w:sz w:val="24"/>
+          <w:lang w:val="en-US"/>
+        </w:rPr>
+        <w:t>legend("top", c("</w:t>
+      </w:r>
+      <w:proofErr w:type="spellStart"/>
+      <w:r>
+        <w:rPr>
+          <w:rFonts w:ascii="Courier New" w:hAnsi="Courier New" w:cs="Courier New"/>
+          <w:sz w:val="24"/>
+          <w:lang w:val="en-US"/>
+        </w:rPr>
+        <w:t>mpg~wt</w:t>
+      </w:r>
+      <w:proofErr w:type="spellEnd"/>
+      <w:r>
+        <w:rPr>
+          <w:rFonts w:ascii="Courier New" w:hAnsi="Courier New" w:cs="Courier New"/>
+          <w:sz w:val="24"/>
+          <w:lang w:val="en-US"/>
+        </w:rPr>
+        <w:t xml:space="preserve">"), col = c(3, 4, 6), </w:t>
+      </w:r>
+      <w:proofErr w:type="spellStart"/>
+      <w:r>
+        <w:rPr>
+          <w:rFonts w:ascii="Courier New" w:hAnsi="Courier New" w:cs="Courier New"/>
+          <w:sz w:val="24"/>
+          <w:lang w:val="en-US"/>
+        </w:rPr>
+        <w:t>text.col</w:t>
+      </w:r>
+      <w:proofErr w:type="spellEnd"/>
+      <w:r>
+        <w:rPr>
+          <w:rFonts w:ascii="Courier New" w:hAnsi="Courier New" w:cs="Courier New"/>
+          <w:sz w:val="24"/>
+          <w:lang w:val="en-US"/>
+        </w:rPr>
+        <w:t xml:space="preserve"> = "black", </w:t>
+      </w:r>
+      <w:proofErr w:type="spellStart"/>
+      <w:r>
+        <w:rPr>
+          <w:rFonts w:ascii="Courier New" w:hAnsi="Courier New" w:cs="Courier New"/>
+          <w:sz w:val="24"/>
+          <w:lang w:val="en-US"/>
+        </w:rPr>
+        <w:t>lty</w:t>
+      </w:r>
+      <w:proofErr w:type="spellEnd"/>
+      <w:r>
+        <w:rPr>
+          <w:rFonts w:ascii="Courier New" w:hAnsi="Courier New" w:cs="Courier New"/>
+          <w:sz w:val="24"/>
+          <w:lang w:val="en-US"/>
+        </w:rPr>
+        <w:t xml:space="preserve"> = c(2, -1, 1), </w:t>
+      </w:r>
+      <w:proofErr w:type="spellStart"/>
+      <w:r>
+        <w:rPr>
+          <w:rFonts w:ascii="Courier New" w:hAnsi="Courier New" w:cs="Courier New"/>
+          <w:sz w:val="24"/>
+          <w:lang w:val="en-US"/>
+        </w:rPr>
+        <w:t>pch</w:t>
+      </w:r>
+      <w:proofErr w:type="spellEnd"/>
+      <w:r>
+        <w:rPr>
+          <w:rFonts w:ascii="Courier New" w:hAnsi="Courier New" w:cs="Courier New"/>
+          <w:sz w:val="24"/>
+          <w:lang w:val="en-US"/>
+        </w:rPr>
+        <w:t xml:space="preserve"> = c(NA, 3, 4), merge = TRUE, </w:t>
+      </w:r>
+      <w:proofErr w:type="spellStart"/>
+      <w:r>
+        <w:rPr>
+          <w:rFonts w:ascii="Courier New" w:hAnsi="Courier New" w:cs="Courier New"/>
+          <w:sz w:val="24"/>
+          <w:lang w:val="en-US"/>
+        </w:rPr>
+        <w:t>bg</w:t>
+      </w:r>
+      <w:proofErr w:type="spellEnd"/>
+      <w:r>
+        <w:rPr>
+          <w:rFonts w:ascii="Courier New" w:hAnsi="Courier New" w:cs="Courier New"/>
+          <w:sz w:val="24"/>
+          <w:lang w:val="en-US"/>
+        </w:rPr>
+        <w:t xml:space="preserve"> = "gray90")</w:t>
       </w:r>
     </w:p>
     <w:p>
@@ -18284,9 +18791,6 @@
     <w:p>
       <w:pPr>
         <w:pStyle w:val="a5"/>
-        <w:rPr>
-          <w:lang w:val="en-US"/>
-        </w:rPr>
       </w:pPr>
       <w:r>
         <w:lastRenderedPageBreak/>
@@ -18296,9 +18800,6 @@
         <w:t xml:space="preserve"> для 2.</w:t>
       </w:r>
       <w:r>
-        <w:rPr>
-          <w:lang w:val="en-US"/>
-        </w:rPr>
         <w:t>3:</w:t>
       </w:r>
     </w:p>
@@ -18316,12 +18817,14 @@
       <w:r>
         <w:t xml:space="preserve">Запуск пакета </w:t>
       </w:r>
+      <w:proofErr w:type="spellStart"/>
       <w:r>
         <w:rPr>
           <w:lang w:val="en-US"/>
         </w:rPr>
         <w:t>Rcmdr</w:t>
       </w:r>
+      <w:proofErr w:type="spellEnd"/>
     </w:p>
     <w:p>
       <w:pPr>
@@ -18643,8 +19146,13 @@
         <w:t>3.</w:t>
       </w:r>
       <w:r>
-        <w:t>4 – корреляционная матрица, созданная Ранговым методом Спирмена</w:t>
-      </w:r>
+        <w:t xml:space="preserve">4 – корреляционная матрица, созданная Ранговым методом </w:t>
+      </w:r>
+      <w:proofErr w:type="spellStart"/>
+      <w:r>
+        <w:t>Спирмена</w:t>
+      </w:r>
+      <w:proofErr w:type="spellEnd"/>
     </w:p>
     <w:p>
       <w:pPr>
@@ -18655,7 +19163,15 @@
       </w:r>
       <w:r>
         <w:lastRenderedPageBreak/>
-        <w:t>образование и безработица. Ранговый метод Спирмана показывает похожие тенденции, но более гладкие, так общественное развитие и реальное ВВП с 0.82 упало до 0.66, что всё ещё сообщает об определённой корреляции между этими параметрами, но не такую резкой как метод Пирсона.</w:t>
+        <w:t xml:space="preserve">образование и безработица. Ранговый метод </w:t>
+      </w:r>
+      <w:proofErr w:type="spellStart"/>
+      <w:r>
+        <w:t>Спирмана</w:t>
+      </w:r>
+      <w:proofErr w:type="spellEnd"/>
+      <w:r>
+        <w:t xml:space="preserve"> показывает похожие тенденции, но более гладкие, так общественное развитие и реальное ВВП с 0.82 упало до 0.66, что всё ещё сообщает об определённой корреляции между этими параметрами, но не такую резкой как метод Пирсона.</w:t>
       </w:r>
     </w:p>
     <w:p>
@@ -18989,7 +19505,7 @@
           <w:noProof/>
         </w:rPr>
         <w:drawing>
-          <wp:inline distT="0" distB="0" distL="0" distR="0" wp14:anchorId="560994C5" wp14:editId="489D3E01">
+          <wp:inline distT="0" distB="0" distL="0" distR="0" wp14:anchorId="604C8E9B" wp14:editId="7407B7EE">
             <wp:extent cx="5940425" cy="903605"/>
             <wp:effectExtent l="0" t="0" r="3175" b="0"/>
             <wp:docPr id="1132833286" name="Рисунок 1"/>
@@ -19032,13 +19548,7 @@
         <w:jc w:val="center"/>
       </w:pPr>
       <w:r>
-        <w:t xml:space="preserve">Рисунок </w:t>
-      </w:r>
-      <w:r>
-        <w:t>3.</w:t>
-      </w:r>
-      <w:r>
-        <w:t>8 – импорт экспериментальных данных</w:t>
+        <w:t>Рисунок 8 – импорт экспериментальных данных</w:t>
       </w:r>
     </w:p>
     <w:p>
@@ -19078,10 +19588,10 @@
         </w:rPr>
         <w:lastRenderedPageBreak/>
         <w:drawing>
-          <wp:inline distT="0" distB="0" distL="0" distR="0" wp14:anchorId="5360908B" wp14:editId="3A95F8B7">
-            <wp:extent cx="6251122" cy="1690576"/>
-            <wp:effectExtent l="0" t="0" r="0" b="5080"/>
-            <wp:docPr id="1592691963" name="Рисунок 1"/>
+          <wp:inline distT="0" distB="0" distL="0" distR="0" wp14:anchorId="67282DAE" wp14:editId="0B6D4EBF">
+            <wp:extent cx="6248895" cy="2105025"/>
+            <wp:effectExtent l="0" t="0" r="0" b="0"/>
+            <wp:docPr id="311205464" name="Рисунок 1"/>
             <wp:cNvGraphicFramePr>
               <a:graphicFrameLocks xmlns:a="http://schemas.openxmlformats.org/drawingml/2006/main" noChangeAspect="1"/>
             </wp:cNvGraphicFramePr>
@@ -19089,23 +19599,32 @@
               <a:graphicData uri="http://schemas.openxmlformats.org/drawingml/2006/picture">
                 <pic:pic xmlns:pic="http://schemas.openxmlformats.org/drawingml/2006/picture">
                   <pic:nvPicPr>
-                    <pic:cNvPr id="1592691963" name=""/>
+                    <pic:cNvPr id="311205464" name=""/>
                     <pic:cNvPicPr/>
                   </pic:nvPicPr>
-                  <pic:blipFill>
+                  <pic:blipFill rotWithShape="1">
                     <a:blip r:embed="rId44"/>
+                    <a:srcRect r="21272"/>
                     <a:stretch>
                       <a:fillRect/>
                     </a:stretch>
                   </pic:blipFill>
-                  <pic:spPr>
+                  <pic:spPr bwMode="auto">
                     <a:xfrm>
                       <a:off x="0" y="0"/>
-                      <a:ext cx="6261547" cy="1693395"/>
+                      <a:ext cx="6254310" cy="2106849"/>
                     </a:xfrm>
                     <a:prstGeom prst="rect">
                       <a:avLst/>
                     </a:prstGeom>
+                    <a:ln>
+                      <a:noFill/>
+                    </a:ln>
+                    <a:extLst>
+                      <a:ext uri="{53640926-AAD7-44D8-BBD7-CCE9431645EC}">
+                        <a14:shadowObscured xmlns:a14="http://schemas.microsoft.com/office/drawing/2010/main"/>
+                      </a:ext>
+                    </a:extLst>
                   </pic:spPr>
                 </pic:pic>
               </a:graphicData>
@@ -19121,13 +19640,7 @@
         <w:jc w:val="center"/>
       </w:pPr>
       <w:r>
-        <w:t xml:space="preserve">Рисунок </w:t>
-      </w:r>
-      <w:r>
-        <w:t>3.</w:t>
-      </w:r>
-      <w:r>
-        <w:t xml:space="preserve">9 – корреляционная матрица </w:t>
+        <w:t xml:space="preserve">Рисунок 9 – корреляционная матрица </w:t>
       </w:r>
     </w:p>
     <w:p>
@@ -19162,10 +19675,10 @@
           <w:noProof/>
         </w:rPr>
         <w:drawing>
-          <wp:inline distT="0" distB="0" distL="0" distR="0" wp14:anchorId="2673649E" wp14:editId="33E7B699">
-            <wp:extent cx="5940425" cy="2908935"/>
-            <wp:effectExtent l="0" t="0" r="3175" b="5715"/>
-            <wp:docPr id="431188693" name="Рисунок 1"/>
+          <wp:inline distT="0" distB="0" distL="0" distR="0" wp14:anchorId="7B72A364" wp14:editId="77F32165">
+            <wp:extent cx="5940425" cy="2982595"/>
+            <wp:effectExtent l="0" t="0" r="3175" b="8255"/>
+            <wp:docPr id="1065891989" name="Рисунок 1"/>
             <wp:cNvGraphicFramePr>
               <a:graphicFrameLocks xmlns:a="http://schemas.openxmlformats.org/drawingml/2006/main" noChangeAspect="1"/>
             </wp:cNvGraphicFramePr>
@@ -19173,7 +19686,7 @@
               <a:graphicData uri="http://schemas.openxmlformats.org/drawingml/2006/picture">
                 <pic:pic xmlns:pic="http://schemas.openxmlformats.org/drawingml/2006/picture">
                   <pic:nvPicPr>
-                    <pic:cNvPr id="431188693" name=""/>
+                    <pic:cNvPr id="1065891989" name=""/>
                     <pic:cNvPicPr/>
                   </pic:nvPicPr>
                   <pic:blipFill>
@@ -19185,7 +19698,7 @@
                   <pic:spPr>
                     <a:xfrm>
                       <a:off x="0" y="0"/>
-                      <a:ext cx="5940425" cy="2908935"/>
+                      <a:ext cx="5940425" cy="2982595"/>
                     </a:xfrm>
                     <a:prstGeom prst="rect">
                       <a:avLst/>
@@ -19205,13 +19718,7 @@
         <w:jc w:val="center"/>
       </w:pPr>
       <w:r>
-        <w:t xml:space="preserve">Рисунок </w:t>
-      </w:r>
-      <w:r>
-        <w:t>3.</w:t>
-      </w:r>
-      <w:r>
-        <w:t>10 – матрица графиков разброса коррелирующих параметров</w:t>
+        <w:t>Рисунок 10 – матрица графиков разброса коррелирующих параметров</w:t>
       </w:r>
     </w:p>
     <w:p>
@@ -19239,17 +19746,19 @@
         <w:ind w:firstLine="708"/>
       </w:pPr>
       <w:r>
-        <w:t xml:space="preserve">Данная матрица (Рисунок </w:t>
-      </w:r>
-      <w:r>
-        <w:t>3.</w:t>
-      </w:r>
-      <w:r>
-        <w:t xml:space="preserve">9) показывает, что сильная корреляция компонентов отсутствует, лишь взаимосвязанные Безработица 15-24 с Безработица 25-54 и ИПЦ с Индексом счастья имеют высокие показатели, причём первая группа – взаимосвязанные компоненты общей выборки, корреляция которых изначально была предвидена. Гораздо больший интерес вызывает вторая группа и более незначительные корреляции, такие как Индекс счастья и Убийства, а также Инфляция и Индекс счастья, которые были задуманы, как коррелирующие. Они, хоть и в сравнении с группой ИПЦ и Индекса счастья, менее коррелирующие, но тем не менее, подтвердили теорию </w:t>
-      </w:r>
-      <w:r>
-        <w:lastRenderedPageBreak/>
-        <w:t>о взаимосвязанности данных параметров. В общем случае, метод рангов Спирмана показывает более низкие корреляции, так, отрицательные корреляции стали ещё ниже, как с Убийствами и Индексом счастья, положительные, за редким исключением, тоже уменьшились, как в Безработице 25-54 и Убийствами.</w:t>
+        <w:t xml:space="preserve">Данная матрица (Рисунок 9) показывает, что сильная корреляция компонентов происходит между параметрами Средней зарплаты и ВВП на душу населения, Индекса счастья и Продолжительности жизни, Продолжительности жизни и Детской смертности. Остальные параметры коррелируют с средней силой </w:t>
+      </w:r>
+      <w:r>
+        <w:t xml:space="preserve">~0.4 </w:t>
+      </w:r>
+      <w:r>
+        <w:t xml:space="preserve">или </w:t>
+      </w:r>
+      <w:r>
+        <w:t>~0.5</w:t>
+      </w:r>
+      <w:r>
+        <w:t>. Поэтому с данной таблицей можно продолжать работать.</w:t>
       </w:r>
     </w:p>
     <w:p>
@@ -19274,8 +19783,9 @@
         <w:ind w:firstLine="0"/>
       </w:pPr>
       <w:r>
+        <w:lastRenderedPageBreak/>
         <w:tab/>
-        <w:t>Данные 3 пары будут выбраны как самые коррелирующие (по Пирсону)</w:t>
+        <w:t>Данные 3 пары будут выбраны как самые коррелирующие</w:t>
       </w:r>
       <w:r>
         <w:t>:</w:t>
@@ -19293,7 +19803,7 @@
         <w:t>-</w:t>
       </w:r>
       <w:r>
-        <w:t xml:space="preserve"> ИПЦ и Индекс счастья</w:t>
+        <w:t xml:space="preserve"> Средняя зарплата и ВВП на душу населения</w:t>
       </w:r>
     </w:p>
     <w:p>
@@ -19306,7 +19816,7 @@
         <w:t>-</w:t>
       </w:r>
       <w:r>
-        <w:t xml:space="preserve"> Инфляция и ИПЦ</w:t>
+        <w:t xml:space="preserve"> Индекс счастья и Продолжительность жизни</w:t>
       </w:r>
     </w:p>
     <w:p>
@@ -19319,7 +19829,7 @@
         <w:t>-</w:t>
       </w:r>
       <w:r>
-        <w:t xml:space="preserve"> Убийства и Индекс Счастья</w:t>
+        <w:t xml:space="preserve"> Продолжительность жизни и Детская смертность</w:t>
       </w:r>
     </w:p>
     <w:p>
@@ -19343,9 +19853,6 @@
         <w:pStyle w:val="a5"/>
         <w:ind w:firstLine="0"/>
       </w:pPr>
-      <w:r>
-        <w:tab/>
-      </w:r>
     </w:p>
     <w:p>
       <w:pPr>
@@ -19358,10 +19865,10 @@
           <w:noProof/>
         </w:rPr>
         <w:drawing>
-          <wp:inline distT="0" distB="0" distL="0" distR="0" wp14:anchorId="5B54E412" wp14:editId="62BE743B">
-            <wp:extent cx="4363059" cy="638264"/>
+          <wp:inline distT="0" distB="0" distL="0" distR="0" wp14:anchorId="45551973" wp14:editId="6CBE310F">
+            <wp:extent cx="4944165" cy="714475"/>
             <wp:effectExtent l="0" t="0" r="0" b="9525"/>
-            <wp:docPr id="1516023238" name="Рисунок 1"/>
+            <wp:docPr id="1486791737" name="Рисунок 1"/>
             <wp:cNvGraphicFramePr>
               <a:graphicFrameLocks xmlns:a="http://schemas.openxmlformats.org/drawingml/2006/main" noChangeAspect="1"/>
             </wp:cNvGraphicFramePr>
@@ -19369,7 +19876,7 @@
               <a:graphicData uri="http://schemas.openxmlformats.org/drawingml/2006/picture">
                 <pic:pic xmlns:pic="http://schemas.openxmlformats.org/drawingml/2006/picture">
                   <pic:nvPicPr>
-                    <pic:cNvPr id="1516023238" name=""/>
+                    <pic:cNvPr id="1486791737" name=""/>
                     <pic:cNvPicPr/>
                   </pic:nvPicPr>
                   <pic:blipFill>
@@ -19381,7 +19888,7 @@
                   <pic:spPr>
                     <a:xfrm>
                       <a:off x="0" y="0"/>
-                      <a:ext cx="4363059" cy="638264"/>
+                      <a:ext cx="4944165" cy="714475"/>
                     </a:xfrm>
                     <a:prstGeom prst="rect">
                       <a:avLst/>
@@ -19401,13 +19908,7 @@
         <w:jc w:val="center"/>
       </w:pPr>
       <w:r>
-        <w:t xml:space="preserve">Рисунок </w:t>
-      </w:r>
-      <w:r>
-        <w:t>3.</w:t>
-      </w:r>
-      <w:r>
-        <w:t>11 – коэффициенты для уравнения первой пары</w:t>
+        <w:t>Рисунок 11 – коэффициенты для уравнения первой пары</w:t>
       </w:r>
     </w:p>
     <w:p>
@@ -19427,10 +19928,10 @@
           <w:noProof/>
         </w:rPr>
         <w:drawing>
-          <wp:inline distT="0" distB="0" distL="0" distR="0" wp14:anchorId="3F7DF8A4" wp14:editId="5EB8730F">
-            <wp:extent cx="4124901" cy="685896"/>
-            <wp:effectExtent l="0" t="0" r="0" b="0"/>
-            <wp:docPr id="1767049062" name="Рисунок 1"/>
+          <wp:inline distT="0" distB="0" distL="0" distR="0" wp14:anchorId="576CF5F2" wp14:editId="0A243B87">
+            <wp:extent cx="4944165" cy="552527"/>
+            <wp:effectExtent l="0" t="0" r="8890" b="0"/>
+            <wp:docPr id="1337404424" name="Рисунок 1"/>
             <wp:cNvGraphicFramePr>
               <a:graphicFrameLocks xmlns:a="http://schemas.openxmlformats.org/drawingml/2006/main" noChangeAspect="1"/>
             </wp:cNvGraphicFramePr>
@@ -19438,7 +19939,7 @@
               <a:graphicData uri="http://schemas.openxmlformats.org/drawingml/2006/picture">
                 <pic:pic xmlns:pic="http://schemas.openxmlformats.org/drawingml/2006/picture">
                   <pic:nvPicPr>
-                    <pic:cNvPr id="1767049062" name=""/>
+                    <pic:cNvPr id="1337404424" name=""/>
                     <pic:cNvPicPr/>
                   </pic:nvPicPr>
                   <pic:blipFill>
@@ -19450,7 +19951,7 @@
                   <pic:spPr>
                     <a:xfrm>
                       <a:off x="0" y="0"/>
-                      <a:ext cx="4124901" cy="685896"/>
+                      <a:ext cx="4944165" cy="552527"/>
                     </a:xfrm>
                     <a:prstGeom prst="rect">
                       <a:avLst/>
@@ -19470,13 +19971,7 @@
         <w:jc w:val="center"/>
       </w:pPr>
       <w:r>
-        <w:t xml:space="preserve">Рисунок </w:t>
-      </w:r>
-      <w:r>
-        <w:t>3.</w:t>
-      </w:r>
-      <w:r>
-        <w:t>12 – коэффициенты для уравнения второй пары</w:t>
+        <w:t>Рисунок 12 – коэффициенты для уравнения второй пары</w:t>
       </w:r>
     </w:p>
     <w:p>
@@ -19499,10 +19994,10 @@
           <w:noProof/>
         </w:rPr>
         <w:drawing>
-          <wp:inline distT="0" distB="0" distL="0" distR="0" wp14:anchorId="6522EB3A" wp14:editId="07A6F5AD">
-            <wp:extent cx="3972479" cy="647790"/>
-            <wp:effectExtent l="0" t="0" r="9525" b="0"/>
-            <wp:docPr id="2029111850" name="Рисунок 1"/>
+          <wp:inline distT="0" distB="0" distL="0" distR="0" wp14:anchorId="2B0C7220" wp14:editId="1783056D">
+            <wp:extent cx="4839375" cy="1038370"/>
+            <wp:effectExtent l="0" t="0" r="0" b="9525"/>
+            <wp:docPr id="1918296118" name="Рисунок 1"/>
             <wp:cNvGraphicFramePr>
               <a:graphicFrameLocks xmlns:a="http://schemas.openxmlformats.org/drawingml/2006/main" noChangeAspect="1"/>
             </wp:cNvGraphicFramePr>
@@ -19510,7 +20005,7 @@
               <a:graphicData uri="http://schemas.openxmlformats.org/drawingml/2006/picture">
                 <pic:pic xmlns:pic="http://schemas.openxmlformats.org/drawingml/2006/picture">
                   <pic:nvPicPr>
-                    <pic:cNvPr id="2029111850" name=""/>
+                    <pic:cNvPr id="1880692265" name=""/>
                     <pic:cNvPicPr/>
                   </pic:nvPicPr>
                   <pic:blipFill>
@@ -19522,7 +20017,7 @@
                   <pic:spPr>
                     <a:xfrm>
                       <a:off x="0" y="0"/>
-                      <a:ext cx="3972479" cy="647790"/>
+                      <a:ext cx="4839375" cy="1038370"/>
                     </a:xfrm>
                     <a:prstGeom prst="rect">
                       <a:avLst/>
@@ -19542,14 +20037,15 @@
         <w:jc w:val="center"/>
       </w:pPr>
       <w:r>
-        <w:t xml:space="preserve">Рисунок </w:t>
-      </w:r>
-      <w:r>
-        <w:t>3.</w:t>
-      </w:r>
-      <w:r>
-        <w:t>13 – коэффициенты для уравнения третьей пары</w:t>
-      </w:r>
+        <w:t>Рисунок 13 – коэффициенты для уравнения третьей пары</w:t>
+      </w:r>
+    </w:p>
+    <w:p>
+      <w:pPr>
+        <w:pStyle w:val="a5"/>
+        <w:ind w:firstLine="0"/>
+        <w:jc w:val="center"/>
+      </w:pPr>
     </w:p>
     <w:p>
       <w:pPr>
@@ -19584,7 +20080,7 @@
             <w:rPr>
               <w:rFonts w:ascii="Cambria Math" w:hAnsi="Cambria Math"/>
             </w:rPr>
-            <m:t>ИПЦ=1.2060∙ИС-21.4813</m:t>
+            <m:t>СЗ=0.001∙ВВП на душу населения+0.733</m:t>
           </m:r>
         </m:oMath>
       </m:oMathPara>
@@ -19612,7 +20108,7 @@
             <w:rPr>
               <w:rFonts w:ascii="Cambria Math" w:eastAsiaTheme="minorEastAsia" w:hAnsi="Cambria Math"/>
             </w:rPr>
-            <m:t>Инфляция= -0.2916∙ИПЦ+22.2147</m:t>
+            <m:t>ИС= 1.097∙ПЖ-25.37</m:t>
           </m:r>
         </m:oMath>
       </m:oMathPara>
@@ -19633,7 +20129,6 @@
         <w:rPr>
           <w:rFonts w:eastAsiaTheme="minorEastAsia"/>
           <w:i/>
-          <w:lang w:val="en-US"/>
         </w:rPr>
       </w:pPr>
       <m:oMathPara>
@@ -19642,7 +20137,7 @@
             <w:rPr>
               <w:rFonts w:ascii="Cambria Math" w:eastAsiaTheme="minorEastAsia" w:hAnsi="Cambria Math"/>
             </w:rPr>
-            <m:t>Убийства= -29.51</m:t>
+            <m:t>ПЖ= -0.195</m:t>
           </m:r>
           <m:r>
             <w:rPr>
@@ -19655,14 +20150,20 @@
             <w:rPr>
               <w:rFonts w:ascii="Cambria Math" w:eastAsiaTheme="minorEastAsia" w:hAnsi="Cambria Math"/>
             </w:rPr>
-            <m:t>ИС</m:t>
+            <m:t>ДС</m:t>
           </m:r>
           <m:r>
             <w:rPr>
               <w:rFonts w:ascii="Cambria Math" w:eastAsiaTheme="minorEastAsia" w:hAnsi="Cambria Math"/>
               <w:lang w:val="en-US"/>
             </w:rPr>
-            <m:t>+9059</m:t>
+            <m:t>+7</m:t>
+          </m:r>
+          <m:r>
+            <w:rPr>
+              <w:rFonts w:ascii="Cambria Math" w:eastAsiaTheme="minorEastAsia" w:hAnsi="Cambria Math"/>
+            </w:rPr>
+            <m:t>6.757</m:t>
           </m:r>
         </m:oMath>
       </m:oMathPara>
@@ -19693,7 +20194,6 @@
           <w:iCs/>
           <w:lang w:val="en-US"/>
         </w:rPr>
-        <w:lastRenderedPageBreak/>
         <w:tab/>
         <w:t>8.</w:t>
       </w:r>
@@ -19739,11 +20239,12 @@
           <w:iCs/>
           <w:noProof/>
         </w:rPr>
+        <w:lastRenderedPageBreak/>
         <w:drawing>
-          <wp:inline distT="0" distB="0" distL="0" distR="0" wp14:anchorId="2B2BAD04" wp14:editId="45992AA6">
-            <wp:extent cx="5940425" cy="5913755"/>
-            <wp:effectExtent l="0" t="0" r="3175" b="0"/>
-            <wp:docPr id="401987562" name="Рисунок 1"/>
+          <wp:inline distT="0" distB="0" distL="0" distR="0" wp14:anchorId="1873EB3C" wp14:editId="32141EF6">
+            <wp:extent cx="5940425" cy="2976245"/>
+            <wp:effectExtent l="0" t="0" r="0" b="0"/>
+            <wp:docPr id="1958845402" name="Рисунок 1"/>
             <wp:cNvGraphicFramePr>
               <a:graphicFrameLocks xmlns:a="http://schemas.openxmlformats.org/drawingml/2006/main" noChangeAspect="1"/>
             </wp:cNvGraphicFramePr>
@@ -19751,23 +20252,36 @@
               <a:graphicData uri="http://schemas.openxmlformats.org/drawingml/2006/picture">
                 <pic:pic xmlns:pic="http://schemas.openxmlformats.org/drawingml/2006/picture">
                   <pic:nvPicPr>
-                    <pic:cNvPr id="401987562" name=""/>
-                    <pic:cNvPicPr/>
+                    <pic:cNvPr id="0" name="Picture 1"/>
+                    <pic:cNvPicPr>
+                      <a:picLocks noChangeAspect="1" noChangeArrowheads="1"/>
+                    </pic:cNvPicPr>
                   </pic:nvPicPr>
                   <pic:blipFill>
-                    <a:blip r:embed="rId49"/>
+                    <a:blip r:embed="rId49">
+                      <a:extLst>
+                        <a:ext uri="{28A0092B-C50C-407E-A947-70E740481C1C}">
+                          <a14:useLocalDpi xmlns:a14="http://schemas.microsoft.com/office/drawing/2010/main" val="0"/>
+                        </a:ext>
+                      </a:extLst>
+                    </a:blip>
+                    <a:srcRect/>
                     <a:stretch>
                       <a:fillRect/>
                     </a:stretch>
                   </pic:blipFill>
-                  <pic:spPr>
+                  <pic:spPr bwMode="auto">
                     <a:xfrm>
                       <a:off x="0" y="0"/>
-                      <a:ext cx="5940425" cy="5913755"/>
+                      <a:ext cx="5940425" cy="2976245"/>
                     </a:xfrm>
                     <a:prstGeom prst="rect">
                       <a:avLst/>
                     </a:prstGeom>
+                    <a:noFill/>
+                    <a:ln>
+                      <a:noFill/>
+                    </a:ln>
                   </pic:spPr>
                 </pic:pic>
               </a:graphicData>
@@ -19791,22 +20305,19 @@
           <w:rFonts w:eastAsiaTheme="minorEastAsia"/>
           <w:iCs/>
         </w:rPr>
-        <w:t xml:space="preserve">Рисунок </w:t>
-      </w:r>
-      <w:r>
+        <w:t>Рисунок 14 – график остатков первого уравнения</w:t>
+      </w:r>
+    </w:p>
+    <w:p>
+      <w:pPr>
+        <w:pStyle w:val="a5"/>
+        <w:ind w:firstLine="0"/>
+        <w:jc w:val="center"/>
         <w:rPr>
           <w:rFonts w:eastAsiaTheme="minorEastAsia"/>
           <w:iCs/>
         </w:rPr>
-        <w:t>3.</w:t>
-      </w:r>
-      <w:r>
-        <w:rPr>
-          <w:rFonts w:eastAsiaTheme="minorEastAsia"/>
-          <w:iCs/>
-        </w:rPr>
-        <w:t>14 – график остатков первого уравнения</w:t>
-      </w:r>
+      </w:pPr>
     </w:p>
     <w:p>
       <w:pPr>
@@ -19824,12 +20335,11 @@
           <w:iCs/>
           <w:noProof/>
         </w:rPr>
-        <w:lastRenderedPageBreak/>
         <w:drawing>
-          <wp:inline distT="0" distB="0" distL="0" distR="0" wp14:anchorId="200604FD" wp14:editId="21FA19DB">
-            <wp:extent cx="4090635" cy="4072270"/>
-            <wp:effectExtent l="0" t="0" r="5715" b="4445"/>
-            <wp:docPr id="1069103245" name="Рисунок 1"/>
+          <wp:inline distT="0" distB="0" distL="0" distR="0" wp14:anchorId="48F485C1" wp14:editId="67BC1467">
+            <wp:extent cx="5940425" cy="2976245"/>
+            <wp:effectExtent l="0" t="0" r="0" b="0"/>
+            <wp:docPr id="1952080296" name="Рисунок 3"/>
             <wp:cNvGraphicFramePr>
               <a:graphicFrameLocks xmlns:a="http://schemas.openxmlformats.org/drawingml/2006/main" noChangeAspect="1"/>
             </wp:cNvGraphicFramePr>
@@ -19837,23 +20347,36 @@
               <a:graphicData uri="http://schemas.openxmlformats.org/drawingml/2006/picture">
                 <pic:pic xmlns:pic="http://schemas.openxmlformats.org/drawingml/2006/picture">
                   <pic:nvPicPr>
-                    <pic:cNvPr id="1069103245" name=""/>
-                    <pic:cNvPicPr/>
+                    <pic:cNvPr id="0" name="Picture 3"/>
+                    <pic:cNvPicPr>
+                      <a:picLocks noChangeAspect="1" noChangeArrowheads="1"/>
+                    </pic:cNvPicPr>
                   </pic:nvPicPr>
                   <pic:blipFill>
-                    <a:blip r:embed="rId50"/>
+                    <a:blip r:embed="rId50">
+                      <a:extLst>
+                        <a:ext uri="{28A0092B-C50C-407E-A947-70E740481C1C}">
+                          <a14:useLocalDpi xmlns:a14="http://schemas.microsoft.com/office/drawing/2010/main" val="0"/>
+                        </a:ext>
+                      </a:extLst>
+                    </a:blip>
+                    <a:srcRect/>
                     <a:stretch>
                       <a:fillRect/>
                     </a:stretch>
                   </pic:blipFill>
-                  <pic:spPr>
+                  <pic:spPr bwMode="auto">
                     <a:xfrm>
                       <a:off x="0" y="0"/>
-                      <a:ext cx="4099904" cy="4081498"/>
+                      <a:ext cx="5940425" cy="2976245"/>
                     </a:xfrm>
                     <a:prstGeom prst="rect">
                       <a:avLst/>
                     </a:prstGeom>
+                    <a:noFill/>
+                    <a:ln>
+                      <a:noFill/>
+                    </a:ln>
                   </pic:spPr>
                 </pic:pic>
               </a:graphicData>
@@ -19861,37 +20384,12 @@
           </wp:inline>
         </w:drawing>
       </w:r>
-    </w:p>
-    <w:p>
-      <w:pPr>
-        <w:pStyle w:val="a5"/>
-        <w:ind w:firstLine="0"/>
-        <w:jc w:val="center"/>
+      <w:r>
         <w:rPr>
           <w:rFonts w:eastAsiaTheme="minorEastAsia"/>
           <w:iCs/>
         </w:rPr>
-      </w:pPr>
-      <w:r>
-        <w:rPr>
-          <w:rFonts w:eastAsiaTheme="minorEastAsia"/>
-          <w:iCs/>
-        </w:rPr>
-        <w:t xml:space="preserve">Рисунок </w:t>
-      </w:r>
-      <w:r>
-        <w:rPr>
-          <w:rFonts w:eastAsiaTheme="minorEastAsia"/>
-          <w:iCs/>
-        </w:rPr>
-        <w:t>3.</w:t>
-      </w:r>
-      <w:r>
-        <w:rPr>
-          <w:rFonts w:eastAsiaTheme="minorEastAsia"/>
-          <w:iCs/>
-        </w:rPr>
-        <w:t>15 – график остатков второго уравнения</w:t>
+        <w:t>Рисунок 15 – график остатков второго уравнения</w:t>
       </w:r>
     </w:p>
     <w:p>
@@ -19921,11 +20419,12 @@
           <w:iCs/>
           <w:noProof/>
         </w:rPr>
+        <w:lastRenderedPageBreak/>
         <w:drawing>
-          <wp:inline distT="0" distB="0" distL="0" distR="0" wp14:anchorId="12BEA607" wp14:editId="36F40840">
-            <wp:extent cx="4348717" cy="4348717"/>
+          <wp:inline distT="0" distB="0" distL="0" distR="0" wp14:anchorId="3567A4B6" wp14:editId="6426A62B">
+            <wp:extent cx="5940425" cy="2976245"/>
             <wp:effectExtent l="0" t="0" r="0" b="0"/>
-            <wp:docPr id="689766679" name="Рисунок 1"/>
+            <wp:docPr id="1160541964" name="Рисунок 2"/>
             <wp:cNvGraphicFramePr>
               <a:graphicFrameLocks xmlns:a="http://schemas.openxmlformats.org/drawingml/2006/main" noChangeAspect="1"/>
             </wp:cNvGraphicFramePr>
@@ -19933,23 +20432,36 @@
               <a:graphicData uri="http://schemas.openxmlformats.org/drawingml/2006/picture">
                 <pic:pic xmlns:pic="http://schemas.openxmlformats.org/drawingml/2006/picture">
                   <pic:nvPicPr>
-                    <pic:cNvPr id="689766679" name=""/>
-                    <pic:cNvPicPr/>
+                    <pic:cNvPr id="0" name="Picture 2"/>
+                    <pic:cNvPicPr>
+                      <a:picLocks noChangeAspect="1" noChangeArrowheads="1"/>
+                    </pic:cNvPicPr>
                   </pic:nvPicPr>
                   <pic:blipFill>
-                    <a:blip r:embed="rId51"/>
+                    <a:blip r:embed="rId51">
+                      <a:extLst>
+                        <a:ext uri="{28A0092B-C50C-407E-A947-70E740481C1C}">
+                          <a14:useLocalDpi xmlns:a14="http://schemas.microsoft.com/office/drawing/2010/main" val="0"/>
+                        </a:ext>
+                      </a:extLst>
+                    </a:blip>
+                    <a:srcRect/>
                     <a:stretch>
                       <a:fillRect/>
                     </a:stretch>
                   </pic:blipFill>
-                  <pic:spPr>
+                  <pic:spPr bwMode="auto">
                     <a:xfrm>
                       <a:off x="0" y="0"/>
-                      <a:ext cx="4359228" cy="4359228"/>
+                      <a:ext cx="5940425" cy="2976245"/>
                     </a:xfrm>
                     <a:prstGeom prst="rect">
                       <a:avLst/>
                     </a:prstGeom>
+                    <a:noFill/>
+                    <a:ln>
+                      <a:noFill/>
+                    </a:ln>
                   </pic:spPr>
                 </pic:pic>
               </a:graphicData>
@@ -19973,40 +20485,36 @@
           <w:rFonts w:eastAsiaTheme="minorEastAsia"/>
           <w:iCs/>
         </w:rPr>
-        <w:t xml:space="preserve">Рисунок </w:t>
-      </w:r>
-      <w:r>
+        <w:t>Рисунок 16 – график остатков третьего уравнения</w:t>
+      </w:r>
+    </w:p>
+    <w:p>
+      <w:pPr>
+        <w:pStyle w:val="a5"/>
+        <w:ind w:firstLine="0"/>
+        <w:jc w:val="center"/>
         <w:rPr>
           <w:rFonts w:eastAsiaTheme="minorEastAsia"/>
           <w:iCs/>
         </w:rPr>
-        <w:t>3.</w:t>
-      </w:r>
-      <w:r>
+      </w:pPr>
+    </w:p>
+    <w:p>
+      <w:pPr>
+        <w:pStyle w:val="a5"/>
+        <w:ind w:firstLine="0"/>
         <w:rPr>
           <w:rFonts w:eastAsiaTheme="minorEastAsia"/>
           <w:iCs/>
         </w:rPr>
-        <w:t>16 – график остатков третьего уравнения</w:t>
-      </w:r>
-    </w:p>
-    <w:p>
-      <w:pPr>
-        <w:pStyle w:val="a5"/>
-        <w:ind w:firstLine="0"/>
+      </w:pPr>
+      <w:r>
         <w:rPr>
           <w:rFonts w:eastAsiaTheme="minorEastAsia"/>
           <w:iCs/>
         </w:rPr>
-      </w:pPr>
-      <w:r>
-        <w:rPr>
-          <w:rFonts w:eastAsiaTheme="minorEastAsia"/>
-          <w:iCs/>
-        </w:rPr>
-        <w:lastRenderedPageBreak/>
         <w:tab/>
-        <w:t>Данные графики показывают, что некоторые пары, к примеру вторая, не линейны, но всё равно имеют некоторое сходство с графиком, построенным на основе уравнения зависимости, которое допускало их линейность.</w:t>
+        <w:t>Данные графики показывают, что полученные параметры близки к линейным графикам, построенным на основе уравнения зависимости, которое допускало их линейность.</w:t>
       </w:r>
     </w:p>
     <w:p>
@@ -20023,9 +20531,6 @@
         <w:t>Ход работы</w:t>
       </w:r>
       <w:r>
-        <w:rPr>
-          <w:lang w:val="en-US"/>
-        </w:rPr>
         <w:t xml:space="preserve"> </w:t>
       </w:r>
       <w:r>
@@ -20214,7 +20719,6 @@
         <w:pStyle w:val="a5"/>
       </w:pPr>
       <w:r>
-        <w:lastRenderedPageBreak/>
         <w:t>Формула для ВВП</w:t>
       </w:r>
       <w:r>
@@ -20323,6 +20827,7 @@
           <w:noProof/>
           <w:lang w:val="en-US"/>
         </w:rPr>
+        <w:lastRenderedPageBreak/>
         <w:drawing>
           <wp:inline distT="0" distB="0" distL="0" distR="0" wp14:anchorId="3B9C37D7" wp14:editId="7317152F">
             <wp:extent cx="5940425" cy="6113780"/>
@@ -20992,14 +21497,11 @@
         <w:jc w:val="center"/>
       </w:pPr>
       <w:r>
-        <w:rPr>
-          <w:noProof/>
-        </w:rPr>
         <w:drawing>
-          <wp:inline distT="0" distB="0" distL="0" distR="0" wp14:anchorId="2FFC34F8" wp14:editId="7988EDA0">
-            <wp:extent cx="5940425" cy="6087110"/>
-            <wp:effectExtent l="0" t="0" r="3175" b="8890"/>
-            <wp:docPr id="364882867" name="Рисунок 1"/>
+          <wp:inline distT="0" distB="0" distL="0" distR="0" wp14:anchorId="0A782B12" wp14:editId="3F1906D0">
+            <wp:extent cx="5429250" cy="2609290"/>
+            <wp:effectExtent l="0" t="0" r="0" b="635"/>
+            <wp:docPr id="2011029683" name="Рисунок 1"/>
             <wp:cNvGraphicFramePr>
               <a:graphicFrameLocks xmlns:a="http://schemas.openxmlformats.org/drawingml/2006/main" noChangeAspect="1"/>
             </wp:cNvGraphicFramePr>
@@ -21007,7 +21509,7 @@
               <a:graphicData uri="http://schemas.openxmlformats.org/drawingml/2006/picture">
                 <pic:pic xmlns:pic="http://schemas.openxmlformats.org/drawingml/2006/picture">
                   <pic:nvPicPr>
-                    <pic:cNvPr id="364882867" name=""/>
+                    <pic:cNvPr id="2011029683" name=""/>
                     <pic:cNvPicPr/>
                   </pic:nvPicPr>
                   <pic:blipFill>
@@ -21019,7 +21521,7 @@
                   <pic:spPr>
                     <a:xfrm>
                       <a:off x="0" y="0"/>
-                      <a:ext cx="5940425" cy="6087110"/>
+                      <a:ext cx="5440965" cy="2614920"/>
                     </a:xfrm>
                     <a:prstGeom prst="rect">
                       <a:avLst/>
@@ -21039,13 +21541,7 @@
         <w:jc w:val="center"/>
       </w:pPr>
       <w:r>
-        <w:t xml:space="preserve">Рисунок </w:t>
-      </w:r>
-      <w:r>
-        <w:t>4.</w:t>
-      </w:r>
-      <w:r>
-        <w:t>8 – Загрузка модели</w:t>
+        <w:t>Рисунок 8 – Загрузка модели</w:t>
       </w:r>
     </w:p>
     <w:p>
@@ -21080,14 +21576,11 @@
         <w:jc w:val="center"/>
       </w:pPr>
       <w:r>
-        <w:rPr>
-          <w:noProof/>
-        </w:rPr>
         <w:drawing>
-          <wp:inline distT="0" distB="0" distL="0" distR="0" wp14:anchorId="151103AC" wp14:editId="48C68A5E">
-            <wp:extent cx="4476307" cy="2272824"/>
-            <wp:effectExtent l="0" t="0" r="635" b="0"/>
-            <wp:docPr id="753876556" name="Рисунок 1"/>
+          <wp:inline distT="0" distB="0" distL="0" distR="0" wp14:anchorId="3E273906" wp14:editId="01C35E65">
+            <wp:extent cx="4105275" cy="2255322"/>
+            <wp:effectExtent l="0" t="0" r="0" b="0"/>
+            <wp:docPr id="2009633978" name="Рисунок 1"/>
             <wp:cNvGraphicFramePr>
               <a:graphicFrameLocks xmlns:a="http://schemas.openxmlformats.org/drawingml/2006/main" noChangeAspect="1"/>
             </wp:cNvGraphicFramePr>
@@ -21095,7 +21588,7 @@
               <a:graphicData uri="http://schemas.openxmlformats.org/drawingml/2006/picture">
                 <pic:pic xmlns:pic="http://schemas.openxmlformats.org/drawingml/2006/picture">
                   <pic:nvPicPr>
-                    <pic:cNvPr id="753876556" name=""/>
+                    <pic:cNvPr id="2009633978" name=""/>
                     <pic:cNvPicPr/>
                   </pic:nvPicPr>
                   <pic:blipFill>
@@ -21107,7 +21600,7 @@
                   <pic:spPr>
                     <a:xfrm>
                       <a:off x="0" y="0"/>
-                      <a:ext cx="4491339" cy="2280457"/>
+                      <a:ext cx="4112137" cy="2259092"/>
                     </a:xfrm>
                     <a:prstGeom prst="rect">
                       <a:avLst/>
@@ -21127,13 +21620,8 @@
         <w:jc w:val="center"/>
       </w:pPr>
       <w:r>
-        <w:t xml:space="preserve">Рисунок </w:t>
-      </w:r>
-      <w:r>
-        <w:t>4.</w:t>
-      </w:r>
-      <w:r>
-        <w:t>9 – Линейная регрессия для ИПЦ</w:t>
+        <w:lastRenderedPageBreak/>
+        <w:t>Рисунок 9 – Линейная регрессия для ИПЦ</w:t>
       </w:r>
     </w:p>
     <w:p>
@@ -21177,71 +21665,7 @@
           <w:rPr>
             <w:rFonts w:ascii="Cambria Math" w:hAnsi="Cambria Math"/>
           </w:rPr>
-          <m:t>ИПЦ = -0.02∙Без</m:t>
-        </m:r>
-        <m:sSub>
-          <m:sSubPr>
-            <m:ctrlPr>
-              <w:rPr>
-                <w:rFonts w:ascii="Cambria Math" w:hAnsi="Cambria Math"/>
-                <w:i/>
-              </w:rPr>
-            </m:ctrlPr>
-          </m:sSubPr>
-          <m:e>
-            <m:r>
-              <w:rPr>
-                <w:rFonts w:ascii="Cambria Math" w:hAnsi="Cambria Math"/>
-              </w:rPr>
-              <m:t>Работы</m:t>
-            </m:r>
-          </m:e>
-          <m:sub>
-            <m:r>
-              <w:rPr>
-                <w:rFonts w:ascii="Cambria Math" w:hAnsi="Cambria Math"/>
-              </w:rPr>
-              <m:t>15-24</m:t>
-            </m:r>
-          </m:sub>
-        </m:sSub>
-        <m:r>
-          <w:rPr>
-            <w:rFonts w:ascii="Cambria Math" w:hAnsi="Cambria Math"/>
-          </w:rPr>
-          <m:t>+ 0.03∙Без</m:t>
-        </m:r>
-        <m:sSub>
-          <m:sSubPr>
-            <m:ctrlPr>
-              <w:rPr>
-                <w:rFonts w:ascii="Cambria Math" w:hAnsi="Cambria Math"/>
-                <w:i/>
-              </w:rPr>
-            </m:ctrlPr>
-          </m:sSubPr>
-          <m:e>
-            <m:r>
-              <w:rPr>
-                <w:rFonts w:ascii="Cambria Math" w:hAnsi="Cambria Math"/>
-              </w:rPr>
-              <m:t>Работы</m:t>
-            </m:r>
-          </m:e>
-          <m:sub>
-            <m:r>
-              <w:rPr>
-                <w:rFonts w:ascii="Cambria Math" w:hAnsi="Cambria Math"/>
-              </w:rPr>
-              <m:t>25-54</m:t>
-            </m:r>
-          </m:sub>
-        </m:sSub>
-        <m:r>
-          <w:rPr>
-            <w:rFonts w:ascii="Cambria Math" w:hAnsi="Cambria Math"/>
-          </w:rPr>
-          <m:t>+1.13∙ИндесксСчастья-0.3∙Инфляция-0.0002∙Убийства-12.54</m:t>
+          <m:t>ПЖ = 0.00008∙ВВП-0.1∙ДС+0.18∙ИндесксСчастья+0.03∙МЭ-0.017∙СЗ+61.198</m:t>
         </m:r>
       </m:oMath>
       <w:r>
@@ -21275,10 +21699,10 @@
           <w:noProof/>
         </w:rPr>
         <w:drawing>
-          <wp:inline distT="0" distB="0" distL="0" distR="0" wp14:anchorId="03B70A6C" wp14:editId="51D84442">
-            <wp:extent cx="3586769" cy="3581400"/>
-            <wp:effectExtent l="0" t="0" r="0" b="0"/>
-            <wp:docPr id="794778448" name="Рисунок 1"/>
+          <wp:inline distT="0" distB="0" distL="0" distR="0" wp14:anchorId="3F08F98C" wp14:editId="565A33D2">
+            <wp:extent cx="5940425" cy="2976245"/>
+            <wp:effectExtent l="0" t="0" r="3175" b="0"/>
+            <wp:docPr id="2011236199" name="Рисунок 2"/>
             <wp:cNvGraphicFramePr>
               <a:graphicFrameLocks xmlns:a="http://schemas.openxmlformats.org/drawingml/2006/main" noChangeAspect="1"/>
             </wp:cNvGraphicFramePr>
@@ -21286,23 +21710,36 @@
               <a:graphicData uri="http://schemas.openxmlformats.org/drawingml/2006/picture">
                 <pic:pic xmlns:pic="http://schemas.openxmlformats.org/drawingml/2006/picture">
                   <pic:nvPicPr>
-                    <pic:cNvPr id="794778448" name=""/>
-                    <pic:cNvPicPr/>
+                    <pic:cNvPr id="0" name="Picture 2"/>
+                    <pic:cNvPicPr>
+                      <a:picLocks noChangeAspect="1" noChangeArrowheads="1"/>
+                    </pic:cNvPicPr>
                   </pic:nvPicPr>
                   <pic:blipFill>
-                    <a:blip r:embed="rId63"/>
+                    <a:blip r:embed="rId63">
+                      <a:extLst>
+                        <a:ext uri="{28A0092B-C50C-407E-A947-70E740481C1C}">
+                          <a14:useLocalDpi xmlns:a14="http://schemas.microsoft.com/office/drawing/2010/main" val="0"/>
+                        </a:ext>
+                      </a:extLst>
+                    </a:blip>
+                    <a:srcRect/>
                     <a:stretch>
                       <a:fillRect/>
                     </a:stretch>
                   </pic:blipFill>
-                  <pic:spPr>
+                  <pic:spPr bwMode="auto">
                     <a:xfrm>
                       <a:off x="0" y="0"/>
-                      <a:ext cx="3614046" cy="3608636"/>
+                      <a:ext cx="5940425" cy="2976245"/>
                     </a:xfrm>
                     <a:prstGeom prst="rect">
                       <a:avLst/>
                     </a:prstGeom>
+                    <a:noFill/>
+                    <a:ln>
+                      <a:noFill/>
+                    </a:ln>
                   </pic:spPr>
                 </pic:pic>
               </a:graphicData>
@@ -21324,56 +21761,51 @@
         <w:rPr>
           <w:rFonts w:eastAsiaTheme="minorEastAsia"/>
         </w:rPr>
-        <w:t xml:space="preserve">Рисунок </w:t>
-      </w:r>
-      <w:r>
+        <w:t>Рисунок 10 – График компонента + остаток</w:t>
+      </w:r>
+    </w:p>
+    <w:p>
+      <w:pPr>
+        <w:pStyle w:val="a5"/>
+        <w:ind w:firstLine="0"/>
+        <w:jc w:val="center"/>
         <w:rPr>
           <w:rFonts w:eastAsiaTheme="minorEastAsia"/>
         </w:rPr>
-        <w:t>4.</w:t>
-      </w:r>
-      <w:r>
-        <w:rPr>
-          <w:rFonts w:eastAsiaTheme="minorEastAsia"/>
-        </w:rPr>
-        <w:t>10 – График компонента + остаток</w:t>
-      </w:r>
+      </w:pPr>
     </w:p>
     <w:p>
       <w:pPr>
         <w:pStyle w:val="a5"/>
       </w:pPr>
       <w:r>
+        <w:t xml:space="preserve">11. </w:t>
+      </w:r>
+      <w:r>
+        <w:t>Выполнить пошаговое построение множественной регрессии по направлению назад /вперед сравнить полученные результаты, провести проверку коэффициента VIF</w:t>
+      </w:r>
+      <w:r>
+        <w:t>.</w:t>
+      </w:r>
+    </w:p>
+    <w:p>
+      <w:pPr>
+        <w:pStyle w:val="a5"/>
+      </w:pPr>
+    </w:p>
+    <w:p>
+      <w:pPr>
+        <w:pStyle w:val="a5"/>
+        <w:ind w:firstLine="0"/>
+        <w:jc w:val="center"/>
+      </w:pPr>
+      <w:r>
         <w:lastRenderedPageBreak/>
-        <w:t xml:space="preserve">11. </w:t>
-      </w:r>
-      <w:r>
-        <w:t>Выполнить пошаговое построение множественной регрессии по направлению назад /вперед сравнить полученные результаты, провести проверку коэффициента VIF</w:t>
-      </w:r>
-      <w:r>
-        <w:t>.</w:t>
-      </w:r>
-    </w:p>
-    <w:p>
-      <w:pPr>
-        <w:pStyle w:val="a5"/>
-      </w:pPr>
-    </w:p>
-    <w:p>
-      <w:pPr>
-        <w:pStyle w:val="a5"/>
-        <w:ind w:firstLine="0"/>
-        <w:jc w:val="center"/>
-      </w:pPr>
-      <w:r>
-        <w:rPr>
-          <w:noProof/>
-        </w:rPr>
         <w:drawing>
-          <wp:inline distT="0" distB="0" distL="0" distR="0" wp14:anchorId="43D4AE90" wp14:editId="51399910">
-            <wp:extent cx="3985330" cy="3338623"/>
+          <wp:inline distT="0" distB="0" distL="0" distR="0" wp14:anchorId="5D82E677" wp14:editId="01D041A5">
+            <wp:extent cx="3886742" cy="3105583"/>
             <wp:effectExtent l="0" t="0" r="0" b="0"/>
-            <wp:docPr id="1497428838" name="Рисунок 1"/>
+            <wp:docPr id="861588251" name="Рисунок 1"/>
             <wp:cNvGraphicFramePr>
               <a:graphicFrameLocks xmlns:a="http://schemas.openxmlformats.org/drawingml/2006/main" noChangeAspect="1"/>
             </wp:cNvGraphicFramePr>
@@ -21381,7 +21813,7 @@
               <a:graphicData uri="http://schemas.openxmlformats.org/drawingml/2006/picture">
                 <pic:pic xmlns:pic="http://schemas.openxmlformats.org/drawingml/2006/picture">
                   <pic:nvPicPr>
-                    <pic:cNvPr id="1497428838" name=""/>
+                    <pic:cNvPr id="861588251" name=""/>
                     <pic:cNvPicPr/>
                   </pic:nvPicPr>
                   <pic:blipFill>
@@ -21393,7 +21825,7 @@
                   <pic:spPr>
                     <a:xfrm>
                       <a:off x="0" y="0"/>
-                      <a:ext cx="3988619" cy="3341378"/>
+                      <a:ext cx="3886742" cy="3105583"/>
                     </a:xfrm>
                     <a:prstGeom prst="rect">
                       <a:avLst/>
@@ -21413,14 +21845,11 @@
         <w:jc w:val="center"/>
       </w:pPr>
       <w:r>
-        <w:rPr>
-          <w:noProof/>
-        </w:rPr>
         <w:drawing>
-          <wp:inline distT="0" distB="0" distL="0" distR="0" wp14:anchorId="29B1D0FB" wp14:editId="25AB02AE">
-            <wp:extent cx="4167963" cy="2039798"/>
-            <wp:effectExtent l="0" t="0" r="4445" b="0"/>
-            <wp:docPr id="1351354332" name="Рисунок 1"/>
+          <wp:inline distT="0" distB="0" distL="0" distR="0" wp14:anchorId="2D730553" wp14:editId="30A00557">
+            <wp:extent cx="5940425" cy="1776095"/>
+            <wp:effectExtent l="0" t="0" r="3175" b="0"/>
+            <wp:docPr id="470703115" name="Рисунок 1"/>
             <wp:cNvGraphicFramePr>
               <a:graphicFrameLocks xmlns:a="http://schemas.openxmlformats.org/drawingml/2006/main" noChangeAspect="1"/>
             </wp:cNvGraphicFramePr>
@@ -21428,7 +21857,7 @@
               <a:graphicData uri="http://schemas.openxmlformats.org/drawingml/2006/picture">
                 <pic:pic xmlns:pic="http://schemas.openxmlformats.org/drawingml/2006/picture">
                   <pic:nvPicPr>
-                    <pic:cNvPr id="1351354332" name=""/>
+                    <pic:cNvPr id="470703115" name=""/>
                     <pic:cNvPicPr/>
                   </pic:nvPicPr>
                   <pic:blipFill>
@@ -21440,7 +21869,7 @@
                   <pic:spPr>
                     <a:xfrm>
                       <a:off x="0" y="0"/>
-                      <a:ext cx="4179310" cy="2045351"/>
+                      <a:ext cx="5940425" cy="1776095"/>
                     </a:xfrm>
                     <a:prstGeom prst="rect">
                       <a:avLst/>
@@ -21460,13 +21889,7 @@
         <w:jc w:val="center"/>
       </w:pPr>
       <w:r>
-        <w:t xml:space="preserve">Рисунок </w:t>
-      </w:r>
-      <w:r>
-        <w:t>4.</w:t>
-      </w:r>
-      <w:r>
-        <w:t>11 – пошаговое построение множественной регрессии по направлению назад</w:t>
+        <w:t>Рисунок 11 – пошаговое построение множественной регрессии по направлению назад</w:t>
       </w:r>
     </w:p>
     <w:p>
@@ -21483,15 +21906,11 @@
         <w:jc w:val="center"/>
       </w:pPr>
       <w:r>
-        <w:rPr>
-          <w:noProof/>
-        </w:rPr>
-        <w:lastRenderedPageBreak/>
         <w:drawing>
-          <wp:inline distT="0" distB="0" distL="0" distR="0" wp14:anchorId="2C928A5B" wp14:editId="0CD280EE">
-            <wp:extent cx="3168502" cy="2817295"/>
-            <wp:effectExtent l="0" t="0" r="0" b="2540"/>
-            <wp:docPr id="1640584686" name="Рисунок 1"/>
+          <wp:inline distT="0" distB="0" distL="0" distR="0" wp14:anchorId="05F9B054" wp14:editId="56EE3233">
+            <wp:extent cx="3305175" cy="2973869"/>
+            <wp:effectExtent l="0" t="0" r="0" b="0"/>
+            <wp:docPr id="1104835179" name="Рисунок 1"/>
             <wp:cNvGraphicFramePr>
               <a:graphicFrameLocks xmlns:a="http://schemas.openxmlformats.org/drawingml/2006/main" noChangeAspect="1"/>
             </wp:cNvGraphicFramePr>
@@ -21499,7 +21918,7 @@
               <a:graphicData uri="http://schemas.openxmlformats.org/drawingml/2006/picture">
                 <pic:pic xmlns:pic="http://schemas.openxmlformats.org/drawingml/2006/picture">
                   <pic:nvPicPr>
-                    <pic:cNvPr id="1640584686" name=""/>
+                    <pic:cNvPr id="1104835179" name=""/>
                     <pic:cNvPicPr/>
                   </pic:nvPicPr>
                   <pic:blipFill>
@@ -21511,7 +21930,7 @@
                   <pic:spPr>
                     <a:xfrm>
                       <a:off x="0" y="0"/>
-                      <a:ext cx="3176664" cy="2824552"/>
+                      <a:ext cx="3318715" cy="2986052"/>
                     </a:xfrm>
                     <a:prstGeom prst="rect">
                       <a:avLst/>
@@ -21531,14 +21950,12 @@
         <w:jc w:val="center"/>
       </w:pPr>
       <w:r>
-        <w:rPr>
-          <w:noProof/>
-        </w:rPr>
+        <w:lastRenderedPageBreak/>
         <w:drawing>
-          <wp:inline distT="0" distB="0" distL="0" distR="0" wp14:anchorId="02A8E2F6" wp14:editId="2417A932">
-            <wp:extent cx="4221125" cy="3040704"/>
-            <wp:effectExtent l="0" t="0" r="8255" b="7620"/>
-            <wp:docPr id="534576220" name="Рисунок 1"/>
+          <wp:inline distT="0" distB="0" distL="0" distR="0" wp14:anchorId="0B08A466" wp14:editId="52CCCC4B">
+            <wp:extent cx="3754053" cy="3381375"/>
+            <wp:effectExtent l="0" t="0" r="0" b="0"/>
+            <wp:docPr id="486644640" name="Рисунок 1"/>
             <wp:cNvGraphicFramePr>
               <a:graphicFrameLocks xmlns:a="http://schemas.openxmlformats.org/drawingml/2006/main" noChangeAspect="1"/>
             </wp:cNvGraphicFramePr>
@@ -21546,7 +21963,7 @@
               <a:graphicData uri="http://schemas.openxmlformats.org/drawingml/2006/picture">
                 <pic:pic xmlns:pic="http://schemas.openxmlformats.org/drawingml/2006/picture">
                   <pic:nvPicPr>
-                    <pic:cNvPr id="534576220" name=""/>
+                    <pic:cNvPr id="486644640" name=""/>
                     <pic:cNvPicPr/>
                   </pic:nvPicPr>
                   <pic:blipFill>
@@ -21558,7 +21975,7 @@
                   <pic:spPr>
                     <a:xfrm>
                       <a:off x="0" y="0"/>
-                      <a:ext cx="4232273" cy="3048735"/>
+                      <a:ext cx="3761083" cy="3387707"/>
                     </a:xfrm>
                     <a:prstGeom prst="rect">
                       <a:avLst/>
@@ -21578,13 +21995,51 @@
         <w:jc w:val="center"/>
       </w:pPr>
       <w:r>
-        <w:t xml:space="preserve">Рисунок </w:t>
-      </w:r>
-      <w:r>
-        <w:t>4.</w:t>
-      </w:r>
-      <w:r>
-        <w:t>12 – пошаговое построение множественной регрессии по направлению вперед</w:t>
+        <w:drawing>
+          <wp:inline distT="0" distB="0" distL="0" distR="0" wp14:anchorId="037C387A" wp14:editId="73CC80BD">
+            <wp:extent cx="5927342" cy="1438275"/>
+            <wp:effectExtent l="0" t="0" r="0" b="0"/>
+            <wp:docPr id="1646527838" name="Рисунок 1"/>
+            <wp:cNvGraphicFramePr>
+              <a:graphicFrameLocks xmlns:a="http://schemas.openxmlformats.org/drawingml/2006/main" noChangeAspect="1"/>
+            </wp:cNvGraphicFramePr>
+            <a:graphic xmlns:a="http://schemas.openxmlformats.org/drawingml/2006/main">
+              <a:graphicData uri="http://schemas.openxmlformats.org/drawingml/2006/picture">
+                <pic:pic xmlns:pic="http://schemas.openxmlformats.org/drawingml/2006/picture">
+                  <pic:nvPicPr>
+                    <pic:cNvPr id="1646527838" name=""/>
+                    <pic:cNvPicPr/>
+                  </pic:nvPicPr>
+                  <pic:blipFill>
+                    <a:blip r:embed="rId68"/>
+                    <a:stretch>
+                      <a:fillRect/>
+                    </a:stretch>
+                  </pic:blipFill>
+                  <pic:spPr>
+                    <a:xfrm>
+                      <a:off x="0" y="0"/>
+                      <a:ext cx="5954790" cy="1444935"/>
+                    </a:xfrm>
+                    <a:prstGeom prst="rect">
+                      <a:avLst/>
+                    </a:prstGeom>
+                  </pic:spPr>
+                </pic:pic>
+              </a:graphicData>
+            </a:graphic>
+          </wp:inline>
+        </w:drawing>
+      </w:r>
+    </w:p>
+    <w:p>
+      <w:pPr>
+        <w:pStyle w:val="a5"/>
+        <w:ind w:firstLine="0"/>
+        <w:jc w:val="center"/>
+      </w:pPr>
+      <w:r>
+        <w:t>Рисунок 12 – пошаговое построение множественной регрессии по направлению вперед</w:t>
       </w:r>
     </w:p>
     <w:p>
@@ -21628,7 +22083,7 @@
             <w:rPr>
               <w:rFonts w:ascii="Cambria Math" w:hAnsi="Cambria Math"/>
             </w:rPr>
-            <m:t>ВВП=1.13∙ИС-0.33</m:t>
+            <m:t>ПЖ=-0.106∙ДС+0.181</m:t>
           </m:r>
           <m:r>
             <w:rPr>
@@ -21641,20 +22096,33 @@
             <w:rPr>
               <w:rFonts w:ascii="Cambria Math" w:hAnsi="Cambria Math"/>
             </w:rPr>
-            <m:t>Инфляция</m:t>
+            <m:t>ИС</m:t>
           </m:r>
           <m:r>
             <w:rPr>
               <w:rFonts w:ascii="Cambria Math" w:hAnsi="Cambria Math"/>
               <w:lang w:val="en-US"/>
             </w:rPr>
-            <m:t>-0.0002∙</m:t>
+            <m:t>+</m:t>
           </m:r>
           <m:r>
             <w:rPr>
               <w:rFonts w:ascii="Cambria Math" w:hAnsi="Cambria Math"/>
             </w:rPr>
-            <m:t xml:space="preserve">Убийства-12.6 </m:t>
+            <m:t>0.033</m:t>
+          </m:r>
+          <m:r>
+            <w:rPr>
+              <w:rFonts w:ascii="Cambria Math" w:hAnsi="Cambria Math"/>
+              <w:lang w:val="en-US"/>
+            </w:rPr>
+            <m:t>∙</m:t>
+          </m:r>
+          <m:r>
+            <w:rPr>
+              <w:rFonts w:ascii="Cambria Math" w:hAnsi="Cambria Math"/>
+            </w:rPr>
+            <m:t>МЭ+0.00006∙ВВП+61.279</m:t>
           </m:r>
         </m:oMath>
       </m:oMathPara>
@@ -21672,14 +22140,11 @@
         <w:jc w:val="center"/>
       </w:pPr>
       <w:r>
-        <w:rPr>
-          <w:noProof/>
-        </w:rPr>
         <w:drawing>
-          <wp:inline distT="0" distB="0" distL="0" distR="0" wp14:anchorId="3AC2B4FD" wp14:editId="5AA625E0">
-            <wp:extent cx="5940425" cy="412115"/>
-            <wp:effectExtent l="0" t="0" r="3175" b="6985"/>
-            <wp:docPr id="782464925" name="Рисунок 1"/>
+          <wp:inline distT="0" distB="0" distL="0" distR="0" wp14:anchorId="4996FEE2" wp14:editId="40BD01FD">
+            <wp:extent cx="5940425" cy="429260"/>
+            <wp:effectExtent l="0" t="0" r="3175" b="8890"/>
+            <wp:docPr id="304338300" name="Рисунок 1"/>
             <wp:cNvGraphicFramePr>
               <a:graphicFrameLocks xmlns:a="http://schemas.openxmlformats.org/drawingml/2006/main" noChangeAspect="1"/>
             </wp:cNvGraphicFramePr>
@@ -21687,11 +22152,11 @@
               <a:graphicData uri="http://schemas.openxmlformats.org/drawingml/2006/picture">
                 <pic:pic xmlns:pic="http://schemas.openxmlformats.org/drawingml/2006/picture">
                   <pic:nvPicPr>
-                    <pic:cNvPr id="782464925" name=""/>
+                    <pic:cNvPr id="304338300" name=""/>
                     <pic:cNvPicPr/>
                   </pic:nvPicPr>
                   <pic:blipFill>
-                    <a:blip r:embed="rId68"/>
+                    <a:blip r:embed="rId69"/>
                     <a:stretch>
                       <a:fillRect/>
                     </a:stretch>
@@ -21699,7 +22164,7 @@
                   <pic:spPr>
                     <a:xfrm>
                       <a:off x="0" y="0"/>
-                      <a:ext cx="5940425" cy="412115"/>
+                      <a:ext cx="5940425" cy="429260"/>
                     </a:xfrm>
                     <a:prstGeom prst="rect">
                       <a:avLst/>
@@ -21716,121 +22181,90 @@
       <w:pPr>
         <w:pStyle w:val="a5"/>
         <w:ind w:firstLine="0"/>
-        <w:jc w:val="center"/>
+      </w:pPr>
+    </w:p>
+    <w:p>
+      <w:pPr>
+        <w:pStyle w:val="a5"/>
+        <w:ind w:firstLine="0"/>
+      </w:pPr>
+      <w:r>
+        <w:tab/>
+        <w:t xml:space="preserve">Построив коэффициенты </w:t>
+      </w:r>
+      <w:r>
         <w:rPr>
           <w:lang w:val="en-US"/>
         </w:rPr>
-      </w:pPr>
-      <w:r>
-        <w:t xml:space="preserve">Рисунок 4.13 </w:t>
-      </w:r>
-      <w:r>
-        <w:t>–</w:t>
+        <w:t>VIF</w:t>
+      </w:r>
+      <w:r>
+        <w:t>, можем заявить о</w:t>
+      </w:r>
+      <w:r>
+        <w:t xml:space="preserve"> </w:t>
+      </w:r>
+      <w:r>
+        <w:t xml:space="preserve">наличии </w:t>
+      </w:r>
+      <w:r>
+        <w:t>мультиколлинеарности</w:t>
+      </w:r>
+      <w:r>
+        <w:t xml:space="preserve"> в построенной модели </w:t>
+      </w:r>
+      <w:r>
+        <w:t>(</w:t>
+      </w:r>
+      <w:r>
+        <w:t>Пояснение к записи</w:t>
+      </w:r>
+      <w:r>
+        <w:t xml:space="preserve">: </w:t>
+      </w:r>
+      <w:r>
+        <w:t xml:space="preserve">Коэффициенты </w:t>
       </w:r>
       <w:r>
         <w:rPr>
           <w:lang w:val="en-US"/>
         </w:rPr>
+        <w:t>VIF</w:t>
+      </w:r>
+      <w:r>
+        <w:t xml:space="preserve"> должны быть</w:t>
+      </w:r>
+      <w:r>
         <w:t xml:space="preserve"> </w:t>
       </w:r>
       <w:r>
-        <w:t xml:space="preserve">Коэффициенты </w:t>
-      </w:r>
-      <w:r>
-        <w:rPr>
-          <w:lang w:val="en-US"/>
-        </w:rPr>
-        <w:t>VIF</w:t>
-      </w:r>
-    </w:p>
-    <w:p>
-      <w:pPr>
-        <w:pStyle w:val="a5"/>
-        <w:ind w:firstLine="0"/>
-      </w:pPr>
-    </w:p>
-    <w:p>
-      <w:pPr>
-        <w:pStyle w:val="a5"/>
+        <w:t>(</w:t>
+      </w:r>
+      <w:r>
+        <w:t>&lt;10</w:t>
+      </w:r>
+      <w:r>
+        <w:t xml:space="preserve">) иначе, это свидетельствует о присутствии мультиколлинеарности факторных переменных, </w:t>
+      </w:r>
+      <w:r>
+        <w:t>когда более чем два фактора связаны между собой линейной зависимостью).</w:t>
+      </w:r>
+    </w:p>
+    <w:p>
+      <w:pPr>
+        <w:ind w:firstLine="0"/>
+      </w:pPr>
+    </w:p>
+    <w:p>
+      <w:pPr>
         <w:ind w:firstLine="0"/>
       </w:pPr>
       <w:r>
         <w:lastRenderedPageBreak/>
         <w:tab/>
-        <w:t xml:space="preserve">Построив коэффициенты </w:t>
-      </w:r>
-      <w:r>
-        <w:rPr>
-          <w:lang w:val="en-US"/>
-        </w:rPr>
-        <w:t>VIF</w:t>
-      </w:r>
-      <w:r>
-        <w:t xml:space="preserve">, можем заявить об отсутствии </w:t>
-      </w:r>
-      <w:r>
-        <w:t>мультиколлинеарности</w:t>
-      </w:r>
-      <w:r>
-        <w:t xml:space="preserve">  в построенной модели </w:t>
-      </w:r>
-      <w:r>
-        <w:t>(</w:t>
-      </w:r>
-      <w:r>
-        <w:t>Пояснение к записи</w:t>
-      </w:r>
-      <w:r>
-        <w:t xml:space="preserve">: </w:t>
-      </w:r>
-      <w:r>
-        <w:t xml:space="preserve">Коэффициенты </w:t>
-      </w:r>
-      <w:r>
-        <w:rPr>
-          <w:lang w:val="en-US"/>
-        </w:rPr>
-        <w:t>VIF</w:t>
-      </w:r>
-      <w:r>
-        <w:t xml:space="preserve"> должны быть</w:t>
-      </w:r>
-      <w:r>
-        <w:t xml:space="preserve"> </w:t>
-      </w:r>
-      <w:r>
-        <w:t>(</w:t>
-      </w:r>
-      <w:r>
-        <w:t>&lt;10</w:t>
-      </w:r>
-      <w:r>
-        <w:t xml:space="preserve">) иначе, это свидетельствует о присутствии мультиколлинеарности факторных переменных, </w:t>
-      </w:r>
-      <w:r>
-        <w:t>когда более чем два фактора связаны между собой линейной зависимостью).</w:t>
-      </w:r>
-    </w:p>
-    <w:p>
-      <w:pPr>
-        <w:ind w:firstLine="0"/>
-      </w:pPr>
-    </w:p>
-    <w:p>
-      <w:pPr>
-        <w:ind w:firstLine="0"/>
-        <w:rPr>
-          <w:lang w:val="en-US"/>
-        </w:rPr>
-      </w:pPr>
-      <w:r>
-        <w:tab/>
         <w:t>Вывод</w:t>
       </w:r>
       <w:r>
-        <w:rPr>
-          <w:lang w:val="en-US"/>
-        </w:rPr>
         <w:t>:</w:t>
       </w:r>
     </w:p>
@@ -21967,7 +22401,7 @@
 </file>
 
 <file path=word/numbering.xml><?xml version="1.0" encoding="utf-8"?>
-<w:numbering xmlns:wpc="http://schemas.microsoft.com/office/word/2010/wordprocessingCanvas" xmlns:cx="http://schemas.microsoft.com/office/drawing/2014/chartex" xmlns:cx1="http://schemas.microsoft.com/office/drawing/2015/9/8/chartex" xmlns:cx2="http://schemas.microsoft.com/office/drawing/2015/10/21/chartex" xmlns:cx3="http://schemas.microsoft.com/office/drawing/2016/5/9/chartex" xmlns:cx4="http://schemas.microsoft.com/office/drawing/2016/5/10/chartex" xmlns:cx5="http://schemas.microsoft.com/office/drawing/2016/5/11/chartex" xmlns:cx6="http://schemas.microsoft.com/office/drawing/2016/5/12/chartex" xmlns:cx7="http://schemas.microsoft.com/office/drawing/2016/5/13/chartex" xmlns:cx8="http://schemas.microsoft.com/office/drawing/2016/5/14/chartex" xmlns:mc="http://schemas.openxmlformats.org/markup-compatibility/2006" xmlns:aink="http://schemas.microsoft.com/office/drawing/2016/ink" xmlns:am3d="http://schemas.microsoft.com/office/drawing/2017/model3d" xmlns:o="urn:schemas-microsoft-com:office:office" xmlns:r="http://schemas.openxmlformats.org/officeDocument/2006/relationships" xmlns:m="http://schemas.openxmlformats.org/officeDocument/2006/math" xmlns:v="urn:schemas-microsoft-com:vml" xmlns:wp14="http://schemas.microsoft.com/office/word/2010/wordprocessingDrawing" xmlns:wp="http://schemas.openxmlformats.org/drawingml/2006/wordprocessingDrawing" xmlns:w10="urn:schemas-microsoft-com:office:word" xmlns:w="http://schemas.openxmlformats.org/wordprocessingml/2006/main" xmlns:w14="http://schemas.microsoft.com/office/word/2010/wordml" xmlns:w15="http://schemas.microsoft.com/office/word/2012/wordml" xmlns:w16cex="http://schemas.microsoft.com/office/word/2018/wordml/cex" xmlns:w16cid="http://schemas.microsoft.com/office/word/2016/wordml/cid" xmlns:w16="http://schemas.microsoft.com/office/word/2018/wordml" xmlns:w16sdtdh="http://schemas.microsoft.com/office/word/2020/wordml/sdtdatahash" xmlns:w16se="http://schemas.microsoft.com/office/word/2015/wordml/symex" xmlns:wpg="http://schemas.microsoft.com/office/word/2010/wordprocessingGroup" xmlns:wpi="http://schemas.microsoft.com/office/word/2010/wordprocessingInk" xmlns:wne="http://schemas.microsoft.com/office/word/2006/wordml" xmlns:wps="http://schemas.microsoft.com/office/word/2010/wordprocessingShape" mc:Ignorable="w14 w15 w16se w16cid w16 w16cex w16sdtdh wp14">
+<w:numbering xmlns:wpc="http://schemas.microsoft.com/office/word/2010/wordprocessingCanvas" xmlns:cx="http://schemas.microsoft.com/office/drawing/2014/chartex" xmlns:cx1="http://schemas.microsoft.com/office/drawing/2015/9/8/chartex" xmlns:cx2="http://schemas.microsoft.com/office/drawing/2015/10/21/chartex" xmlns:cx3="http://schemas.microsoft.com/office/drawing/2016/5/9/chartex" xmlns:cx4="http://schemas.microsoft.com/office/drawing/2016/5/10/chartex" xmlns:cx5="http://schemas.microsoft.com/office/drawing/2016/5/11/chartex" xmlns:cx6="http://schemas.microsoft.com/office/drawing/2016/5/12/chartex" xmlns:cx7="http://schemas.microsoft.com/office/drawing/2016/5/13/chartex" xmlns:cx8="http://schemas.microsoft.com/office/drawing/2016/5/14/chartex" xmlns:mc="http://schemas.openxmlformats.org/markup-compatibility/2006" xmlns:aink="http://schemas.microsoft.com/office/drawing/2016/ink" xmlns:am3d="http://schemas.microsoft.com/office/drawing/2017/model3d" xmlns:o="urn:schemas-microsoft-com:office:office" xmlns:oel="http://schemas.microsoft.com/office/2019/extlst" xmlns:r="http://schemas.openxmlformats.org/officeDocument/2006/relationships" xmlns:m="http://schemas.openxmlformats.org/officeDocument/2006/math" xmlns:v="urn:schemas-microsoft-com:vml" xmlns:wp14="http://schemas.microsoft.com/office/word/2010/wordprocessingDrawing" xmlns:wp="http://schemas.openxmlformats.org/drawingml/2006/wordprocessingDrawing" xmlns:w10="urn:schemas-microsoft-com:office:word" xmlns:w="http://schemas.openxmlformats.org/wordprocessingml/2006/main" xmlns:w14="http://schemas.microsoft.com/office/word/2010/wordml" xmlns:w15="http://schemas.microsoft.com/office/word/2012/wordml" xmlns:w16cex="http://schemas.microsoft.com/office/word/2018/wordml/cex" xmlns:w16cid="http://schemas.microsoft.com/office/word/2016/wordml/cid" xmlns:w16="http://schemas.microsoft.com/office/word/2018/wordml" xmlns:w16du="http://schemas.microsoft.com/office/word/2023/wordml/word16du" xmlns:w16sdtdh="http://schemas.microsoft.com/office/word/2020/wordml/sdtdatahash" xmlns:w16sdtfl="http://schemas.microsoft.com/office/word/2024/wordml/sdtformatlock" xmlns:w16se="http://schemas.microsoft.com/office/word/2015/wordml/symex" xmlns:wpg="http://schemas.microsoft.com/office/word/2010/wordprocessingGroup" xmlns:wpi="http://schemas.microsoft.com/office/word/2010/wordprocessingInk" xmlns:wne="http://schemas.microsoft.com/office/word/2006/wordml" xmlns:wps="http://schemas.microsoft.com/office/word/2010/wordprocessingShape" mc:Ignorable="w14 w15 w16se w16cid w16 w16cex w16sdtdh w16sdtfl w16du wp14">
   <w:abstractNum w:abstractNumId="0" w15:restartNumberingAfterBreak="0">
     <w:nsid w:val="2D8D3110"/>
     <w:multiLevelType w:val="hybridMultilevel"/>
@@ -22146,17 +22580,17 @@
       </w:pPr>
     </w:lvl>
   </w:abstractNum>
-  <w:num w:numId="1">
+  <w:num w:numId="1" w16cid:durableId="570962680">
     <w:abstractNumId w:val="0"/>
   </w:num>
-  <w:num w:numId="2">
+  <w:num w:numId="2" w16cid:durableId="1360014184">
     <w:abstractNumId w:val="1"/>
   </w:num>
 </w:numbering>
 </file>
 
 <file path=word/styles.xml><?xml version="1.0" encoding="utf-8"?>
-<w:styles xmlns:mc="http://schemas.openxmlformats.org/markup-compatibility/2006" xmlns:r="http://schemas.openxmlformats.org/officeDocument/2006/relationships" xmlns:w="http://schemas.openxmlformats.org/wordprocessingml/2006/main" xmlns:w14="http://schemas.microsoft.com/office/word/2010/wordml" xmlns:w15="http://schemas.microsoft.com/office/word/2012/wordml" xmlns:w16cex="http://schemas.microsoft.com/office/word/2018/wordml/cex" xmlns:w16cid="http://schemas.microsoft.com/office/word/2016/wordml/cid" xmlns:w16="http://schemas.microsoft.com/office/word/2018/wordml" xmlns:w16sdtdh="http://schemas.microsoft.com/office/word/2020/wordml/sdtdatahash" xmlns:w16se="http://schemas.microsoft.com/office/word/2015/wordml/symex" mc:Ignorable="w14 w15 w16se w16cid w16 w16cex w16sdtdh">
+<w:styles xmlns:mc="http://schemas.openxmlformats.org/markup-compatibility/2006" xmlns:r="http://schemas.openxmlformats.org/officeDocument/2006/relationships" xmlns:w="http://schemas.openxmlformats.org/wordprocessingml/2006/main" xmlns:w14="http://schemas.microsoft.com/office/word/2010/wordml" xmlns:w15="http://schemas.microsoft.com/office/word/2012/wordml" xmlns:w16cex="http://schemas.microsoft.com/office/word/2018/wordml/cex" xmlns:w16cid="http://schemas.microsoft.com/office/word/2016/wordml/cid" xmlns:w16="http://schemas.microsoft.com/office/word/2018/wordml" xmlns:w16du="http://schemas.microsoft.com/office/word/2023/wordml/word16du" xmlns:w16sdtdh="http://schemas.microsoft.com/office/word/2020/wordml/sdtdatahash" xmlns:w16sdtfl="http://schemas.microsoft.com/office/word/2024/wordml/sdtformatlock" xmlns:w16se="http://schemas.microsoft.com/office/word/2015/wordml/symex" mc:Ignorable="w14 w15 w16se w16cid w16 w16cex w16sdtdh w16sdtfl w16du">
   <w:docDefaults>
     <w:rPrDefault>
       <w:rPr>

--- a/Интеллектуальный анализ данных/Лабораторные работы/ЛР2/Лабораторная работа #2.docx
+++ b/Интеллектуальный анализ данных/Лабораторные работы/ЛР2/Лабораторная работа #2.docx
@@ -17152,17 +17152,8 @@
           <w:rFonts w:cs="Times New Roman"/>
           <w:szCs w:val="28"/>
         </w:rPr>
-        <w:t xml:space="preserve">Листинг 1 – Код с </w:t>
-      </w:r>
-      <w:proofErr w:type="spellStart"/>
-      <w:r>
-        <w:rPr>
-          <w:rFonts w:cs="Times New Roman"/>
-          <w:szCs w:val="28"/>
-        </w:rPr>
-        <w:t>коментариями</w:t>
-      </w:r>
-      <w:proofErr w:type="spellEnd"/>
+        <w:t>Листинг 1 – Код с коментариями</w:t>
+      </w:r>
     </w:p>
     <w:p>
       <w:pPr>
@@ -17177,7 +17168,23 @@
           <w:rFonts w:ascii="Courier New" w:hAnsi="Courier New" w:cs="Courier New"/>
           <w:sz w:val="24"/>
         </w:rPr>
-        <w:t>x &lt;- c(1:10) # Создание x из массива от 1 до 10</w:t>
+        <w:t xml:space="preserve">x &lt;- </w:t>
+      </w:r>
+      <w:proofErr w:type="gramStart"/>
+      <w:r>
+        <w:rPr>
+          <w:rFonts w:ascii="Courier New" w:hAnsi="Courier New" w:cs="Courier New"/>
+          <w:sz w:val="24"/>
+        </w:rPr>
+        <w:t>c(</w:t>
+      </w:r>
+      <w:proofErr w:type="gramEnd"/>
+      <w:r>
+        <w:rPr>
+          <w:rFonts w:ascii="Courier New" w:hAnsi="Courier New" w:cs="Courier New"/>
+          <w:sz w:val="24"/>
+        </w:rPr>
+        <w:t>1:10) # Создание x из массива от 1 до 10</w:t>
       </w:r>
     </w:p>
     <w:p>
@@ -17221,344 +17228,266 @@
           <w:lang w:val="en-US"/>
         </w:rPr>
       </w:pPr>
-      <w:proofErr w:type="spellStart"/>
       <w:r>
         <w:rPr>
           <w:rFonts w:ascii="Courier New" w:hAnsi="Courier New" w:cs="Courier New"/>
           <w:sz w:val="24"/>
           <w:lang w:val="en-US"/>
         </w:rPr>
-        <w:t>opar</w:t>
-      </w:r>
-      <w:proofErr w:type="spellEnd"/>
+        <w:t>opar &lt;- par(</w:t>
+      </w:r>
+      <w:proofErr w:type="gramStart"/>
       <w:r>
         <w:rPr>
           <w:rFonts w:ascii="Courier New" w:hAnsi="Courier New" w:cs="Courier New"/>
           <w:sz w:val="24"/>
           <w:lang w:val="en-US"/>
         </w:rPr>
-        <w:t xml:space="preserve"> &lt;- par(</w:t>
-      </w:r>
-      <w:proofErr w:type="spellStart"/>
+        <w:t>no.readonly</w:t>
+      </w:r>
+      <w:proofErr w:type="gramEnd"/>
       <w:r>
         <w:rPr>
           <w:rFonts w:ascii="Courier New" w:hAnsi="Courier New" w:cs="Courier New"/>
           <w:sz w:val="24"/>
           <w:lang w:val="en-US"/>
         </w:rPr>
-        <w:t>no.readonly</w:t>
-      </w:r>
-      <w:proofErr w:type="spellEnd"/>
-      <w:r>
+        <w:t xml:space="preserve">=TRUE)   </w:t>
+      </w:r>
+    </w:p>
+    <w:p>
+      <w:pPr>
+        <w:ind w:firstLine="0"/>
+        <w:rPr>
+          <w:rFonts w:ascii="Courier New" w:hAnsi="Courier New" w:cs="Courier New"/>
+          <w:sz w:val="24"/>
+        </w:rPr>
+      </w:pPr>
+      <w:r>
+        <w:rPr>
+          <w:rFonts w:ascii="Courier New" w:hAnsi="Courier New" w:cs="Courier New"/>
+          <w:sz w:val="24"/>
+        </w:rPr>
+        <w:t># Возврат параметров, чтобы вновь использовать</w:t>
+      </w:r>
+    </w:p>
+    <w:p>
+      <w:pPr>
+        <w:ind w:firstLine="0"/>
+        <w:rPr>
+          <w:rFonts w:ascii="Courier New" w:hAnsi="Courier New" w:cs="Courier New"/>
+          <w:sz w:val="24"/>
+        </w:rPr>
+      </w:pPr>
+      <w:proofErr w:type="gramStart"/>
+      <w:r>
+        <w:rPr>
+          <w:rFonts w:ascii="Courier New" w:hAnsi="Courier New" w:cs="Courier New"/>
+          <w:sz w:val="24"/>
+        </w:rPr>
+        <w:t>par(</w:t>
+      </w:r>
+      <w:proofErr w:type="gramEnd"/>
+      <w:r>
+        <w:rPr>
+          <w:rFonts w:ascii="Courier New" w:hAnsi="Courier New" w:cs="Courier New"/>
+          <w:sz w:val="24"/>
+        </w:rPr>
+        <w:t>mar=</w:t>
+      </w:r>
+      <w:proofErr w:type="gramStart"/>
+      <w:r>
+        <w:rPr>
+          <w:rFonts w:ascii="Courier New" w:hAnsi="Courier New" w:cs="Courier New"/>
+          <w:sz w:val="24"/>
+        </w:rPr>
+        <w:t>c(</w:t>
+      </w:r>
+      <w:proofErr w:type="gramEnd"/>
+      <w:r>
+        <w:rPr>
+          <w:rFonts w:ascii="Courier New" w:hAnsi="Courier New" w:cs="Courier New"/>
+          <w:sz w:val="24"/>
+        </w:rPr>
+        <w:t>5, 4, 4, 8) + 0.1)    # Задание отступов</w:t>
+      </w:r>
+    </w:p>
+    <w:p>
+      <w:pPr>
+        <w:ind w:firstLine="0"/>
+        <w:rPr>
+          <w:rFonts w:ascii="Courier New" w:hAnsi="Courier New" w:cs="Courier New"/>
+          <w:sz w:val="24"/>
+        </w:rPr>
+      </w:pPr>
+      <w:proofErr w:type="gramStart"/>
+      <w:r>
+        <w:rPr>
+          <w:rFonts w:ascii="Courier New" w:hAnsi="Courier New" w:cs="Courier New"/>
+          <w:sz w:val="24"/>
+        </w:rPr>
+        <w:t>plot(</w:t>
+      </w:r>
+      <w:proofErr w:type="gramEnd"/>
+      <w:r>
+        <w:rPr>
+          <w:rFonts w:ascii="Courier New" w:hAnsi="Courier New" w:cs="Courier New"/>
+          <w:sz w:val="24"/>
+        </w:rPr>
+        <w:t>x, y, type="b", pch=21, col="red", yaxt="n", lty=3, ann=FALSE) # отрисовка красной прямой</w:t>
+      </w:r>
+    </w:p>
+    <w:p>
+      <w:pPr>
+        <w:ind w:firstLine="0"/>
         <w:rPr>
           <w:rFonts w:ascii="Courier New" w:hAnsi="Courier New" w:cs="Courier New"/>
           <w:sz w:val="24"/>
           <w:lang w:val="en-US"/>
         </w:rPr>
-        <w:t xml:space="preserve">=TRUE)   </w:t>
-      </w:r>
-    </w:p>
-    <w:p>
-      <w:pPr>
-        <w:ind w:firstLine="0"/>
-        <w:rPr>
-          <w:rFonts w:ascii="Courier New" w:hAnsi="Courier New" w:cs="Courier New"/>
-          <w:sz w:val="24"/>
-        </w:rPr>
-      </w:pPr>
-      <w:r>
-        <w:rPr>
-          <w:rFonts w:ascii="Courier New" w:hAnsi="Courier New" w:cs="Courier New"/>
-          <w:sz w:val="24"/>
-        </w:rPr>
-        <w:t># Возврат параметров, чтобы вновь использовать</w:t>
-      </w:r>
-    </w:p>
-    <w:p>
-      <w:pPr>
-        <w:ind w:firstLine="0"/>
-        <w:rPr>
-          <w:rFonts w:ascii="Courier New" w:hAnsi="Courier New" w:cs="Courier New"/>
-          <w:sz w:val="24"/>
-        </w:rPr>
-      </w:pPr>
-      <w:proofErr w:type="spellStart"/>
-      <w:r>
-        <w:rPr>
-          <w:rFonts w:ascii="Courier New" w:hAnsi="Courier New" w:cs="Courier New"/>
-          <w:sz w:val="24"/>
-        </w:rPr>
-        <w:t>par</w:t>
-      </w:r>
-      <w:proofErr w:type="spellEnd"/>
-      <w:r>
-        <w:rPr>
-          <w:rFonts w:ascii="Courier New" w:hAnsi="Courier New" w:cs="Courier New"/>
-          <w:sz w:val="24"/>
-        </w:rPr>
-        <w:t>(</w:t>
-      </w:r>
-      <w:proofErr w:type="spellStart"/>
-      <w:r>
-        <w:rPr>
-          <w:rFonts w:ascii="Courier New" w:hAnsi="Courier New" w:cs="Courier New"/>
-          <w:sz w:val="24"/>
-        </w:rPr>
-        <w:t>mar</w:t>
-      </w:r>
-      <w:proofErr w:type="spellEnd"/>
-      <w:r>
-        <w:rPr>
-          <w:rFonts w:ascii="Courier New" w:hAnsi="Courier New" w:cs="Courier New"/>
-          <w:sz w:val="24"/>
-        </w:rPr>
-        <w:t>=c(5, 4, 4, 8) + 0.1)    # Задание отступов</w:t>
-      </w:r>
-    </w:p>
-    <w:p>
-      <w:pPr>
-        <w:ind w:firstLine="0"/>
-        <w:rPr>
-          <w:rFonts w:ascii="Courier New" w:hAnsi="Courier New" w:cs="Courier New"/>
-          <w:sz w:val="24"/>
-        </w:rPr>
-      </w:pPr>
-      <w:proofErr w:type="spellStart"/>
-      <w:r>
-        <w:rPr>
-          <w:rFonts w:ascii="Courier New" w:hAnsi="Courier New" w:cs="Courier New"/>
-          <w:sz w:val="24"/>
-        </w:rPr>
-        <w:t>plot</w:t>
-      </w:r>
-      <w:proofErr w:type="spellEnd"/>
-      <w:r>
-        <w:rPr>
-          <w:rFonts w:ascii="Courier New" w:hAnsi="Courier New" w:cs="Courier New"/>
-          <w:sz w:val="24"/>
-        </w:rPr>
-        <w:t xml:space="preserve">(x, y, </w:t>
-      </w:r>
-      <w:proofErr w:type="spellStart"/>
-      <w:r>
-        <w:rPr>
-          <w:rFonts w:ascii="Courier New" w:hAnsi="Courier New" w:cs="Courier New"/>
-          <w:sz w:val="24"/>
-        </w:rPr>
-        <w:t>type</w:t>
-      </w:r>
-      <w:proofErr w:type="spellEnd"/>
-      <w:r>
-        <w:rPr>
-          <w:rFonts w:ascii="Courier New" w:hAnsi="Courier New" w:cs="Courier New"/>
-          <w:sz w:val="24"/>
-        </w:rPr>
-        <w:t xml:space="preserve">="b", </w:t>
-      </w:r>
-      <w:proofErr w:type="spellStart"/>
-      <w:r>
-        <w:rPr>
-          <w:rFonts w:ascii="Courier New" w:hAnsi="Courier New" w:cs="Courier New"/>
-          <w:sz w:val="24"/>
-        </w:rPr>
-        <w:t>pch</w:t>
-      </w:r>
-      <w:proofErr w:type="spellEnd"/>
-      <w:r>
-        <w:rPr>
-          <w:rFonts w:ascii="Courier New" w:hAnsi="Courier New" w:cs="Courier New"/>
-          <w:sz w:val="24"/>
-        </w:rPr>
-        <w:t xml:space="preserve">=21, </w:t>
-      </w:r>
-      <w:proofErr w:type="spellStart"/>
-      <w:r>
-        <w:rPr>
-          <w:rFonts w:ascii="Courier New" w:hAnsi="Courier New" w:cs="Courier New"/>
-          <w:sz w:val="24"/>
-        </w:rPr>
-        <w:t>col</w:t>
-      </w:r>
-      <w:proofErr w:type="spellEnd"/>
-      <w:r>
-        <w:rPr>
-          <w:rFonts w:ascii="Courier New" w:hAnsi="Courier New" w:cs="Courier New"/>
-          <w:sz w:val="24"/>
-        </w:rPr>
-        <w:t>="</w:t>
-      </w:r>
-      <w:proofErr w:type="spellStart"/>
-      <w:r>
-        <w:rPr>
-          <w:rFonts w:ascii="Courier New" w:hAnsi="Courier New" w:cs="Courier New"/>
-          <w:sz w:val="24"/>
-        </w:rPr>
-        <w:t>red</w:t>
-      </w:r>
-      <w:proofErr w:type="spellEnd"/>
-      <w:r>
-        <w:rPr>
-          <w:rFonts w:ascii="Courier New" w:hAnsi="Courier New" w:cs="Courier New"/>
-          <w:sz w:val="24"/>
-        </w:rPr>
-        <w:t xml:space="preserve">", </w:t>
-      </w:r>
-      <w:proofErr w:type="spellStart"/>
-      <w:r>
-        <w:rPr>
-          <w:rFonts w:ascii="Courier New" w:hAnsi="Courier New" w:cs="Courier New"/>
-          <w:sz w:val="24"/>
-        </w:rPr>
-        <w:t>yaxt</w:t>
-      </w:r>
-      <w:proofErr w:type="spellEnd"/>
-      <w:r>
-        <w:rPr>
-          <w:rFonts w:ascii="Courier New" w:hAnsi="Courier New" w:cs="Courier New"/>
-          <w:sz w:val="24"/>
-        </w:rPr>
-        <w:t xml:space="preserve">="n", </w:t>
-      </w:r>
-      <w:proofErr w:type="spellStart"/>
-      <w:r>
-        <w:rPr>
-          <w:rFonts w:ascii="Courier New" w:hAnsi="Courier New" w:cs="Courier New"/>
-          <w:sz w:val="24"/>
-        </w:rPr>
-        <w:t>lty</w:t>
-      </w:r>
-      <w:proofErr w:type="spellEnd"/>
-      <w:r>
-        <w:rPr>
-          <w:rFonts w:ascii="Courier New" w:hAnsi="Courier New" w:cs="Courier New"/>
-          <w:sz w:val="24"/>
-        </w:rPr>
-        <w:t xml:space="preserve">=3, </w:t>
-      </w:r>
-      <w:proofErr w:type="spellStart"/>
-      <w:r>
-        <w:rPr>
-          <w:rFonts w:ascii="Courier New" w:hAnsi="Courier New" w:cs="Courier New"/>
-          <w:sz w:val="24"/>
-        </w:rPr>
-        <w:t>ann</w:t>
-      </w:r>
-      <w:proofErr w:type="spellEnd"/>
-      <w:r>
-        <w:rPr>
-          <w:rFonts w:ascii="Courier New" w:hAnsi="Courier New" w:cs="Courier New"/>
-          <w:sz w:val="24"/>
-        </w:rPr>
-        <w:t>=FALSE) # отрисовка красной прямой</w:t>
-      </w:r>
-    </w:p>
-    <w:p>
-      <w:pPr>
-        <w:ind w:firstLine="0"/>
+      </w:pPr>
+      <w:proofErr w:type="gramStart"/>
+      <w:r>
         <w:rPr>
           <w:rFonts w:ascii="Courier New" w:hAnsi="Courier New" w:cs="Courier New"/>
           <w:sz w:val="24"/>
           <w:lang w:val="en-US"/>
         </w:rPr>
-      </w:pPr>
+        <w:t>lines(</w:t>
+      </w:r>
+      <w:proofErr w:type="gramEnd"/>
       <w:r>
         <w:rPr>
           <w:rFonts w:ascii="Courier New" w:hAnsi="Courier New" w:cs="Courier New"/>
           <w:sz w:val="24"/>
           <w:lang w:val="en-US"/>
         </w:rPr>
-        <w:t xml:space="preserve">lines(x, z, type="b", </w:t>
-      </w:r>
-      <w:proofErr w:type="spellStart"/>
+        <w:t xml:space="preserve">x, z, type="b", pch=22, col="blue", lty=2) </w:t>
+      </w:r>
+    </w:p>
+    <w:p>
+      <w:pPr>
+        <w:ind w:firstLine="0"/>
+        <w:rPr>
+          <w:rFonts w:ascii="Courier New" w:hAnsi="Courier New" w:cs="Courier New"/>
+          <w:sz w:val="24"/>
+        </w:rPr>
+      </w:pPr>
+      <w:r>
+        <w:rPr>
+          <w:rFonts w:ascii="Courier New" w:hAnsi="Courier New" w:cs="Courier New"/>
+          <w:sz w:val="24"/>
+        </w:rPr>
+        <w:t># Отрисовка зависимости x от z</w:t>
+      </w:r>
+    </w:p>
+    <w:p>
+      <w:pPr>
+        <w:ind w:firstLine="0"/>
+        <w:rPr>
+          <w:rFonts w:ascii="Courier New" w:hAnsi="Courier New" w:cs="Courier New"/>
+          <w:sz w:val="24"/>
+        </w:rPr>
+      </w:pPr>
+      <w:proofErr w:type="gramStart"/>
       <w:r>
         <w:rPr>
           <w:rFonts w:ascii="Courier New" w:hAnsi="Courier New" w:cs="Courier New"/>
           <w:sz w:val="24"/>
           <w:lang w:val="en-US"/>
         </w:rPr>
-        <w:t>pch</w:t>
-      </w:r>
-      <w:proofErr w:type="spellEnd"/>
+        <w:t>axis</w:t>
+      </w:r>
+      <w:r>
+        <w:rPr>
+          <w:rFonts w:ascii="Courier New" w:hAnsi="Courier New" w:cs="Courier New"/>
+          <w:sz w:val="24"/>
+        </w:rPr>
+        <w:t>(</w:t>
+      </w:r>
+      <w:proofErr w:type="gramEnd"/>
+      <w:r>
+        <w:rPr>
+          <w:rFonts w:ascii="Courier New" w:hAnsi="Courier New" w:cs="Courier New"/>
+          <w:sz w:val="24"/>
+        </w:rPr>
+        <w:t xml:space="preserve">2, </w:t>
+      </w:r>
       <w:r>
         <w:rPr>
           <w:rFonts w:ascii="Courier New" w:hAnsi="Courier New" w:cs="Courier New"/>
           <w:sz w:val="24"/>
           <w:lang w:val="en-US"/>
         </w:rPr>
-        <w:t xml:space="preserve">=22, col="blue", </w:t>
-      </w:r>
-      <w:proofErr w:type="spellStart"/>
+        <w:t>at</w:t>
+      </w:r>
+      <w:r>
+        <w:rPr>
+          <w:rFonts w:ascii="Courier New" w:hAnsi="Courier New" w:cs="Courier New"/>
+          <w:sz w:val="24"/>
+        </w:rPr>
+        <w:t>=</w:t>
+      </w:r>
       <w:r>
         <w:rPr>
           <w:rFonts w:ascii="Courier New" w:hAnsi="Courier New" w:cs="Courier New"/>
           <w:sz w:val="24"/>
           <w:lang w:val="en-US"/>
         </w:rPr>
-        <w:t>lty</w:t>
-      </w:r>
-      <w:proofErr w:type="spellEnd"/>
+        <w:t>x</w:t>
+      </w:r>
+      <w:r>
+        <w:rPr>
+          <w:rFonts w:ascii="Courier New" w:hAnsi="Courier New" w:cs="Courier New"/>
+          <w:sz w:val="24"/>
+        </w:rPr>
+        <w:t xml:space="preserve">, </w:t>
+      </w:r>
       <w:r>
         <w:rPr>
           <w:rFonts w:ascii="Courier New" w:hAnsi="Courier New" w:cs="Courier New"/>
           <w:sz w:val="24"/>
           <w:lang w:val="en-US"/>
         </w:rPr>
-        <w:t xml:space="preserve">=2) </w:t>
-      </w:r>
-    </w:p>
-    <w:p>
-      <w:pPr>
-        <w:ind w:firstLine="0"/>
+        <w:t>labels</w:t>
+      </w:r>
+      <w:r>
         <w:rPr>
           <w:rFonts w:ascii="Courier New" w:hAnsi="Courier New" w:cs="Courier New"/>
           <w:sz w:val="24"/>
         </w:rPr>
-      </w:pPr>
-      <w:r>
-        <w:rPr>
-          <w:rFonts w:ascii="Courier New" w:hAnsi="Courier New" w:cs="Courier New"/>
-          <w:sz w:val="24"/>
-        </w:rPr>
-        <w:t># Отрисовка зависимости x от z</w:t>
-      </w:r>
-    </w:p>
-    <w:p>
-      <w:pPr>
-        <w:ind w:firstLine="0"/>
-        <w:rPr>
-          <w:rFonts w:ascii="Courier New" w:hAnsi="Courier New" w:cs="Courier New"/>
-          <w:sz w:val="24"/>
-        </w:rPr>
-      </w:pPr>
+        <w:t>=</w:t>
+      </w:r>
       <w:r>
         <w:rPr>
           <w:rFonts w:ascii="Courier New" w:hAnsi="Courier New" w:cs="Courier New"/>
           <w:sz w:val="24"/>
           <w:lang w:val="en-US"/>
         </w:rPr>
-        <w:t>axis</w:t>
+        <w:t>x</w:t>
       </w:r>
       <w:r>
         <w:rPr>
           <w:rFonts w:ascii="Courier New" w:hAnsi="Courier New" w:cs="Courier New"/>
           <w:sz w:val="24"/>
         </w:rPr>
-        <w:t xml:space="preserve">(2, </w:t>
-      </w:r>
+        <w:t xml:space="preserve">, </w:t>
+      </w:r>
+      <w:proofErr w:type="gramStart"/>
       <w:r>
         <w:rPr>
           <w:rFonts w:ascii="Courier New" w:hAnsi="Courier New" w:cs="Courier New"/>
           <w:sz w:val="24"/>
           <w:lang w:val="en-US"/>
         </w:rPr>
-        <w:t>at</w:t>
+        <w:t>col</w:t>
       </w:r>
       <w:r>
         <w:rPr>
           <w:rFonts w:ascii="Courier New" w:hAnsi="Courier New" w:cs="Courier New"/>
           <w:sz w:val="24"/>
         </w:rPr>
-        <w:t>=</w:t>
+        <w:t>.</w:t>
       </w:r>
       <w:r>
         <w:rPr>
@@ -17566,14 +17495,15 @@
           <w:sz w:val="24"/>
           <w:lang w:val="en-US"/>
         </w:rPr>
-        <w:t>x</w:t>
-      </w:r>
+        <w:t>axis</w:t>
+      </w:r>
+      <w:proofErr w:type="gramEnd"/>
       <w:r>
         <w:rPr>
           <w:rFonts w:ascii="Courier New" w:hAnsi="Courier New" w:cs="Courier New"/>
           <w:sz w:val="24"/>
         </w:rPr>
-        <w:t xml:space="preserve">, </w:t>
+        <w:t>="</w:t>
       </w:r>
       <w:r>
         <w:rPr>
@@ -17581,14 +17511,14 @@
           <w:sz w:val="24"/>
           <w:lang w:val="en-US"/>
         </w:rPr>
-        <w:t>labels</w:t>
+        <w:t>red</w:t>
       </w:r>
       <w:r>
         <w:rPr>
           <w:rFonts w:ascii="Courier New" w:hAnsi="Courier New" w:cs="Courier New"/>
           <w:sz w:val="24"/>
         </w:rPr>
-        <w:t>=</w:t>
+        <w:t xml:space="preserve">", </w:t>
       </w:r>
       <w:r>
         <w:rPr>
@@ -17596,14 +17526,72 @@
           <w:sz w:val="24"/>
           <w:lang w:val="en-US"/>
         </w:rPr>
-        <w:t>x</w:t>
+        <w:t>las</w:t>
       </w:r>
       <w:r>
         <w:rPr>
           <w:rFonts w:ascii="Courier New" w:hAnsi="Courier New" w:cs="Courier New"/>
           <w:sz w:val="24"/>
         </w:rPr>
-        <w:t xml:space="preserve">, </w:t>
+        <w:t xml:space="preserve">=2) </w:t>
+      </w:r>
+    </w:p>
+    <w:p>
+      <w:pPr>
+        <w:ind w:firstLine="0"/>
+        <w:rPr>
+          <w:rFonts w:ascii="Courier New" w:hAnsi="Courier New" w:cs="Courier New"/>
+          <w:sz w:val="24"/>
+        </w:rPr>
+      </w:pPr>
+      <w:r>
+        <w:rPr>
+          <w:rFonts w:ascii="Courier New" w:hAnsi="Courier New" w:cs="Courier New"/>
+          <w:sz w:val="24"/>
+        </w:rPr>
+        <w:t xml:space="preserve"># </w:t>
+      </w:r>
+      <w:r>
+        <w:rPr>
+          <w:rFonts w:ascii="Courier New" w:hAnsi="Courier New" w:cs="Courier New"/>
+          <w:sz w:val="24"/>
+        </w:rPr>
+        <w:t>Отрисовка</w:t>
+      </w:r>
+      <w:r>
+        <w:rPr>
+          <w:rFonts w:ascii="Courier New" w:hAnsi="Courier New" w:cs="Courier New"/>
+          <w:sz w:val="24"/>
+        </w:rPr>
+        <w:t xml:space="preserve"> </w:t>
+      </w:r>
+      <w:r>
+        <w:rPr>
+          <w:rFonts w:ascii="Courier New" w:hAnsi="Courier New" w:cs="Courier New"/>
+          <w:sz w:val="24"/>
+        </w:rPr>
+        <w:t>оси</w:t>
+      </w:r>
+      <w:r>
+        <w:rPr>
+          <w:rFonts w:ascii="Courier New" w:hAnsi="Courier New" w:cs="Courier New"/>
+          <w:sz w:val="24"/>
+        </w:rPr>
+        <w:t xml:space="preserve"> </w:t>
+      </w:r>
+      <w:r>
+        <w:rPr>
+          <w:rFonts w:ascii="Courier New" w:hAnsi="Courier New" w:cs="Courier New"/>
+          <w:sz w:val="24"/>
+        </w:rPr>
+        <w:t>для</w:t>
+      </w:r>
+      <w:r>
+        <w:rPr>
+          <w:rFonts w:ascii="Courier New" w:hAnsi="Courier New" w:cs="Courier New"/>
+          <w:sz w:val="24"/>
+        </w:rPr>
+        <w:t xml:space="preserve"> </w:t>
       </w:r>
       <w:r>
         <w:rPr>
@@ -17611,408 +17599,225 @@
           <w:sz w:val="24"/>
           <w:lang w:val="en-US"/>
         </w:rPr>
-        <w:t>col</w:t>
-      </w:r>
-      <w:r>
-        <w:rPr>
-          <w:rFonts w:ascii="Courier New" w:hAnsi="Courier New" w:cs="Courier New"/>
-          <w:sz w:val="24"/>
-        </w:rPr>
-        <w:t>.</w:t>
-      </w:r>
-      <w:r>
+        <w:t>x</w:t>
+      </w:r>
+    </w:p>
+    <w:p>
+      <w:pPr>
+        <w:ind w:firstLine="0"/>
         <w:rPr>
           <w:rFonts w:ascii="Courier New" w:hAnsi="Courier New" w:cs="Courier New"/>
           <w:sz w:val="24"/>
           <w:lang w:val="en-US"/>
         </w:rPr>
-        <w:t>axis</w:t>
-      </w:r>
-      <w:r>
-        <w:rPr>
-          <w:rFonts w:ascii="Courier New" w:hAnsi="Courier New" w:cs="Courier New"/>
-          <w:sz w:val="24"/>
-        </w:rPr>
-        <w:t>="</w:t>
-      </w:r>
+      </w:pPr>
+      <w:proofErr w:type="gramStart"/>
       <w:r>
         <w:rPr>
           <w:rFonts w:ascii="Courier New" w:hAnsi="Courier New" w:cs="Courier New"/>
           <w:sz w:val="24"/>
           <w:lang w:val="en-US"/>
         </w:rPr>
-        <w:t>red</w:t>
-      </w:r>
-      <w:r>
-        <w:rPr>
-          <w:rFonts w:ascii="Courier New" w:hAnsi="Courier New" w:cs="Courier New"/>
-          <w:sz w:val="24"/>
-        </w:rPr>
-        <w:t xml:space="preserve">", </w:t>
-      </w:r>
+        <w:t>axis(</w:t>
+      </w:r>
+      <w:proofErr w:type="gramEnd"/>
       <w:r>
         <w:rPr>
           <w:rFonts w:ascii="Courier New" w:hAnsi="Courier New" w:cs="Courier New"/>
           <w:sz w:val="24"/>
           <w:lang w:val="en-US"/>
         </w:rPr>
-        <w:t>las</w:t>
-      </w:r>
-      <w:r>
-        <w:rPr>
-          <w:rFonts w:ascii="Courier New" w:hAnsi="Courier New" w:cs="Courier New"/>
-          <w:sz w:val="24"/>
-        </w:rPr>
-        <w:t xml:space="preserve">=2) </w:t>
-      </w:r>
-    </w:p>
-    <w:p>
-      <w:pPr>
-        <w:ind w:firstLine="0"/>
-        <w:rPr>
-          <w:rFonts w:ascii="Courier New" w:hAnsi="Courier New" w:cs="Courier New"/>
-          <w:sz w:val="24"/>
-        </w:rPr>
-      </w:pPr>
-      <w:r>
-        <w:rPr>
-          <w:rFonts w:ascii="Courier New" w:hAnsi="Courier New" w:cs="Courier New"/>
-          <w:sz w:val="24"/>
-        </w:rPr>
-        <w:t xml:space="preserve"># </w:t>
-      </w:r>
-      <w:r>
-        <w:rPr>
-          <w:rFonts w:ascii="Courier New" w:hAnsi="Courier New" w:cs="Courier New"/>
-          <w:sz w:val="24"/>
-        </w:rPr>
-        <w:t>Отрисовка</w:t>
-      </w:r>
-      <w:r>
-        <w:rPr>
-          <w:rFonts w:ascii="Courier New" w:hAnsi="Courier New" w:cs="Courier New"/>
-          <w:sz w:val="24"/>
-        </w:rPr>
-        <w:t xml:space="preserve"> </w:t>
-      </w:r>
-      <w:r>
-        <w:rPr>
-          <w:rFonts w:ascii="Courier New" w:hAnsi="Courier New" w:cs="Courier New"/>
-          <w:sz w:val="24"/>
-        </w:rPr>
-        <w:t>оси</w:t>
-      </w:r>
-      <w:r>
-        <w:rPr>
-          <w:rFonts w:ascii="Courier New" w:hAnsi="Courier New" w:cs="Courier New"/>
-          <w:sz w:val="24"/>
-        </w:rPr>
-        <w:t xml:space="preserve"> </w:t>
-      </w:r>
-      <w:r>
-        <w:rPr>
-          <w:rFonts w:ascii="Courier New" w:hAnsi="Courier New" w:cs="Courier New"/>
-          <w:sz w:val="24"/>
-        </w:rPr>
-        <w:t>для</w:t>
-      </w:r>
-      <w:r>
-        <w:rPr>
-          <w:rFonts w:ascii="Courier New" w:hAnsi="Courier New" w:cs="Courier New"/>
-          <w:sz w:val="24"/>
-        </w:rPr>
-        <w:t xml:space="preserve"> </w:t>
-      </w:r>
+        <w:t>4, at=z, labels=</w:t>
+      </w:r>
+      <w:proofErr w:type="gramStart"/>
       <w:r>
         <w:rPr>
           <w:rFonts w:ascii="Courier New" w:hAnsi="Courier New" w:cs="Courier New"/>
           <w:sz w:val="24"/>
           <w:lang w:val="en-US"/>
         </w:rPr>
-        <w:t>x</w:t>
-      </w:r>
-    </w:p>
-    <w:p>
-      <w:pPr>
-        <w:ind w:firstLine="0"/>
+        <w:t>round(</w:t>
+      </w:r>
+      <w:proofErr w:type="gramEnd"/>
+      <w:r>
         <w:rPr>
           <w:rFonts w:ascii="Courier New" w:hAnsi="Courier New" w:cs="Courier New"/>
           <w:sz w:val="24"/>
           <w:lang w:val="en-US"/>
         </w:rPr>
-      </w:pPr>
+        <w:t xml:space="preserve">z, digits=2), </w:t>
+      </w:r>
+      <w:proofErr w:type="gramStart"/>
       <w:r>
         <w:rPr>
           <w:rFonts w:ascii="Courier New" w:hAnsi="Courier New" w:cs="Courier New"/>
           <w:sz w:val="24"/>
           <w:lang w:val="en-US"/>
         </w:rPr>
-        <w:t xml:space="preserve">axis(4, at=z, labels=round(z, digits=2), </w:t>
-      </w:r>
-      <w:proofErr w:type="spellStart"/>
+        <w:t>col.axis</w:t>
+      </w:r>
+      <w:proofErr w:type="gramEnd"/>
       <w:r>
         <w:rPr>
           <w:rFonts w:ascii="Courier New" w:hAnsi="Courier New" w:cs="Courier New"/>
           <w:sz w:val="24"/>
           <w:lang w:val="en-US"/>
         </w:rPr>
-        <w:t>col.axis</w:t>
-      </w:r>
-      <w:proofErr w:type="spellEnd"/>
+        <w:t xml:space="preserve">="blue", las=2, </w:t>
+      </w:r>
+      <w:proofErr w:type="gramStart"/>
       <w:r>
         <w:rPr>
           <w:rFonts w:ascii="Courier New" w:hAnsi="Courier New" w:cs="Courier New"/>
           <w:sz w:val="24"/>
           <w:lang w:val="en-US"/>
         </w:rPr>
-        <w:t xml:space="preserve">="blue", las=2, </w:t>
-      </w:r>
-      <w:proofErr w:type="spellStart"/>
+        <w:t>cex.axis</w:t>
+      </w:r>
+      <w:proofErr w:type="gramEnd"/>
       <w:r>
         <w:rPr>
           <w:rFonts w:ascii="Courier New" w:hAnsi="Courier New" w:cs="Courier New"/>
           <w:sz w:val="24"/>
           <w:lang w:val="en-US"/>
         </w:rPr>
-        <w:t>cex.axis</w:t>
-      </w:r>
-      <w:proofErr w:type="spellEnd"/>
+        <w:t xml:space="preserve">=0.7, tck=-.01) # </w:t>
+      </w:r>
+      <w:r>
+        <w:rPr>
+          <w:rFonts w:ascii="Courier New" w:hAnsi="Courier New" w:cs="Courier New"/>
+          <w:sz w:val="24"/>
+        </w:rPr>
+        <w:t>Отрисовка</w:t>
+      </w:r>
       <w:r>
         <w:rPr>
           <w:rFonts w:ascii="Courier New" w:hAnsi="Courier New" w:cs="Courier New"/>
           <w:sz w:val="24"/>
           <w:lang w:val="en-US"/>
         </w:rPr>
-        <w:t xml:space="preserve">=0.7, </w:t>
-      </w:r>
-      <w:proofErr w:type="spellStart"/>
+        <w:t xml:space="preserve"> </w:t>
+      </w:r>
+      <w:r>
+        <w:rPr>
+          <w:rFonts w:ascii="Courier New" w:hAnsi="Courier New" w:cs="Courier New"/>
+          <w:sz w:val="24"/>
+        </w:rPr>
+        <w:t>оси</w:t>
+      </w:r>
       <w:r>
         <w:rPr>
           <w:rFonts w:ascii="Courier New" w:hAnsi="Courier New" w:cs="Courier New"/>
           <w:sz w:val="24"/>
           <w:lang w:val="en-US"/>
         </w:rPr>
-        <w:t>tck</w:t>
-      </w:r>
-      <w:proofErr w:type="spellEnd"/>
+        <w:t xml:space="preserve"> </w:t>
+      </w:r>
+      <w:r>
+        <w:rPr>
+          <w:rFonts w:ascii="Courier New" w:hAnsi="Courier New" w:cs="Courier New"/>
+          <w:sz w:val="24"/>
+        </w:rPr>
+        <w:t>для</w:t>
+      </w:r>
       <w:r>
         <w:rPr>
           <w:rFonts w:ascii="Courier New" w:hAnsi="Courier New" w:cs="Courier New"/>
           <w:sz w:val="24"/>
           <w:lang w:val="en-US"/>
         </w:rPr>
-        <w:t xml:space="preserve">=-.01) # </w:t>
-      </w:r>
-      <w:r>
-        <w:rPr>
-          <w:rFonts w:ascii="Courier New" w:hAnsi="Courier New" w:cs="Courier New"/>
-          <w:sz w:val="24"/>
-        </w:rPr>
-        <w:t>Отрисовка</w:t>
-      </w:r>
-      <w:r>
+        <w:t xml:space="preserve"> z</w:t>
+      </w:r>
+    </w:p>
+    <w:p>
+      <w:pPr>
+        <w:ind w:firstLine="0"/>
         <w:rPr>
           <w:rFonts w:ascii="Courier New" w:hAnsi="Courier New" w:cs="Courier New"/>
           <w:sz w:val="24"/>
           <w:lang w:val="en-US"/>
         </w:rPr>
-        <w:t xml:space="preserve"> </w:t>
-      </w:r>
-      <w:r>
-        <w:rPr>
-          <w:rFonts w:ascii="Courier New" w:hAnsi="Courier New" w:cs="Courier New"/>
-          <w:sz w:val="24"/>
-        </w:rPr>
-        <w:t>оси</w:t>
-      </w:r>
+      </w:pPr>
+      <w:proofErr w:type="gramStart"/>
       <w:r>
         <w:rPr>
           <w:rFonts w:ascii="Courier New" w:hAnsi="Courier New" w:cs="Courier New"/>
           <w:sz w:val="24"/>
           <w:lang w:val="en-US"/>
         </w:rPr>
-        <w:t xml:space="preserve"> </w:t>
-      </w:r>
-      <w:r>
-        <w:rPr>
-          <w:rFonts w:ascii="Courier New" w:hAnsi="Courier New" w:cs="Courier New"/>
-          <w:sz w:val="24"/>
-        </w:rPr>
-        <w:t>для</w:t>
-      </w:r>
+        <w:t>mtext(</w:t>
+      </w:r>
+      <w:proofErr w:type="gramEnd"/>
       <w:r>
         <w:rPr>
           <w:rFonts w:ascii="Courier New" w:hAnsi="Courier New" w:cs="Courier New"/>
           <w:sz w:val="24"/>
           <w:lang w:val="en-US"/>
         </w:rPr>
-        <w:t xml:space="preserve"> z</w:t>
-      </w:r>
-    </w:p>
-    <w:p>
-      <w:pPr>
-        <w:ind w:firstLine="0"/>
+        <w:t xml:space="preserve">"y=1/x", side=4, line=3, cex.lab=1, las=2, col="blue") # </w:t>
+      </w:r>
+      <w:r>
+        <w:rPr>
+          <w:rFonts w:ascii="Courier New" w:hAnsi="Courier New" w:cs="Courier New"/>
+          <w:sz w:val="24"/>
+        </w:rPr>
+        <w:t>Размещение</w:t>
+      </w:r>
+      <w:r>
         <w:rPr>
           <w:rFonts w:ascii="Courier New" w:hAnsi="Courier New" w:cs="Courier New"/>
           <w:sz w:val="24"/>
           <w:lang w:val="en-US"/>
         </w:rPr>
-      </w:pPr>
-      <w:proofErr w:type="spellStart"/>
+        <w:t xml:space="preserve"> </w:t>
+      </w:r>
       <w:r>
         <w:rPr>
           <w:rFonts w:ascii="Courier New" w:hAnsi="Courier New" w:cs="Courier New"/>
           <w:sz w:val="24"/>
-          <w:lang w:val="en-US"/>
-        </w:rPr>
-        <w:t>mtext</w:t>
-      </w:r>
-      <w:proofErr w:type="spellEnd"/>
-      <w:r>
+        </w:rPr>
+        <w:t>подзаголовка</w:t>
+      </w:r>
+    </w:p>
+    <w:p>
+      <w:pPr>
+        <w:ind w:firstLine="0"/>
         <w:rPr>
           <w:rFonts w:ascii="Courier New" w:hAnsi="Courier New" w:cs="Courier New"/>
           <w:sz w:val="24"/>
-          <w:lang w:val="en-US"/>
-        </w:rPr>
-        <w:t xml:space="preserve">("y=1/x", side=4, line=3, </w:t>
-      </w:r>
-      <w:proofErr w:type="spellStart"/>
+        </w:rPr>
+      </w:pPr>
+      <w:proofErr w:type="gramStart"/>
       <w:r>
         <w:rPr>
           <w:rFonts w:ascii="Courier New" w:hAnsi="Courier New" w:cs="Courier New"/>
           <w:sz w:val="24"/>
-          <w:lang w:val="en-US"/>
-        </w:rPr>
-        <w:t>cex.lab</w:t>
-      </w:r>
-      <w:proofErr w:type="spellEnd"/>
+        </w:rPr>
+        <w:t>title(</w:t>
+      </w:r>
+      <w:proofErr w:type="gramEnd"/>
       <w:r>
         <w:rPr>
           <w:rFonts w:ascii="Courier New" w:hAnsi="Courier New" w:cs="Courier New"/>
           <w:sz w:val="24"/>
-          <w:lang w:val="en-US"/>
-        </w:rPr>
-        <w:t xml:space="preserve">=1, las=2, col="blue") # </w:t>
-      </w:r>
-      <w:r>
+        </w:rPr>
+        <w:t>"Пример осей", xlab="значение переменной X", ylab="Y=X") # Размещение заголовка для графиков</w:t>
+      </w:r>
+    </w:p>
+    <w:p>
+      <w:pPr>
+        <w:ind w:firstLine="0"/>
         <w:rPr>
           <w:rFonts w:ascii="Courier New" w:hAnsi="Courier New" w:cs="Courier New"/>
           <w:sz w:val="24"/>
         </w:rPr>
-        <w:t>Размещение</w:t>
-      </w:r>
+      </w:pPr>
       <w:r>
         <w:rPr>
           <w:rFonts w:ascii="Courier New" w:hAnsi="Courier New" w:cs="Courier New"/>
           <w:sz w:val="24"/>
-          <w:lang w:val="en-US"/>
-        </w:rPr>
-        <w:t xml:space="preserve"> </w:t>
-      </w:r>
-      <w:r>
-        <w:rPr>
-          <w:rFonts w:ascii="Courier New" w:hAnsi="Courier New" w:cs="Courier New"/>
-          <w:sz w:val="24"/>
-        </w:rPr>
-        <w:t>подзаголовка</w:t>
-      </w:r>
-    </w:p>
-    <w:p>
-      <w:pPr>
-        <w:ind w:firstLine="0"/>
-        <w:rPr>
-          <w:rFonts w:ascii="Courier New" w:hAnsi="Courier New" w:cs="Courier New"/>
-          <w:sz w:val="24"/>
-        </w:rPr>
-      </w:pPr>
-      <w:proofErr w:type="spellStart"/>
-      <w:r>
-        <w:rPr>
-          <w:rFonts w:ascii="Courier New" w:hAnsi="Courier New" w:cs="Courier New"/>
-          <w:sz w:val="24"/>
-        </w:rPr>
-        <w:t>title</w:t>
-      </w:r>
-      <w:proofErr w:type="spellEnd"/>
-      <w:r>
-        <w:rPr>
-          <w:rFonts w:ascii="Courier New" w:hAnsi="Courier New" w:cs="Courier New"/>
-          <w:sz w:val="24"/>
-        </w:rPr>
-        <w:t xml:space="preserve">("Пример осей", </w:t>
-      </w:r>
-      <w:proofErr w:type="spellStart"/>
-      <w:r>
-        <w:rPr>
-          <w:rFonts w:ascii="Courier New" w:hAnsi="Courier New" w:cs="Courier New"/>
-          <w:sz w:val="24"/>
-        </w:rPr>
-        <w:t>xlab</w:t>
-      </w:r>
-      <w:proofErr w:type="spellEnd"/>
-      <w:r>
-        <w:rPr>
-          <w:rFonts w:ascii="Courier New" w:hAnsi="Courier New" w:cs="Courier New"/>
-          <w:sz w:val="24"/>
-        </w:rPr>
-        <w:t xml:space="preserve">="значение переменной X", </w:t>
-      </w:r>
-      <w:proofErr w:type="spellStart"/>
-      <w:r>
-        <w:rPr>
-          <w:rFonts w:ascii="Courier New" w:hAnsi="Courier New" w:cs="Courier New"/>
-          <w:sz w:val="24"/>
-        </w:rPr>
-        <w:t>ylab</w:t>
-      </w:r>
-      <w:proofErr w:type="spellEnd"/>
-      <w:r>
-        <w:rPr>
-          <w:rFonts w:ascii="Courier New" w:hAnsi="Courier New" w:cs="Courier New"/>
-          <w:sz w:val="24"/>
-        </w:rPr>
-        <w:t>="Y=X") # Размещение заголовка для графиков</w:t>
-      </w:r>
-    </w:p>
-    <w:p>
-      <w:pPr>
-        <w:ind w:firstLine="0"/>
-        <w:rPr>
-          <w:rFonts w:ascii="Courier New" w:hAnsi="Courier New" w:cs="Courier New"/>
-          <w:sz w:val="24"/>
-        </w:rPr>
-      </w:pPr>
-      <w:proofErr w:type="spellStart"/>
-      <w:r>
-        <w:rPr>
-          <w:rFonts w:ascii="Courier New" w:hAnsi="Courier New" w:cs="Courier New"/>
-          <w:sz w:val="24"/>
-        </w:rPr>
-        <w:t>par</w:t>
-      </w:r>
-      <w:proofErr w:type="spellEnd"/>
-      <w:r>
-        <w:rPr>
-          <w:rFonts w:ascii="Courier New" w:hAnsi="Courier New" w:cs="Courier New"/>
-          <w:sz w:val="24"/>
-        </w:rPr>
-        <w:t>(</w:t>
-      </w:r>
-      <w:proofErr w:type="spellStart"/>
-      <w:r>
-        <w:rPr>
-          <w:rFonts w:ascii="Courier New" w:hAnsi="Courier New" w:cs="Courier New"/>
-          <w:sz w:val="24"/>
-        </w:rPr>
-        <w:t>opar</w:t>
-      </w:r>
-      <w:proofErr w:type="spellEnd"/>
-      <w:r>
-        <w:rPr>
-          <w:rFonts w:ascii="Courier New" w:hAnsi="Courier New" w:cs="Courier New"/>
-          <w:sz w:val="24"/>
-        </w:rPr>
-        <w:t xml:space="preserve">) # Задание стандартных параметров </w:t>
+        </w:rPr>
+        <w:t xml:space="preserve">par(opar) # Задание стандартных параметров </w:t>
       </w:r>
     </w:p>
     <w:p>
@@ -18190,7 +17995,6 @@
         </w:rPr>
         <w:t>(</w:t>
       </w:r>
-      <w:proofErr w:type="spellStart"/>
       <w:r>
         <w:rPr>
           <w:rFonts w:ascii="Courier New" w:hAnsi="Courier New" w:cs="Courier New"/>
@@ -18199,7 +18003,6 @@
         </w:rPr>
         <w:t>mtcars</w:t>
       </w:r>
-      <w:proofErr w:type="spellEnd"/>
       <w:r>
         <w:rPr>
           <w:rFonts w:ascii="Courier New" w:hAnsi="Courier New" w:cs="Courier New"/>
@@ -18218,6 +18021,7 @@
           <w:lang w:val="en-US"/>
         </w:rPr>
       </w:pPr>
+      <w:proofErr w:type="gramStart"/>
       <w:r>
         <w:rPr>
           <w:rFonts w:ascii="Courier New" w:hAnsi="Courier New" w:cs="Courier New"/>
@@ -18226,249 +18030,160 @@
         </w:rPr>
         <w:t>plot(</w:t>
       </w:r>
-      <w:proofErr w:type="spellStart"/>
+      <w:proofErr w:type="gramEnd"/>
       <w:r>
         <w:rPr>
           <w:rFonts w:ascii="Courier New" w:hAnsi="Courier New" w:cs="Courier New"/>
           <w:sz w:val="24"/>
           <w:lang w:val="en-US"/>
         </w:rPr>
-        <w:t>wt</w:t>
-      </w:r>
-      <w:proofErr w:type="spellEnd"/>
-      <w:r>
+        <w:t>wt, mpg)</w:t>
+      </w:r>
+    </w:p>
+    <w:p>
+      <w:pPr>
+        <w:ind w:firstLine="0"/>
         <w:rPr>
           <w:rFonts w:ascii="Courier New" w:hAnsi="Courier New" w:cs="Courier New"/>
           <w:sz w:val="24"/>
           <w:lang w:val="en-US"/>
         </w:rPr>
-        <w:t>, mpg)</w:t>
-      </w:r>
-    </w:p>
-    <w:p>
-      <w:pPr>
-        <w:ind w:firstLine="0"/>
+      </w:pPr>
+      <w:r>
         <w:rPr>
           <w:rFonts w:ascii="Courier New" w:hAnsi="Courier New" w:cs="Courier New"/>
           <w:sz w:val="24"/>
           <w:lang w:val="en-US"/>
         </w:rPr>
-      </w:pPr>
-      <w:proofErr w:type="spellStart"/>
-      <w:r>
+        <w:t>abline(lm(mpg~wt))</w:t>
+      </w:r>
+    </w:p>
+    <w:p>
+      <w:pPr>
+        <w:ind w:firstLine="0"/>
         <w:rPr>
           <w:rFonts w:ascii="Courier New" w:hAnsi="Courier New" w:cs="Courier New"/>
           <w:sz w:val="24"/>
           <w:lang w:val="en-US"/>
         </w:rPr>
-        <w:t>abline</w:t>
-      </w:r>
-      <w:proofErr w:type="spellEnd"/>
+      </w:pPr>
+      <w:proofErr w:type="gramStart"/>
       <w:r>
         <w:rPr>
           <w:rFonts w:ascii="Courier New" w:hAnsi="Courier New" w:cs="Courier New"/>
           <w:sz w:val="24"/>
           <w:lang w:val="en-US"/>
         </w:rPr>
-        <w:t>(</w:t>
-      </w:r>
-      <w:proofErr w:type="spellStart"/>
+        <w:t>title(</w:t>
+      </w:r>
+      <w:proofErr w:type="gramEnd"/>
       <w:r>
         <w:rPr>
           <w:rFonts w:ascii="Courier New" w:hAnsi="Courier New" w:cs="Courier New"/>
           <w:sz w:val="24"/>
           <w:lang w:val="en-US"/>
         </w:rPr>
-        <w:t>lm</w:t>
-      </w:r>
-      <w:proofErr w:type="spellEnd"/>
-      <w:r>
+        <w:t>"Regression of MPG on Weight")</w:t>
+      </w:r>
+    </w:p>
+    <w:p>
+      <w:pPr>
+        <w:ind w:firstLine="0"/>
         <w:rPr>
           <w:rFonts w:ascii="Courier New" w:hAnsi="Courier New" w:cs="Courier New"/>
           <w:sz w:val="24"/>
           <w:lang w:val="en-US"/>
         </w:rPr>
-        <w:t>(</w:t>
-      </w:r>
-      <w:proofErr w:type="spellStart"/>
+      </w:pPr>
       <w:r>
         <w:rPr>
           <w:rFonts w:ascii="Courier New" w:hAnsi="Courier New" w:cs="Courier New"/>
           <w:sz w:val="24"/>
           <w:lang w:val="en-US"/>
         </w:rPr>
-        <w:t>mpg~wt</w:t>
-      </w:r>
-      <w:proofErr w:type="spellEnd"/>
-      <w:r>
+        <w:t>detach(mtcars)</w:t>
+      </w:r>
+    </w:p>
+    <w:p>
+      <w:pPr>
+        <w:ind w:firstLine="0"/>
         <w:rPr>
           <w:rFonts w:ascii="Courier New" w:hAnsi="Courier New" w:cs="Courier New"/>
           <w:sz w:val="24"/>
           <w:lang w:val="en-US"/>
         </w:rPr>
-        <w:t>))</w:t>
-      </w:r>
-    </w:p>
-    <w:p>
-      <w:pPr>
-        <w:ind w:firstLine="0"/>
+      </w:pPr>
+      <w:proofErr w:type="gramStart"/>
+      <w:r>
         <w:rPr>
           <w:rFonts w:ascii="Courier New" w:hAnsi="Courier New" w:cs="Courier New"/>
           <w:sz w:val="24"/>
           <w:lang w:val="en-US"/>
         </w:rPr>
-      </w:pPr>
+        <w:t>legend(</w:t>
+      </w:r>
+      <w:proofErr w:type="gramEnd"/>
       <w:r>
         <w:rPr>
           <w:rFonts w:ascii="Courier New" w:hAnsi="Courier New" w:cs="Courier New"/>
           <w:sz w:val="24"/>
           <w:lang w:val="en-US"/>
         </w:rPr>
-        <w:t>title("Regression of MPG on Weight")</w:t>
-      </w:r>
-    </w:p>
-    <w:p>
-      <w:pPr>
-        <w:ind w:firstLine="0"/>
+        <w:t xml:space="preserve">"top", c("mpg~wt"), col = </w:t>
+      </w:r>
+      <w:proofErr w:type="gramStart"/>
+      <w:r>
         <w:rPr>
           <w:rFonts w:ascii="Courier New" w:hAnsi="Courier New" w:cs="Courier New"/>
           <w:sz w:val="24"/>
           <w:lang w:val="en-US"/>
         </w:rPr>
-      </w:pPr>
+        <w:t>c(</w:t>
+      </w:r>
+      <w:proofErr w:type="gramEnd"/>
       <w:r>
         <w:rPr>
           <w:rFonts w:ascii="Courier New" w:hAnsi="Courier New" w:cs="Courier New"/>
           <w:sz w:val="24"/>
           <w:lang w:val="en-US"/>
         </w:rPr>
-        <w:t>detach(</w:t>
-      </w:r>
-      <w:proofErr w:type="spellStart"/>
+        <w:t xml:space="preserve">3, 4, 6), text.col = "black", lty = </w:t>
+      </w:r>
+      <w:proofErr w:type="gramStart"/>
       <w:r>
         <w:rPr>
           <w:rFonts w:ascii="Courier New" w:hAnsi="Courier New" w:cs="Courier New"/>
           <w:sz w:val="24"/>
           <w:lang w:val="en-US"/>
         </w:rPr>
-        <w:t>mtcars</w:t>
-      </w:r>
-      <w:proofErr w:type="spellEnd"/>
+        <w:t>c(</w:t>
+      </w:r>
+      <w:proofErr w:type="gramEnd"/>
       <w:r>
         <w:rPr>
           <w:rFonts w:ascii="Courier New" w:hAnsi="Courier New" w:cs="Courier New"/>
           <w:sz w:val="24"/>
           <w:lang w:val="en-US"/>
         </w:rPr>
-        <w:t>)</w:t>
-      </w:r>
-    </w:p>
-    <w:p>
-      <w:pPr>
-        <w:ind w:firstLine="0"/>
+        <w:t xml:space="preserve">2, -1, 1), pch = </w:t>
+      </w:r>
+      <w:proofErr w:type="gramStart"/>
+      <w:r>
         <w:rPr>
           <w:rFonts w:ascii="Courier New" w:hAnsi="Courier New" w:cs="Courier New"/>
           <w:sz w:val="24"/>
           <w:lang w:val="en-US"/>
         </w:rPr>
-      </w:pPr>
+        <w:t>c(</w:t>
+      </w:r>
+      <w:proofErr w:type="gramEnd"/>
       <w:r>
         <w:rPr>
           <w:rFonts w:ascii="Courier New" w:hAnsi="Courier New" w:cs="Courier New"/>
           <w:sz w:val="24"/>
           <w:lang w:val="en-US"/>
         </w:rPr>
-        <w:t>legend("top", c("</w:t>
-      </w:r>
-      <w:proofErr w:type="spellStart"/>
-      <w:r>
-        <w:rPr>
-          <w:rFonts w:ascii="Courier New" w:hAnsi="Courier New" w:cs="Courier New"/>
-          <w:sz w:val="24"/>
-          <w:lang w:val="en-US"/>
-        </w:rPr>
-        <w:t>mpg~wt</w:t>
-      </w:r>
-      <w:proofErr w:type="spellEnd"/>
-      <w:r>
-        <w:rPr>
-          <w:rFonts w:ascii="Courier New" w:hAnsi="Courier New" w:cs="Courier New"/>
-          <w:sz w:val="24"/>
-          <w:lang w:val="en-US"/>
-        </w:rPr>
-        <w:t xml:space="preserve">"), col = c(3, 4, 6), </w:t>
-      </w:r>
-      <w:proofErr w:type="spellStart"/>
-      <w:r>
-        <w:rPr>
-          <w:rFonts w:ascii="Courier New" w:hAnsi="Courier New" w:cs="Courier New"/>
-          <w:sz w:val="24"/>
-          <w:lang w:val="en-US"/>
-        </w:rPr>
-        <w:t>text.col</w:t>
-      </w:r>
-      <w:proofErr w:type="spellEnd"/>
-      <w:r>
-        <w:rPr>
-          <w:rFonts w:ascii="Courier New" w:hAnsi="Courier New" w:cs="Courier New"/>
-          <w:sz w:val="24"/>
-          <w:lang w:val="en-US"/>
-        </w:rPr>
-        <w:t xml:space="preserve"> = "black", </w:t>
-      </w:r>
-      <w:proofErr w:type="spellStart"/>
-      <w:r>
-        <w:rPr>
-          <w:rFonts w:ascii="Courier New" w:hAnsi="Courier New" w:cs="Courier New"/>
-          <w:sz w:val="24"/>
-          <w:lang w:val="en-US"/>
-        </w:rPr>
-        <w:t>lty</w:t>
-      </w:r>
-      <w:proofErr w:type="spellEnd"/>
-      <w:r>
-        <w:rPr>
-          <w:rFonts w:ascii="Courier New" w:hAnsi="Courier New" w:cs="Courier New"/>
-          <w:sz w:val="24"/>
-          <w:lang w:val="en-US"/>
-        </w:rPr>
-        <w:t xml:space="preserve"> = c(2, -1, 1), </w:t>
-      </w:r>
-      <w:proofErr w:type="spellStart"/>
-      <w:r>
-        <w:rPr>
-          <w:rFonts w:ascii="Courier New" w:hAnsi="Courier New" w:cs="Courier New"/>
-          <w:sz w:val="24"/>
-          <w:lang w:val="en-US"/>
-        </w:rPr>
-        <w:t>pch</w:t>
-      </w:r>
-      <w:proofErr w:type="spellEnd"/>
-      <w:r>
-        <w:rPr>
-          <w:rFonts w:ascii="Courier New" w:hAnsi="Courier New" w:cs="Courier New"/>
-          <w:sz w:val="24"/>
-          <w:lang w:val="en-US"/>
-        </w:rPr>
-        <w:t xml:space="preserve"> = c(NA, 3, 4), merge = TRUE, </w:t>
-      </w:r>
-      <w:proofErr w:type="spellStart"/>
-      <w:r>
-        <w:rPr>
-          <w:rFonts w:ascii="Courier New" w:hAnsi="Courier New" w:cs="Courier New"/>
-          <w:sz w:val="24"/>
-          <w:lang w:val="en-US"/>
-        </w:rPr>
-        <w:t>bg</w:t>
-      </w:r>
-      <w:proofErr w:type="spellEnd"/>
-      <w:r>
-        <w:rPr>
-          <w:rFonts w:ascii="Courier New" w:hAnsi="Courier New" w:cs="Courier New"/>
-          <w:sz w:val="24"/>
-          <w:lang w:val="en-US"/>
-        </w:rPr>
-        <w:t xml:space="preserve"> = "gray90")</w:t>
+        <w:t>NA, 3, 4), merge = TRUE, bg = "gray90")</w:t>
       </w:r>
     </w:p>
     <w:p>
@@ -18817,14 +18532,12 @@
       <w:r>
         <w:t xml:space="preserve">Запуск пакета </w:t>
       </w:r>
-      <w:proofErr w:type="spellStart"/>
       <w:r>
         <w:rPr>
           <w:lang w:val="en-US"/>
         </w:rPr>
         <w:t>Rcmdr</w:t>
       </w:r>
-      <w:proofErr w:type="spellEnd"/>
     </w:p>
     <w:p>
       <w:pPr>
@@ -19146,32 +18859,27 @@
         <w:t>3.</w:t>
       </w:r>
       <w:r>
-        <w:t xml:space="preserve">4 – корреляционная матрица, созданная Ранговым методом </w:t>
-      </w:r>
-      <w:proofErr w:type="spellStart"/>
-      <w:r>
-        <w:t>Спирмена</w:t>
-      </w:r>
-      <w:proofErr w:type="spellEnd"/>
+        <w:t>4 – корреляционная матрица, созданная Ранговым методом Спирмена</w:t>
+      </w:r>
     </w:p>
     <w:p>
       <w:pPr>
         <w:pStyle w:val="a5"/>
-      </w:pPr>
-      <w:r>
-        <w:t xml:space="preserve">Как можем увидеть из Рисунка 3, сильную корреляцию показывают такие данные как общественное развитие и бедность, реальное ВВП и образование, особо сильную корреляцию показывает общественное развитие и реальное ВВП, довольно высокую обратную корреляцию показывает </w:t>
+        <w:rPr>
+          <w:lang w:val="en-US"/>
+        </w:rPr>
+      </w:pPr>
+    </w:p>
+    <w:p>
+      <w:pPr>
+        <w:pStyle w:val="a5"/>
+      </w:pPr>
+      <w:r>
+        <w:t xml:space="preserve">Как можем увидеть из Рисунка 3, сильную корреляцию показывают такие данные как общественное развитие и бедность, реальное ВВП и образование, особо сильную корреляцию показывает общественное развитие </w:t>
       </w:r>
       <w:r>
         <w:lastRenderedPageBreak/>
-        <w:t xml:space="preserve">образование и безработица. Ранговый метод </w:t>
-      </w:r>
-      <w:proofErr w:type="spellStart"/>
-      <w:r>
-        <w:t>Спирмана</w:t>
-      </w:r>
-      <w:proofErr w:type="spellEnd"/>
-      <w:r>
-        <w:t xml:space="preserve"> показывает похожие тенденции, но более гладкие, так общественное развитие и реальное ВВП с 0.82 упало до 0.66, что всё ещё сообщает об определённой корреляции между этими параметрами, но не такую резкой как метод Пирсона.</w:t>
+        <w:t>и реальное ВВП, довольно высокую обратную корреляцию показывает образование и безработица. Ранговый метод Спирмана показывает похожие тенденции, но более гладкие, так общественное развитие и реальное ВВП с 0.82 упало до 0.66, что всё ещё сообщает об определённой корреляции между этими параметрами, но не такую резкой как метод Пирсона.</w:t>
       </w:r>
     </w:p>
     <w:p>
@@ -19286,9 +18994,9 @@
           <w:noProof/>
         </w:rPr>
         <w:drawing>
-          <wp:inline distT="0" distB="0" distL="0" distR="0" wp14:anchorId="66259B13" wp14:editId="4BBB13A6">
-            <wp:extent cx="4829849" cy="2257740"/>
-            <wp:effectExtent l="0" t="0" r="8890" b="9525"/>
+          <wp:inline distT="0" distB="0" distL="0" distR="0" wp14:anchorId="66259B13" wp14:editId="225ED3C0">
+            <wp:extent cx="3774559" cy="1764439"/>
+            <wp:effectExtent l="0" t="0" r="0" b="7620"/>
             <wp:docPr id="450072972" name="Рисунок 1"/>
             <wp:cNvGraphicFramePr>
               <a:graphicFrameLocks xmlns:a="http://schemas.openxmlformats.org/drawingml/2006/main" noChangeAspect="1"/>
@@ -19309,7 +19017,7 @@
                   <pic:spPr>
                     <a:xfrm>
                       <a:off x="0" y="0"/>
-                      <a:ext cx="4829849" cy="2257740"/>
+                      <a:ext cx="3800749" cy="1776682"/>
                     </a:xfrm>
                     <a:prstGeom prst="rect">
                       <a:avLst/>
@@ -19360,7 +19068,6 @@
             <w:rPr>
               <w:rFonts w:ascii="Cambria Math" w:hAnsi="Cambria Math"/>
             </w:rPr>
-            <w:lastRenderedPageBreak/>
             <m:t>ВВП=2.5445∙ОР-1.5307</m:t>
           </m:r>
         </m:oMath>
@@ -19372,16 +19079,6 @@
         <w:ind w:firstLine="0"/>
         <w:rPr>
           <w:rFonts w:eastAsiaTheme="minorEastAsia"/>
-          <w:lang w:val="en-US"/>
-        </w:rPr>
-      </w:pPr>
-    </w:p>
-    <w:p>
-      <w:pPr>
-        <w:pStyle w:val="a5"/>
-        <w:ind w:firstLine="0"/>
-        <w:rPr>
-          <w:rFonts w:eastAsiaTheme="minorEastAsia"/>
         </w:rPr>
       </w:pPr>
       <w:r>
@@ -19389,6 +19086,7 @@
           <w:rFonts w:eastAsiaTheme="minorEastAsia"/>
           <w:lang w:val="en-US"/>
         </w:rPr>
+        <w:lastRenderedPageBreak/>
         <w:tab/>
         <w:t xml:space="preserve">6. </w:t>
       </w:r>
@@ -19419,9 +19117,9 @@
           <w:noProof/>
         </w:rPr>
         <w:drawing>
-          <wp:inline distT="0" distB="0" distL="0" distR="0" wp14:anchorId="62EDA8C9" wp14:editId="52710CEC">
-            <wp:extent cx="3934047" cy="4048852"/>
-            <wp:effectExtent l="0" t="0" r="9525" b="8890"/>
+          <wp:inline distT="0" distB="0" distL="0" distR="0" wp14:anchorId="62EDA8C9" wp14:editId="30FE0C5F">
+            <wp:extent cx="2985679" cy="3072809"/>
+            <wp:effectExtent l="0" t="0" r="5715" b="0"/>
             <wp:docPr id="917668460" name="Рисунок 1"/>
             <wp:cNvGraphicFramePr>
               <a:graphicFrameLocks xmlns:a="http://schemas.openxmlformats.org/drawingml/2006/main" noChangeAspect="1"/>
@@ -19442,7 +19140,7 @@
                   <pic:spPr>
                     <a:xfrm>
                       <a:off x="0" y="0"/>
-                      <a:ext cx="3939966" cy="4054944"/>
+                      <a:ext cx="2999898" cy="3087443"/>
                     </a:xfrm>
                     <a:prstGeom prst="rect">
                       <a:avLst/>
@@ -19586,7 +19284,6 @@
           <w:noProof/>
           <w:lang w:val="en-US"/>
         </w:rPr>
-        <w:lastRenderedPageBreak/>
         <w:drawing>
           <wp:inline distT="0" distB="0" distL="0" distR="0" wp14:anchorId="67282DAE" wp14:editId="0B6D4EBF">
             <wp:extent cx="6248895" cy="2105025"/>
@@ -19638,6 +19335,9 @@
         <w:pStyle w:val="a5"/>
         <w:ind w:firstLine="0"/>
         <w:jc w:val="center"/>
+        <w:rPr>
+          <w:lang w:val="en-US"/>
+        </w:rPr>
       </w:pPr>
       <w:r>
         <w:t xml:space="preserve">Рисунок 9 – корреляционная матрица </w:t>
@@ -19647,6 +19347,10 @@
       <w:pPr>
         <w:pStyle w:val="a5"/>
         <w:ind w:firstLine="0"/>
+        <w:jc w:val="center"/>
+        <w:rPr>
+          <w:lang w:val="en-US"/>
+        </w:rPr>
       </w:pPr>
     </w:p>
     <w:p>
@@ -19655,6 +19359,7 @@
         <w:ind w:firstLine="708"/>
       </w:pPr>
       <w:r>
+        <w:lastRenderedPageBreak/>
         <w:t>7.3. Иллюстрация полученных результатов на графиках разброса</w:t>
       </w:r>
     </w:p>
@@ -19675,9 +19380,9 @@
           <w:noProof/>
         </w:rPr>
         <w:drawing>
-          <wp:inline distT="0" distB="0" distL="0" distR="0" wp14:anchorId="7B72A364" wp14:editId="77F32165">
-            <wp:extent cx="5940425" cy="2982595"/>
-            <wp:effectExtent l="0" t="0" r="3175" b="8255"/>
+          <wp:inline distT="0" distB="0" distL="0" distR="0" wp14:anchorId="7B72A364" wp14:editId="744A55A0">
+            <wp:extent cx="5624623" cy="2824036"/>
+            <wp:effectExtent l="0" t="0" r="0" b="0"/>
             <wp:docPr id="1065891989" name="Рисунок 1"/>
             <wp:cNvGraphicFramePr>
               <a:graphicFrameLocks xmlns:a="http://schemas.openxmlformats.org/drawingml/2006/main" noChangeAspect="1"/>
@@ -19698,7 +19403,7 @@
                   <pic:spPr>
                     <a:xfrm>
                       <a:off x="0" y="0"/>
-                      <a:ext cx="5940425" cy="2982595"/>
+                      <a:ext cx="5637005" cy="2830253"/>
                     </a:xfrm>
                     <a:prstGeom prst="rect">
                       <a:avLst/>
@@ -19783,7 +19488,6 @@
         <w:ind w:firstLine="0"/>
       </w:pPr>
       <w:r>
-        <w:lastRenderedPageBreak/>
         <w:tab/>
         <w:t>Данные 3 пары будут выбраны как самые коррелирующие</w:t>
       </w:r>
@@ -20239,7 +19943,6 @@
           <w:iCs/>
           <w:noProof/>
         </w:rPr>
-        <w:lastRenderedPageBreak/>
         <w:drawing>
           <wp:inline distT="0" distB="0" distL="0" distR="0" wp14:anchorId="1873EB3C" wp14:editId="32141EF6">
             <wp:extent cx="5940425" cy="2976245"/>
@@ -20335,6 +20038,7 @@
           <w:iCs/>
           <w:noProof/>
         </w:rPr>
+        <w:lastRenderedPageBreak/>
         <w:drawing>
           <wp:inline distT="0" distB="0" distL="0" distR="0" wp14:anchorId="48F485C1" wp14:editId="67BC1467">
             <wp:extent cx="5940425" cy="2976245"/>
@@ -20419,7 +20123,6 @@
           <w:iCs/>
           <w:noProof/>
         </w:rPr>
-        <w:lastRenderedPageBreak/>
         <w:drawing>
           <wp:inline distT="0" distB="0" distL="0" distR="0" wp14:anchorId="3567A4B6" wp14:editId="6426A62B">
             <wp:extent cx="5940425" cy="2976245"/>
@@ -20573,10 +20276,11 @@
           <w:noProof/>
           <w:lang w:val="en-US"/>
         </w:rPr>
+        <w:lastRenderedPageBreak/>
         <w:drawing>
-          <wp:inline distT="0" distB="0" distL="0" distR="0" wp14:anchorId="35BD7E95" wp14:editId="6744C8ED">
-            <wp:extent cx="3707986" cy="3017520"/>
-            <wp:effectExtent l="0" t="0" r="6985" b="0"/>
+          <wp:inline distT="0" distB="0" distL="0" distR="0" wp14:anchorId="35BD7E95" wp14:editId="7A4168B1">
+            <wp:extent cx="4154825" cy="3381153"/>
+            <wp:effectExtent l="0" t="0" r="0" b="0"/>
             <wp:docPr id="216880677" name="Рисунок 1"/>
             <wp:cNvGraphicFramePr>
               <a:graphicFrameLocks xmlns:a="http://schemas.openxmlformats.org/drawingml/2006/main" noChangeAspect="1"/>
@@ -20597,7 +20301,7 @@
                   <pic:spPr>
                     <a:xfrm>
                       <a:off x="0" y="0"/>
-                      <a:ext cx="3718493" cy="3026070"/>
+                      <a:ext cx="4177354" cy="3399487"/>
                     </a:xfrm>
                     <a:prstGeom prst="rect">
                       <a:avLst/>
@@ -20717,6 +20421,14 @@
     <w:p>
       <w:pPr>
         <w:pStyle w:val="a5"/>
+        <w:rPr>
+          <w:lang w:val="en-US"/>
+        </w:rPr>
+      </w:pPr>
+    </w:p>
+    <w:p>
+      <w:pPr>
+        <w:pStyle w:val="a5"/>
       </w:pPr>
       <w:r>
         <w:t>Формула для ВВП</w:t>
@@ -20827,7 +20539,6 @@
           <w:noProof/>
           <w:lang w:val="en-US"/>
         </w:rPr>
-        <w:lastRenderedPageBreak/>
         <w:drawing>
           <wp:inline distT="0" distB="0" distL="0" distR="0" wp14:anchorId="3B9C37D7" wp14:editId="7317152F">
             <wp:extent cx="5940425" cy="6113780"/>
@@ -21442,7 +21153,7 @@
         <w:t xml:space="preserve">– </w:t>
       </w:r>
       <w:r>
-        <w:t xml:space="preserve"> Р</w:t>
+        <w:t>Р</w:t>
       </w:r>
       <w:r>
         <w:t>езультат проверк</w:t>
@@ -21497,6 +21208,9 @@
         <w:jc w:val="center"/>
       </w:pPr>
       <w:r>
+        <w:rPr>
+          <w:noProof/>
+        </w:rPr>
         <w:drawing>
           <wp:inline distT="0" distB="0" distL="0" distR="0" wp14:anchorId="0A782B12" wp14:editId="3F1906D0">
             <wp:extent cx="5429250" cy="2609290"/>
@@ -21576,6 +21290,9 @@
         <w:jc w:val="center"/>
       </w:pPr>
       <w:r>
+        <w:rPr>
+          <w:noProof/>
+        </w:rPr>
         <w:drawing>
           <wp:inline distT="0" distB="0" distL="0" distR="0" wp14:anchorId="3E273906" wp14:editId="01C35E65">
             <wp:extent cx="4105275" cy="2255322"/>
@@ -21800,6 +21517,9 @@
         <w:jc w:val="center"/>
       </w:pPr>
       <w:r>
+        <w:rPr>
+          <w:noProof/>
+        </w:rPr>
         <w:lastRenderedPageBreak/>
         <w:drawing>
           <wp:inline distT="0" distB="0" distL="0" distR="0" wp14:anchorId="5D82E677" wp14:editId="01D041A5">
@@ -21845,6 +21565,9 @@
         <w:jc w:val="center"/>
       </w:pPr>
       <w:r>
+        <w:rPr>
+          <w:noProof/>
+        </w:rPr>
         <w:drawing>
           <wp:inline distT="0" distB="0" distL="0" distR="0" wp14:anchorId="2D730553" wp14:editId="30A00557">
             <wp:extent cx="5940425" cy="1776095"/>
@@ -21906,6 +21629,9 @@
         <w:jc w:val="center"/>
       </w:pPr>
       <w:r>
+        <w:rPr>
+          <w:noProof/>
+        </w:rPr>
         <w:drawing>
           <wp:inline distT="0" distB="0" distL="0" distR="0" wp14:anchorId="05F9B054" wp14:editId="56EE3233">
             <wp:extent cx="3305175" cy="2973869"/>
@@ -21950,6 +21676,9 @@
         <w:jc w:val="center"/>
       </w:pPr>
       <w:r>
+        <w:rPr>
+          <w:noProof/>
+        </w:rPr>
         <w:lastRenderedPageBreak/>
         <w:drawing>
           <wp:inline distT="0" distB="0" distL="0" distR="0" wp14:anchorId="0B08A466" wp14:editId="52CCCC4B">
@@ -21995,6 +21724,9 @@
         <w:jc w:val="center"/>
       </w:pPr>
       <w:r>
+        <w:rPr>
+          <w:noProof/>
+        </w:rPr>
         <w:drawing>
           <wp:inline distT="0" distB="0" distL="0" distR="0" wp14:anchorId="037C387A" wp14:editId="73CC80BD">
             <wp:extent cx="5927342" cy="1438275"/>
@@ -22140,6 +21872,9 @@
         <w:jc w:val="center"/>
       </w:pPr>
       <w:r>
+        <w:rPr>
+          <w:noProof/>
+        </w:rPr>
         <w:drawing>
           <wp:inline distT="0" distB="0" distL="0" distR="0" wp14:anchorId="4996FEE2" wp14:editId="40BD01FD">
             <wp:extent cx="5940425" cy="429260"/>
